--- a/LR3/Сценарии.docx
+++ b/LR3/Сценарии.docx
@@ -6,23 +6,10 @@
       <w:pPr>
         <w:spacing w:after="0" w:line="360" w:lineRule="auto"/>
         <w:ind w:firstLine="709"/>
-        <w:jc w:val="both"/>
-      </w:pPr>
-      <w:r>
-        <w:t>Кувалдаев Вадим</w:t>
-      </w:r>
-    </w:p>
-    <w:p>
-      <w:pPr>
-        <w:spacing w:after="0" w:line="360" w:lineRule="auto"/>
-        <w:ind w:firstLine="709"/>
-        <w:jc w:val="both"/>
-      </w:pPr>
-      <w:r>
-        <w:t>Тестовые сценарии для аптеки</w:t>
-      </w:r>
-      <w:r>
-        <w:t xml:space="preserve"> (проект </w:t>
+        <w:jc w:val="center"/>
+      </w:pPr>
+      <w:r>
+        <w:t xml:space="preserve">Тестовые сценарии для аптеки (проект </w:t>
       </w:r>
       <w:r>
         <w:rPr>
@@ -31,10 +18,25 @@
         <w:t>LR</w:t>
       </w:r>
       <w:r>
-        <w:t>3</w:t>
-      </w:r>
-      <w:r>
-        <w:t>)</w:t>
+        <w:t>3)</w:t>
+      </w:r>
+    </w:p>
+    <w:p>
+      <w:pPr>
+        <w:spacing w:after="0" w:line="360" w:lineRule="auto"/>
+        <w:ind w:firstLine="709"/>
+        <w:jc w:val="center"/>
+      </w:pPr>
+      <w:proofErr w:type="spellStart"/>
+      <w:r>
+        <w:t>Кувалдаев</w:t>
+      </w:r>
+      <w:proofErr w:type="spellEnd"/>
+      <w:r>
+        <w:t xml:space="preserve"> </w:t>
+      </w:r>
+      <w:r>
+        <w:t>Вадим</w:t>
       </w:r>
     </w:p>
     <w:p>
@@ -42,18 +44,129 @@
         <w:spacing w:after="0" w:line="360" w:lineRule="auto"/>
         <w:ind w:firstLine="709"/>
         <w:jc w:val="both"/>
-      </w:pPr>
-      <w:r>
-        <w:t xml:space="preserve">Тестовый сценарий № 1 </w:t>
-      </w:r>
-      <w:r>
-        <w:t>–</w:t>
-      </w:r>
-      <w:r>
-        <w:t xml:space="preserve"> </w:t>
-      </w:r>
-      <w:r>
-        <w:t>Выбор различных категорий препаратов</w:t>
+        <w:rPr>
+          <w:b/>
+          <w:bCs/>
+        </w:rPr>
+      </w:pPr>
+      <w:r>
+        <w:rPr>
+          <w:b/>
+          <w:bCs/>
+        </w:rPr>
+        <w:t>Тестовый</w:t>
+      </w:r>
+      <w:r>
+        <w:rPr>
+          <w:b/>
+          <w:bCs/>
+        </w:rPr>
+        <w:t xml:space="preserve"> </w:t>
+      </w:r>
+      <w:r>
+        <w:rPr>
+          <w:b/>
+          <w:bCs/>
+        </w:rPr>
+        <w:t>сценарий</w:t>
+      </w:r>
+      <w:r>
+        <w:rPr>
+          <w:b/>
+          <w:bCs/>
+        </w:rPr>
+        <w:t xml:space="preserve"> </w:t>
+      </w:r>
+      <w:r>
+        <w:rPr>
+          <w:b/>
+          <w:bCs/>
+        </w:rPr>
+        <w:t>№</w:t>
+      </w:r>
+      <w:r>
+        <w:rPr>
+          <w:b/>
+          <w:bCs/>
+        </w:rPr>
+        <w:t xml:space="preserve"> </w:t>
+      </w:r>
+      <w:r>
+        <w:rPr>
+          <w:b/>
+          <w:bCs/>
+        </w:rPr>
+        <w:t>1</w:t>
+      </w:r>
+      <w:r>
+        <w:rPr>
+          <w:b/>
+          <w:bCs/>
+        </w:rPr>
+        <w:t xml:space="preserve"> </w:t>
+      </w:r>
+      <w:r>
+        <w:rPr>
+          <w:b/>
+          <w:bCs/>
+        </w:rPr>
+        <w:t>-</w:t>
+      </w:r>
+      <w:r>
+        <w:rPr>
+          <w:b/>
+          <w:bCs/>
+        </w:rPr>
+        <w:t xml:space="preserve"> </w:t>
+      </w:r>
+      <w:r>
+        <w:rPr>
+          <w:b/>
+          <w:bCs/>
+        </w:rPr>
+        <w:t>Выбор</w:t>
+      </w:r>
+      <w:r>
+        <w:rPr>
+          <w:b/>
+          <w:bCs/>
+        </w:rPr>
+        <w:t xml:space="preserve"> </w:t>
+      </w:r>
+      <w:r>
+        <w:rPr>
+          <w:b/>
+          <w:bCs/>
+        </w:rPr>
+        <w:t>различных</w:t>
+      </w:r>
+      <w:r>
+        <w:rPr>
+          <w:b/>
+          <w:bCs/>
+        </w:rPr>
+        <w:t xml:space="preserve"> </w:t>
+      </w:r>
+      <w:r>
+        <w:rPr>
+          <w:b/>
+          <w:bCs/>
+        </w:rPr>
+        <w:t>категорий</w:t>
+      </w:r>
+      <w:r>
+        <w:rPr>
+          <w:b/>
+          <w:bCs/>
+        </w:rPr>
+        <w:t xml:space="preserve"> </w:t>
+      </w:r>
+      <w:r>
+        <w:rPr>
+          <w:b/>
+          <w:bCs/>
+        </w:rPr>
+        <w:t>препаратов</w:t>
       </w:r>
     </w:p>
     <w:p>
@@ -63,13 +176,103 @@
         <w:jc w:val="both"/>
       </w:pPr>
       <w:r>
-        <w:t xml:space="preserve">Целью является проверка того, что </w:t>
-      </w:r>
-      <w:r>
-        <w:t xml:space="preserve">в программе можно выбирать различные списки категорий препаратов и </w:t>
-      </w:r>
-      <w:r>
-        <w:t>будут высвечиваться их содержимое.</w:t>
+        <w:t>Цель:</w:t>
+      </w:r>
+      <w:r>
+        <w:t xml:space="preserve"> </w:t>
+      </w:r>
+      <w:r>
+        <w:t>проверка</w:t>
+      </w:r>
+      <w:r>
+        <w:t xml:space="preserve"> </w:t>
+      </w:r>
+      <w:r>
+        <w:t>того,</w:t>
+      </w:r>
+      <w:r>
+        <w:t xml:space="preserve"> </w:t>
+      </w:r>
+      <w:r>
+        <w:t>что</w:t>
+      </w:r>
+      <w:r>
+        <w:t xml:space="preserve"> </w:t>
+      </w:r>
+      <w:r>
+        <w:t>в</w:t>
+      </w:r>
+      <w:r>
+        <w:t xml:space="preserve"> </w:t>
+      </w:r>
+      <w:r>
+        <w:t>программе</w:t>
+      </w:r>
+      <w:r>
+        <w:t xml:space="preserve"> </w:t>
+      </w:r>
+      <w:r>
+        <w:t>можно</w:t>
+      </w:r>
+      <w:r>
+        <w:t xml:space="preserve"> </w:t>
+      </w:r>
+      <w:r>
+        <w:t>выбирать</w:t>
+      </w:r>
+      <w:r>
+        <w:t xml:space="preserve"> </w:t>
+      </w:r>
+      <w:r>
+        <w:t>различные</w:t>
+      </w:r>
+      <w:r>
+        <w:t xml:space="preserve"> </w:t>
+      </w:r>
+      <w:r>
+        <w:t>списки</w:t>
+      </w:r>
+      <w:r>
+        <w:t xml:space="preserve"> </w:t>
+      </w:r>
+      <w:r>
+        <w:t>категорий</w:t>
+      </w:r>
+      <w:r>
+        <w:t xml:space="preserve"> </w:t>
+      </w:r>
+      <w:r>
+        <w:t>препаратов</w:t>
+      </w:r>
+      <w:r>
+        <w:t xml:space="preserve"> </w:t>
+      </w:r>
+      <w:r>
+        <w:t>и</w:t>
+      </w:r>
+      <w:r>
+        <w:t xml:space="preserve"> </w:t>
+      </w:r>
+      <w:r>
+        <w:t>будет</w:t>
+      </w:r>
+      <w:r>
+        <w:t xml:space="preserve"> </w:t>
+      </w:r>
+      <w:r>
+        <w:t>высвечиваться</w:t>
+      </w:r>
+      <w:r>
+        <w:t xml:space="preserve"> </w:t>
+      </w:r>
+      <w:r>
+        <w:t>их</w:t>
+      </w:r>
+      <w:r>
+        <w:t xml:space="preserve"> </w:t>
+      </w:r>
+      <w:r>
+        <w:t>содержимое.</w:t>
       </w:r>
     </w:p>
     <w:p>
@@ -79,7 +282,13 @@
         <w:jc w:val="both"/>
       </w:pPr>
       <w:r>
-        <w:t>Исходные данные:</w:t>
+        <w:t>Исходные</w:t>
+      </w:r>
+      <w:r>
+        <w:t xml:space="preserve"> </w:t>
+      </w:r>
+      <w:r>
+        <w:t>данные:</w:t>
       </w:r>
     </w:p>
     <w:p>
@@ -89,10 +298,61 @@
         <w:jc w:val="both"/>
       </w:pPr>
       <w:r>
-        <w:t>В программе есть категории препаратов</w:t>
-      </w:r>
-      <w:r>
-        <w:t xml:space="preserve"> под названием «», в которой содержатся следующие лекарства: …</w:t>
+        <w:t>В</w:t>
+      </w:r>
+      <w:r>
+        <w:t xml:space="preserve"> </w:t>
+      </w:r>
+      <w:r>
+        <w:t>программе</w:t>
+      </w:r>
+      <w:r>
+        <w:t xml:space="preserve"> </w:t>
+      </w:r>
+      <w:r>
+        <w:t>есть</w:t>
+      </w:r>
+      <w:r>
+        <w:t xml:space="preserve"> </w:t>
+      </w:r>
+      <w:r>
+        <w:t>категории</w:t>
+      </w:r>
+      <w:r>
+        <w:t xml:space="preserve"> </w:t>
+      </w:r>
+      <w:r>
+        <w:t>препаратов:</w:t>
+      </w:r>
+      <w:r>
+        <w:t xml:space="preserve"> </w:t>
+      </w:r>
+      <w:r>
+        <w:t>«</w:t>
+      </w:r>
+      <w:r>
+        <w:t>Антибиотики</w:t>
+      </w:r>
+      <w:r>
+        <w:t>»</w:t>
+      </w:r>
+      <w:r>
+        <w:t xml:space="preserve"> </w:t>
+      </w:r>
+      <w:r>
+        <w:t>и</w:t>
+      </w:r>
+      <w:r>
+        <w:t xml:space="preserve"> </w:t>
+      </w:r>
+      <w:r>
+        <w:t>«</w:t>
+      </w:r>
+      <w:r>
+        <w:t>Витамины</w:t>
+      </w:r>
+      <w:r>
+        <w:t>».</w:t>
       </w:r>
     </w:p>
     <w:p>
@@ -101,6 +361,51 @@
         <w:ind w:firstLine="709"/>
         <w:jc w:val="both"/>
       </w:pPr>
+      <w:r>
+        <w:t>В</w:t>
+      </w:r>
+      <w:r>
+        <w:t xml:space="preserve"> </w:t>
+      </w:r>
+      <w:r>
+        <w:t>категории</w:t>
+      </w:r>
+      <w:r>
+        <w:t xml:space="preserve"> </w:t>
+      </w:r>
+      <w:r>
+        <w:t>«</w:t>
+      </w:r>
+      <w:r>
+        <w:t>Антибиотики</w:t>
+      </w:r>
+      <w:r>
+        <w:t>»</w:t>
+      </w:r>
+      <w:r>
+        <w:t xml:space="preserve"> </w:t>
+      </w:r>
+      <w:r>
+        <w:t>содержатся:</w:t>
+      </w:r>
+      <w:r>
+        <w:t xml:space="preserve"> </w:t>
+      </w:r>
+      <w:r>
+        <w:t>«Антигриппин»</w:t>
+      </w:r>
+      <w:r>
+        <w:t xml:space="preserve"> </w:t>
+      </w:r>
+      <w:r>
+        <w:t>и</w:t>
+      </w:r>
+      <w:r>
+        <w:t xml:space="preserve"> </w:t>
+      </w:r>
+      <w:r>
+        <w:t>«Детралекс».</w:t>
+      </w:r>
     </w:p>
     <w:p>
       <w:pPr>
@@ -109,7 +414,60 @@
         <w:jc w:val="both"/>
       </w:pPr>
       <w:r>
-        <w:t>Ожидаемый результат:</w:t>
+        <w:t>В</w:t>
+      </w:r>
+      <w:r>
+        <w:t xml:space="preserve"> </w:t>
+      </w:r>
+      <w:r>
+        <w:t>категории</w:t>
+      </w:r>
+      <w:r>
+        <w:t xml:space="preserve"> </w:t>
+      </w:r>
+      <w:r>
+        <w:t>«</w:t>
+      </w:r>
+      <w:r>
+        <w:t>Витамины</w:t>
+      </w:r>
+      <w:r>
+        <w:t>»</w:t>
+      </w:r>
+      <w:r>
+        <w:t xml:space="preserve"> </w:t>
+      </w:r>
+      <w:r>
+        <w:t>содержатся:</w:t>
+      </w:r>
+      <w:r>
+        <w:t xml:space="preserve"> </w:t>
+      </w:r>
+      <w:r>
+        <w:t>«</w:t>
+      </w:r>
+      <w:proofErr w:type="spellStart"/>
+      <w:r>
+        <w:t>Витамишки</w:t>
+      </w:r>
+      <w:proofErr w:type="spellEnd"/>
+      <w:r>
+        <w:t>»</w:t>
+      </w:r>
+      <w:r>
+        <w:t>,</w:t>
+      </w:r>
+      <w:r>
+        <w:t xml:space="preserve"> </w:t>
+      </w:r>
+      <w:r>
+        <w:t>«Аскорбиновая</w:t>
+      </w:r>
+      <w:r>
+        <w:t xml:space="preserve"> </w:t>
+      </w:r>
+      <w:r>
+        <w:t>кислота».</w:t>
       </w:r>
     </w:p>
     <w:p>
@@ -119,7 +477,124 @@
         <w:jc w:val="both"/>
       </w:pPr>
       <w:r>
-        <w:t>Пользователь сможет открыть категорию «» и увидеть препараты, которые содержаться в ней.</w:t>
+        <w:t>Шаги</w:t>
+      </w:r>
+      <w:r>
+        <w:t xml:space="preserve"> </w:t>
+      </w:r>
+      <w:r>
+        <w:t>выполнения:</w:t>
+      </w:r>
+    </w:p>
+    <w:p>
+      <w:pPr>
+        <w:numPr>
+          <w:ilvl w:val="0"/>
+          <w:numId w:val="2"/>
+        </w:numPr>
+        <w:spacing w:after="0" w:line="360" w:lineRule="auto"/>
+        <w:ind w:left="0" w:firstLine="709"/>
+        <w:jc w:val="both"/>
+      </w:pPr>
+      <w:r>
+        <w:t>Запустить</w:t>
+      </w:r>
+      <w:r>
+        <w:t xml:space="preserve"> </w:t>
+      </w:r>
+      <w:r>
+        <w:t>программу</w:t>
+      </w:r>
+      <w:r>
+        <w:t>.</w:t>
+      </w:r>
+    </w:p>
+    <w:p>
+      <w:pPr>
+        <w:numPr>
+          <w:ilvl w:val="0"/>
+          <w:numId w:val="2"/>
+        </w:numPr>
+        <w:spacing w:after="0" w:line="360" w:lineRule="auto"/>
+        <w:ind w:left="0" w:firstLine="709"/>
+        <w:jc w:val="both"/>
+      </w:pPr>
+      <w:r>
+        <w:t>В</w:t>
+      </w:r>
+      <w:r>
+        <w:t xml:space="preserve"> </w:t>
+      </w:r>
+      <w:r>
+        <w:t>списке</w:t>
+      </w:r>
+      <w:r>
+        <w:t xml:space="preserve"> </w:t>
+      </w:r>
+      <w:r>
+        <w:t>категорий</w:t>
+      </w:r>
+      <w:r>
+        <w:t xml:space="preserve"> </w:t>
+      </w:r>
+      <w:r>
+        <w:t>выбрать</w:t>
+      </w:r>
+      <w:r>
+        <w:t xml:space="preserve"> </w:t>
+      </w:r>
+      <w:r>
+        <w:t>«</w:t>
+      </w:r>
+      <w:r>
+        <w:t>Антибиотики</w:t>
+      </w:r>
+      <w:r>
+        <w:t>».</w:t>
+      </w:r>
+    </w:p>
+    <w:p>
+      <w:pPr>
+        <w:numPr>
+          <w:ilvl w:val="0"/>
+          <w:numId w:val="2"/>
+        </w:numPr>
+        <w:spacing w:after="0" w:line="360" w:lineRule="auto"/>
+        <w:ind w:left="0" w:firstLine="709"/>
+        <w:jc w:val="both"/>
+      </w:pPr>
+      <w:r>
+        <w:t>В</w:t>
+      </w:r>
+      <w:r>
+        <w:t xml:space="preserve"> </w:t>
+      </w:r>
+      <w:r>
+        <w:t>списке</w:t>
+      </w:r>
+      <w:r>
+        <w:t xml:space="preserve"> </w:t>
+      </w:r>
+      <w:r>
+        <w:t>категорий</w:t>
+      </w:r>
+      <w:r>
+        <w:t xml:space="preserve"> </w:t>
+      </w:r>
+      <w:r>
+        <w:t>выбрать</w:t>
+      </w:r>
+      <w:r>
+        <w:t xml:space="preserve"> </w:t>
+      </w:r>
+      <w:r>
+        <w:t>«</w:t>
+      </w:r>
+      <w:r>
+        <w:t>Витамины</w:t>
+      </w:r>
+      <w:r>
+        <w:t>».</w:t>
       </w:r>
     </w:p>
     <w:p>
@@ -129,22 +604,13 @@
         <w:jc w:val="both"/>
       </w:pPr>
       <w:r>
-        <w:t>Тестовый сценарий №</w:t>
-      </w:r>
-      <w:r>
-        <w:t xml:space="preserve"> </w:t>
-      </w:r>
-      <w:r>
-        <w:t>2 - Чтение файла</w:t>
-      </w:r>
-      <w:r>
-        <w:t xml:space="preserve"> расширения .</w:t>
-      </w:r>
-      <w:r>
-        <w:rPr>
-          <w:lang w:val="en-US"/>
-        </w:rPr>
-        <w:t>csv</w:t>
+        <w:t>Ожидаемый</w:t>
+      </w:r>
+      <w:r>
+        <w:t xml:space="preserve"> </w:t>
+      </w:r>
+      <w:r>
+        <w:t>результат:</w:t>
       </w:r>
     </w:p>
     <w:p>
@@ -154,19 +620,67 @@
         <w:jc w:val="both"/>
       </w:pPr>
       <w:r>
-        <w:t xml:space="preserve">Целью является проверка того, что </w:t>
-      </w:r>
-      <w:r>
-        <w:t>программа может брать исходные данные из файла расширения .</w:t>
-      </w:r>
-      <w:r>
-        <w:rPr>
-          <w:lang w:val="en-US"/>
-        </w:rPr>
-        <w:t>csv</w:t>
-      </w:r>
-      <w:r>
-        <w:t>.</w:t>
+        <w:t>При</w:t>
+      </w:r>
+      <w:r>
+        <w:t xml:space="preserve"> </w:t>
+      </w:r>
+      <w:r>
+        <w:t>выборе</w:t>
+      </w:r>
+      <w:r>
+        <w:t xml:space="preserve"> </w:t>
+      </w:r>
+      <w:r>
+        <w:t>категории</w:t>
+      </w:r>
+      <w:r>
+        <w:t xml:space="preserve"> </w:t>
+      </w:r>
+      <w:r>
+        <w:t>«Антибиотики»</w:t>
+      </w:r>
+      <w:r>
+        <w:t xml:space="preserve"> </w:t>
+      </w:r>
+      <w:r>
+        <w:t>в</w:t>
+      </w:r>
+      <w:r>
+        <w:t xml:space="preserve"> </w:t>
+      </w:r>
+      <w:r>
+        <w:t>выпадающем</w:t>
+      </w:r>
+      <w:r>
+        <w:t xml:space="preserve"> </w:t>
+      </w:r>
+      <w:r>
+        <w:t>списке</w:t>
+      </w:r>
+      <w:r>
+        <w:t xml:space="preserve"> </w:t>
+      </w:r>
+      <w:r>
+        <w:t>препаратов</w:t>
+      </w:r>
+      <w:r>
+        <w:t xml:space="preserve"> </w:t>
+      </w:r>
+      <w:r>
+        <w:t>отображаются:</w:t>
+      </w:r>
+      <w:r>
+        <w:t xml:space="preserve"> </w:t>
+      </w:r>
+      <w:r>
+        <w:t>«Антигриппин»,</w:t>
+      </w:r>
+      <w:r>
+        <w:t xml:space="preserve"> </w:t>
+      </w:r>
+      <w:r>
+        <w:t>«Детралекс»</w:t>
       </w:r>
     </w:p>
     <w:p>
@@ -176,7 +690,81 @@
         <w:jc w:val="both"/>
       </w:pPr>
       <w:r>
-        <w:t>Исходные данные:</w:t>
+        <w:t>При</w:t>
+      </w:r>
+      <w:r>
+        <w:t xml:space="preserve"> </w:t>
+      </w:r>
+      <w:r>
+        <w:t>выборе</w:t>
+      </w:r>
+      <w:r>
+        <w:t xml:space="preserve"> </w:t>
+      </w:r>
+      <w:r>
+        <w:t>категории</w:t>
+      </w:r>
+      <w:r>
+        <w:t xml:space="preserve"> </w:t>
+      </w:r>
+      <w:r>
+        <w:t>«Витамины»</w:t>
+      </w:r>
+      <w:r>
+        <w:t xml:space="preserve"> </w:t>
+      </w:r>
+      <w:r>
+        <w:t>в</w:t>
+      </w:r>
+      <w:r>
+        <w:t xml:space="preserve"> </w:t>
+      </w:r>
+      <w:r>
+        <w:t>выпадающем</w:t>
+      </w:r>
+      <w:r>
+        <w:t xml:space="preserve"> </w:t>
+      </w:r>
+      <w:r>
+        <w:t>списке</w:t>
+      </w:r>
+      <w:r>
+        <w:t xml:space="preserve"> </w:t>
+      </w:r>
+      <w:r>
+        <w:t>препаратов</w:t>
+      </w:r>
+      <w:r>
+        <w:t xml:space="preserve"> </w:t>
+      </w:r>
+      <w:r>
+        <w:t>отображаются:</w:t>
+      </w:r>
+      <w:r>
+        <w:t xml:space="preserve"> </w:t>
+      </w:r>
+      <w:r>
+        <w:t>«</w:t>
+      </w:r>
+      <w:proofErr w:type="spellStart"/>
+      <w:r>
+        <w:t>Витамишки</w:t>
+      </w:r>
+      <w:proofErr w:type="spellEnd"/>
+      <w:r>
+        <w:t>»,</w:t>
+      </w:r>
+      <w:r>
+        <w:t xml:space="preserve"> </w:t>
+      </w:r>
+      <w:r>
+        <w:t>«Аскорбиновая</w:t>
+      </w:r>
+      <w:r>
+        <w:t xml:space="preserve"> </w:t>
+      </w:r>
+      <w:r>
+        <w:t>кислота»</w:t>
       </w:r>
     </w:p>
     <w:p>
@@ -184,28 +772,139 @@
         <w:spacing w:after="0" w:line="360" w:lineRule="auto"/>
         <w:ind w:firstLine="709"/>
         <w:jc w:val="both"/>
-      </w:pPr>
-      <w:r>
-        <w:t>В файл с расширением .</w:t>
-      </w:r>
-      <w:r>
         <w:rPr>
-          <w:lang w:val="en-US"/>
+          <w:b/>
+          <w:bCs/>
+        </w:rPr>
+      </w:pPr>
+      <w:r>
+        <w:rPr>
+          <w:b/>
+          <w:bCs/>
+        </w:rPr>
+        <w:t>Тестовый</w:t>
+      </w:r>
+      <w:r>
+        <w:rPr>
+          <w:b/>
+          <w:bCs/>
+        </w:rPr>
+        <w:t xml:space="preserve"> </w:t>
+      </w:r>
+      <w:r>
+        <w:rPr>
+          <w:b/>
+          <w:bCs/>
+        </w:rPr>
+        <w:t>сценарий</w:t>
+      </w:r>
+      <w:r>
+        <w:rPr>
+          <w:b/>
+          <w:bCs/>
+        </w:rPr>
+        <w:t xml:space="preserve"> </w:t>
+      </w:r>
+      <w:r>
+        <w:rPr>
+          <w:b/>
+          <w:bCs/>
+        </w:rPr>
+        <w:t>№</w:t>
+      </w:r>
+      <w:r>
+        <w:rPr>
+          <w:b/>
+          <w:bCs/>
+        </w:rPr>
+        <w:t xml:space="preserve"> </w:t>
+      </w:r>
+      <w:r>
+        <w:rPr>
+          <w:b/>
+          <w:bCs/>
+        </w:rPr>
+        <w:t>2</w:t>
+      </w:r>
+      <w:r>
+        <w:rPr>
+          <w:b/>
+          <w:bCs/>
+        </w:rPr>
+        <w:t xml:space="preserve"> </w:t>
+      </w:r>
+      <w:r>
+        <w:rPr>
+          <w:b/>
+          <w:bCs/>
+        </w:rPr>
+        <w:t>-</w:t>
+      </w:r>
+      <w:r>
+        <w:rPr>
+          <w:b/>
+          <w:bCs/>
+        </w:rPr>
+        <w:t xml:space="preserve"> </w:t>
+      </w:r>
+      <w:r>
+        <w:rPr>
+          <w:b/>
+          <w:bCs/>
+        </w:rPr>
+        <w:t>Чтение</w:t>
+      </w:r>
+      <w:r>
+        <w:rPr>
+          <w:b/>
+          <w:bCs/>
+        </w:rPr>
+        <w:t xml:space="preserve"> </w:t>
+      </w:r>
+      <w:r>
+        <w:rPr>
+          <w:b/>
+          <w:bCs/>
+        </w:rPr>
+        <w:t>файла</w:t>
+      </w:r>
+      <w:r>
+        <w:rPr>
+          <w:b/>
+          <w:bCs/>
+        </w:rPr>
+        <w:t xml:space="preserve"> </w:t>
+      </w:r>
+      <w:r>
+        <w:rPr>
+          <w:b/>
+          <w:bCs/>
+        </w:rPr>
+        <w:t>расширения</w:t>
+      </w:r>
+      <w:r>
+        <w:rPr>
+          <w:b/>
+          <w:bCs/>
+        </w:rPr>
+        <w:t xml:space="preserve"> </w:t>
+      </w:r>
+      <w:r>
+        <w:rPr>
+          <w:b/>
+          <w:bCs/>
+        </w:rPr>
+        <w:t>.</w:t>
+      </w:r>
+      <w:proofErr w:type="spellStart"/>
+      <w:r>
+        <w:rPr>
+          <w:b/>
+          <w:bCs/>
         </w:rPr>
         <w:t>csv</w:t>
       </w:r>
-      <w:r>
-        <w:t xml:space="preserve"> записаны данные по препаратам. Данные в нем </w:t>
-      </w:r>
-      <w:r>
-        <w:t>находятся в формате «Категория;Препарат;</w:t>
-      </w:r>
-      <w:r>
-        <w:t>Цена;Производитель;Срок годности;Поставщик;Ссылка на изображение</w:t>
-      </w:r>
-      <w:r>
-        <w:t>»</w:t>
-      </w:r>
+      <w:proofErr w:type="spellEnd"/>
     </w:p>
     <w:p>
       <w:pPr>
@@ -214,7 +913,87 @@
         <w:jc w:val="both"/>
       </w:pPr>
       <w:r>
-        <w:t>Ожидаемый результат:</w:t>
+        <w:t>Цель:</w:t>
+      </w:r>
+      <w:r>
+        <w:t xml:space="preserve"> </w:t>
+      </w:r>
+      <w:r>
+        <w:t>проверка</w:t>
+      </w:r>
+      <w:r>
+        <w:t xml:space="preserve"> </w:t>
+      </w:r>
+      <w:r>
+        <w:t>того,</w:t>
+      </w:r>
+      <w:r>
+        <w:t xml:space="preserve"> </w:t>
+      </w:r>
+      <w:r>
+        <w:t>что</w:t>
+      </w:r>
+      <w:r>
+        <w:t xml:space="preserve"> </w:t>
+      </w:r>
+      <w:r>
+        <w:t>программа</w:t>
+      </w:r>
+      <w:r>
+        <w:t xml:space="preserve"> </w:t>
+      </w:r>
+      <w:r>
+        <w:t>может</w:t>
+      </w:r>
+      <w:r>
+        <w:t xml:space="preserve"> </w:t>
+      </w:r>
+      <w:r>
+        <w:t>брать</w:t>
+      </w:r>
+      <w:r>
+        <w:t xml:space="preserve"> </w:t>
+      </w:r>
+      <w:r>
+        <w:t>исходные</w:t>
+      </w:r>
+      <w:r>
+        <w:t xml:space="preserve"> </w:t>
+      </w:r>
+      <w:r>
+        <w:t>данные</w:t>
+      </w:r>
+      <w:r>
+        <w:t xml:space="preserve"> </w:t>
+      </w:r>
+      <w:r>
+        <w:t>из</w:t>
+      </w:r>
+      <w:r>
+        <w:t xml:space="preserve"> </w:t>
+      </w:r>
+      <w:r>
+        <w:t>файла</w:t>
+      </w:r>
+      <w:r>
+        <w:t xml:space="preserve"> </w:t>
+      </w:r>
+      <w:r>
+        <w:t>расширения</w:t>
+      </w:r>
+      <w:r>
+        <w:t xml:space="preserve"> </w:t>
+      </w:r>
+      <w:r>
+        <w:t>.</w:t>
+      </w:r>
+      <w:proofErr w:type="spellStart"/>
+      <w:r>
+        <w:t>csv</w:t>
+      </w:r>
+      <w:proofErr w:type="spellEnd"/>
+      <w:r>
+        <w:t>.</w:t>
       </w:r>
     </w:p>
     <w:p>
@@ -223,6 +1002,15 @@
         <w:ind w:firstLine="709"/>
         <w:jc w:val="both"/>
       </w:pPr>
+      <w:r>
+        <w:t>Исходные</w:t>
+      </w:r>
+      <w:r>
+        <w:t xml:space="preserve"> </w:t>
+      </w:r>
+      <w:r>
+        <w:t>данные:</w:t>
+      </w:r>
     </w:p>
     <w:p>
       <w:pPr>
@@ -231,7 +1019,49 @@
         <w:jc w:val="both"/>
       </w:pPr>
       <w:r>
-        <w:t>Тестовый сценарий № 3 – Формирование отчета</w:t>
+        <w:t>Существует</w:t>
+      </w:r>
+      <w:r>
+        <w:t xml:space="preserve"> </w:t>
+      </w:r>
+      <w:r>
+        <w:t>файл</w:t>
+      </w:r>
+      <w:r>
+        <w:t xml:space="preserve"> </w:t>
+      </w:r>
+      <w:r>
+        <w:t>«</w:t>
+      </w:r>
+      <w:r>
+        <w:t>data.csv</w:t>
+      </w:r>
+      <w:r>
+        <w:t>»</w:t>
+      </w:r>
+      <w:r>
+        <w:t xml:space="preserve"> </w:t>
+      </w:r>
+      <w:r>
+        <w:t>в</w:t>
+      </w:r>
+      <w:r>
+        <w:t xml:space="preserve"> </w:t>
+      </w:r>
+      <w:r>
+        <w:t>директории</w:t>
+      </w:r>
+      <w:r>
+        <w:t xml:space="preserve"> </w:t>
+      </w:r>
+      <w:r>
+        <w:t>с</w:t>
+      </w:r>
+      <w:r>
+        <w:t xml:space="preserve"> </w:t>
+      </w:r>
+      <w:r>
+        <w:t>программой</w:t>
       </w:r>
     </w:p>
     <w:p>
@@ -240,6 +1070,88 @@
         <w:ind w:firstLine="709"/>
         <w:jc w:val="both"/>
       </w:pPr>
+      <w:r>
+        <w:t>В</w:t>
+      </w:r>
+      <w:r>
+        <w:t xml:space="preserve"> </w:t>
+      </w:r>
+      <w:r>
+        <w:t>файле</w:t>
+      </w:r>
+      <w:r>
+        <w:t xml:space="preserve"> </w:t>
+      </w:r>
+      <w:r>
+        <w:t>данные</w:t>
+      </w:r>
+      <w:r>
+        <w:t xml:space="preserve"> </w:t>
+      </w:r>
+      <w:r>
+        <w:t>записаны</w:t>
+      </w:r>
+      <w:r>
+        <w:t xml:space="preserve"> </w:t>
+      </w:r>
+      <w:r>
+        <w:t>в</w:t>
+      </w:r>
+      <w:r>
+        <w:t xml:space="preserve"> </w:t>
+      </w:r>
+      <w:r>
+        <w:t>формате:</w:t>
+      </w:r>
+      <w:r>
+        <w:t xml:space="preserve"> </w:t>
+      </w:r>
+      <w:r>
+        <w:t>«</w:t>
+      </w:r>
+      <w:proofErr w:type="spellStart"/>
+      <w:proofErr w:type="gramStart"/>
+      <w:r>
+        <w:t>Категория;Препарат</w:t>
+      </w:r>
+      <w:proofErr w:type="gramEnd"/>
+      <w:r>
+        <w:t>;</w:t>
+      </w:r>
+      <w:proofErr w:type="gramStart"/>
+      <w:r>
+        <w:t>Цена;Производитель</w:t>
+      </w:r>
+      <w:proofErr w:type="gramEnd"/>
+      <w:r>
+        <w:t>;Срок</w:t>
+      </w:r>
+      <w:proofErr w:type="spellEnd"/>
+      <w:r>
+        <w:t xml:space="preserve"> </w:t>
+      </w:r>
+      <w:proofErr w:type="spellStart"/>
+      <w:proofErr w:type="gramStart"/>
+      <w:r>
+        <w:t>годности;Поставщик</w:t>
+      </w:r>
+      <w:proofErr w:type="gramEnd"/>
+      <w:r>
+        <w:t>;Ссылка</w:t>
+      </w:r>
+      <w:proofErr w:type="spellEnd"/>
+      <w:r>
+        <w:t xml:space="preserve"> </w:t>
+      </w:r>
+      <w:r>
+        <w:t>на</w:t>
+      </w:r>
+      <w:r>
+        <w:t xml:space="preserve"> </w:t>
+      </w:r>
+      <w:r>
+        <w:t>изображение»</w:t>
+      </w:r>
     </w:p>
     <w:p>
       <w:pPr>
@@ -248,7 +1160,13 @@
         <w:jc w:val="both"/>
       </w:pPr>
       <w:r>
-        <w:t>Исходные данные:</w:t>
+        <w:t>Содержимое</w:t>
+      </w:r>
+      <w:r>
+        <w:t xml:space="preserve"> </w:t>
+      </w:r>
+      <w:r>
+        <w:t>файла:</w:t>
       </w:r>
     </w:p>
     <w:p>
@@ -257,6 +1175,37 @@
         <w:ind w:firstLine="709"/>
         <w:jc w:val="both"/>
       </w:pPr>
+      <w:r>
+        <w:lastRenderedPageBreak/>
+        <w:t>«</w:t>
+      </w:r>
+      <w:proofErr w:type="gramStart"/>
+      <w:r>
+        <w:t>Антибиотики;Антигриппин</w:t>
+      </w:r>
+      <w:proofErr w:type="gramEnd"/>
+      <w:r>
+        <w:t>;</w:t>
+      </w:r>
+      <w:proofErr w:type="gramStart"/>
+      <w:r>
+        <w:t>200;Фарма</w:t>
+      </w:r>
+      <w:proofErr w:type="gramEnd"/>
+      <w:r>
+        <w:t>;01.07.</w:t>
+      </w:r>
+      <w:proofErr w:type="gramStart"/>
+      <w:r>
+        <w:t>2028;Аптека.ru</w:t>
+      </w:r>
+      <w:proofErr w:type="gramEnd"/>
+      <w:r>
+        <w:t>;https://avatars.mds.yandex.net/i?id=f79548728a0dac044dc71c0d3d2e55dc45ddf44c-5443562-images-thumbs&amp;n=13</w:t>
+      </w:r>
+      <w:r>
+        <w:t>»</w:t>
+      </w:r>
     </w:p>
     <w:p>
       <w:pPr>
@@ -265,7 +1214,34 @@
         <w:jc w:val="both"/>
       </w:pPr>
       <w:r>
-        <w:t>Ожидаемый результат:</w:t>
+        <w:t>«</w:t>
+      </w:r>
+      <w:proofErr w:type="gramStart"/>
+      <w:r>
+        <w:t>Антибиотики;Детралекс</w:t>
+      </w:r>
+      <w:proofErr w:type="gramEnd"/>
+      <w:r>
+        <w:t>;</w:t>
+      </w:r>
+      <w:proofErr w:type="gramStart"/>
+      <w:r>
+        <w:t>150;Амбробене</w:t>
+      </w:r>
+      <w:proofErr w:type="gramEnd"/>
+      <w:r>
+        <w:t>;20.11.</w:t>
+      </w:r>
+      <w:proofErr w:type="gramStart"/>
+      <w:r>
+        <w:t>2026;Форте</w:t>
+      </w:r>
+      <w:proofErr w:type="gramEnd"/>
+      <w:r>
+        <w:t>;https://avatars.mds.yandex.net/i?id=9ed66dffc972811731192e21477af1d653fc440d-10391931-images-thumbs&amp;n=13</w:t>
+      </w:r>
+      <w:r>
+        <w:t>»</w:t>
       </w:r>
     </w:p>
     <w:p>
@@ -274,6 +1250,36 @@
         <w:ind w:firstLine="709"/>
         <w:jc w:val="both"/>
       </w:pPr>
+      <w:r>
+        <w:t>«</w:t>
+      </w:r>
+      <w:proofErr w:type="gramStart"/>
+      <w:r>
+        <w:t>Витамины;Витамишки</w:t>
+      </w:r>
+      <w:proofErr w:type="gramEnd"/>
+      <w:r>
+        <w:t>;</w:t>
+      </w:r>
+      <w:proofErr w:type="gramStart"/>
+      <w:r>
+        <w:t>290;Фармацевт</w:t>
+      </w:r>
+      <w:proofErr w:type="gramEnd"/>
+      <w:r>
+        <w:t>;15.07.</w:t>
+      </w:r>
+      <w:proofErr w:type="gramStart"/>
+      <w:r>
+        <w:t>2026;Аптека.ru</w:t>
+      </w:r>
+      <w:proofErr w:type="gramEnd"/>
+      <w:r>
+        <w:t>;https://avatars.mds.yandex.net/i?id=4b88297b1a6b27505690291cd65db3286b2d97f1-5220804-images-thumbs&amp;n=13</w:t>
+      </w:r>
+      <w:r>
+        <w:t>»</w:t>
+      </w:r>
     </w:p>
     <w:p>
       <w:pPr>
@@ -282,16 +1288,39 @@
         <w:jc w:val="both"/>
       </w:pPr>
       <w:r>
-        <w:t>Тестовый сценарий № 4</w:t>
-      </w:r>
-      <w:r>
-        <w:t xml:space="preserve"> </w:t>
-      </w:r>
-      <w:r>
-        <w:t>///</w:t>
-      </w:r>
-      <w:r>
-        <w:t>Выбор товара и чтоб высвечивались его данные</w:t>
+        <w:t>«</w:t>
+      </w:r>
+      <w:proofErr w:type="spellStart"/>
+      <w:proofErr w:type="gramStart"/>
+      <w:r>
+        <w:t>Витамины;Аскорбиновая</w:t>
+      </w:r>
+      <w:proofErr w:type="spellEnd"/>
+      <w:proofErr w:type="gramEnd"/>
+      <w:r>
+        <w:t xml:space="preserve"> </w:t>
+      </w:r>
+      <w:r>
+        <w:t>кислота;</w:t>
+      </w:r>
+      <w:proofErr w:type="gramStart"/>
+      <w:r>
+        <w:t>70;Фарма</w:t>
+      </w:r>
+      <w:proofErr w:type="gramEnd"/>
+      <w:r>
+        <w:t>;05.01.</w:t>
+      </w:r>
+      <w:proofErr w:type="gramStart"/>
+      <w:r>
+        <w:t>2027;Озон</w:t>
+      </w:r>
+      <w:proofErr w:type="gramEnd"/>
+      <w:r>
+        <w:t>;https://avatars.mds.yandex.net/i?id=c2004ce254c1ed7222caf29e523baeee9028b18b-5886909-images-thumbs&amp;n=13</w:t>
+      </w:r>
+      <w:r>
+        <w:t>»</w:t>
       </w:r>
     </w:p>
     <w:p>
@@ -300,6 +1329,141 @@
         <w:ind w:firstLine="709"/>
         <w:jc w:val="both"/>
       </w:pPr>
+      <w:r>
+        <w:t>Шаги</w:t>
+      </w:r>
+      <w:r>
+        <w:t xml:space="preserve"> </w:t>
+      </w:r>
+      <w:r>
+        <w:t>выполнения:</w:t>
+      </w:r>
+    </w:p>
+    <w:p>
+      <w:pPr>
+        <w:numPr>
+          <w:ilvl w:val="0"/>
+          <w:numId w:val="15"/>
+        </w:numPr>
+        <w:spacing w:after="0" w:line="360" w:lineRule="auto"/>
+        <w:ind w:left="0" w:firstLine="709"/>
+        <w:jc w:val="both"/>
+      </w:pPr>
+      <w:r>
+        <w:t>Убедиться,</w:t>
+      </w:r>
+      <w:r>
+        <w:t xml:space="preserve"> </w:t>
+      </w:r>
+      <w:r>
+        <w:t>что</w:t>
+      </w:r>
+      <w:r>
+        <w:t xml:space="preserve"> </w:t>
+      </w:r>
+      <w:r>
+        <w:t>файл</w:t>
+      </w:r>
+      <w:r>
+        <w:t xml:space="preserve"> </w:t>
+      </w:r>
+      <w:r>
+        <w:t>«</w:t>
+      </w:r>
+      <w:r>
+        <w:t>data.csv</w:t>
+      </w:r>
+      <w:r>
+        <w:t>»</w:t>
+      </w:r>
+      <w:r>
+        <w:t xml:space="preserve"> </w:t>
+      </w:r>
+      <w:r>
+        <w:t>существует</w:t>
+      </w:r>
+      <w:r>
+        <w:t xml:space="preserve"> </w:t>
+      </w:r>
+      <w:r>
+        <w:t>и</w:t>
+      </w:r>
+      <w:r>
+        <w:t xml:space="preserve"> </w:t>
+      </w:r>
+      <w:r>
+        <w:t>содержит</w:t>
+      </w:r>
+      <w:r>
+        <w:t xml:space="preserve"> </w:t>
+      </w:r>
+      <w:r>
+        <w:t>указанные</w:t>
+      </w:r>
+      <w:r>
+        <w:t xml:space="preserve"> </w:t>
+      </w:r>
+      <w:r>
+        <w:t>данные</w:t>
+      </w:r>
+    </w:p>
+    <w:p>
+      <w:pPr>
+        <w:numPr>
+          <w:ilvl w:val="0"/>
+          <w:numId w:val="15"/>
+        </w:numPr>
+        <w:spacing w:after="0" w:line="360" w:lineRule="auto"/>
+        <w:ind w:left="0" w:firstLine="709"/>
+        <w:jc w:val="both"/>
+      </w:pPr>
+      <w:r>
+        <w:t>Запустить</w:t>
+      </w:r>
+      <w:r>
+        <w:t xml:space="preserve"> </w:t>
+      </w:r>
+      <w:r>
+        <w:t>программу</w:t>
+      </w:r>
+    </w:p>
+    <w:p>
+      <w:pPr>
+        <w:numPr>
+          <w:ilvl w:val="0"/>
+          <w:numId w:val="15"/>
+        </w:numPr>
+        <w:spacing w:after="0" w:line="360" w:lineRule="auto"/>
+        <w:ind w:left="0" w:firstLine="709"/>
+        <w:jc w:val="both"/>
+      </w:pPr>
+      <w:r>
+        <w:t>Проверить</w:t>
+      </w:r>
+      <w:r>
+        <w:t xml:space="preserve"> </w:t>
+      </w:r>
+      <w:r>
+        <w:t>загруженные</w:t>
+      </w:r>
+      <w:r>
+        <w:t xml:space="preserve"> </w:t>
+      </w:r>
+      <w:r>
+        <w:t>категории</w:t>
+      </w:r>
+      <w:r>
+        <w:t xml:space="preserve"> </w:t>
+      </w:r>
+      <w:r>
+        <w:t>и</w:t>
+      </w:r>
+      <w:r>
+        <w:t xml:space="preserve"> </w:t>
+      </w:r>
+      <w:r>
+        <w:t>препараты</w:t>
+      </w:r>
     </w:p>
     <w:p>
       <w:pPr>
@@ -308,7 +1472,13 @@
         <w:jc w:val="both"/>
       </w:pPr>
       <w:r>
-        <w:t>Исходные данные:</w:t>
+        <w:t>Ожидаемый</w:t>
+      </w:r>
+      <w:r>
+        <w:t xml:space="preserve"> </w:t>
+      </w:r>
+      <w:r>
+        <w:t>результат:</w:t>
       </w:r>
     </w:p>
     <w:p>
@@ -317,6 +1487,33 @@
         <w:ind w:firstLine="709"/>
         <w:jc w:val="both"/>
       </w:pPr>
+      <w:r>
+        <w:t>Программа</w:t>
+      </w:r>
+      <w:r>
+        <w:t xml:space="preserve"> </w:t>
+      </w:r>
+      <w:r>
+        <w:t>успешно</w:t>
+      </w:r>
+      <w:r>
+        <w:t xml:space="preserve"> </w:t>
+      </w:r>
+      <w:r>
+        <w:t>запускается</w:t>
+      </w:r>
+      <w:r>
+        <w:t xml:space="preserve"> </w:t>
+      </w:r>
+      <w:r>
+        <w:t>без</w:t>
+      </w:r>
+      <w:r>
+        <w:t xml:space="preserve"> </w:t>
+      </w:r>
+      <w:r>
+        <w:t>ошибок</w:t>
+      </w:r>
     </w:p>
     <w:p>
       <w:pPr>
@@ -325,7 +1522,43 @@
         <w:jc w:val="both"/>
       </w:pPr>
       <w:r>
-        <w:t>Ожидаемый результат:</w:t>
+        <w:t>В</w:t>
+      </w:r>
+      <w:r>
+        <w:t xml:space="preserve"> </w:t>
+      </w:r>
+      <w:r>
+        <w:t>списке</w:t>
+      </w:r>
+      <w:r>
+        <w:t xml:space="preserve"> </w:t>
+      </w:r>
+      <w:r>
+        <w:t>категорий</w:t>
+      </w:r>
+      <w:r>
+        <w:t xml:space="preserve"> </w:t>
+      </w:r>
+      <w:r>
+        <w:t>отображаются</w:t>
+      </w:r>
+      <w:r>
+        <w:t xml:space="preserve"> </w:t>
+      </w:r>
+      <w:r>
+        <w:t>«Антибиотики»</w:t>
+      </w:r>
+      <w:r>
+        <w:t xml:space="preserve"> </w:t>
+      </w:r>
+      <w:r>
+        <w:t>и</w:t>
+      </w:r>
+      <w:r>
+        <w:t xml:space="preserve"> </w:t>
+      </w:r>
+      <w:r>
+        <w:t>«Витамины»</w:t>
       </w:r>
     </w:p>
     <w:p>
@@ -334,6 +1567,1559 @@
         <w:ind w:firstLine="709"/>
         <w:jc w:val="both"/>
       </w:pPr>
+      <w:r>
+        <w:t>В</w:t>
+      </w:r>
+      <w:r>
+        <w:t xml:space="preserve"> </w:t>
+      </w:r>
+      <w:r>
+        <w:t>категории</w:t>
+      </w:r>
+      <w:r>
+        <w:t xml:space="preserve"> </w:t>
+      </w:r>
+      <w:r>
+        <w:t>«Антибиотики»</w:t>
+      </w:r>
+      <w:r>
+        <w:t xml:space="preserve"> </w:t>
+      </w:r>
+      <w:r>
+        <w:t>есть</w:t>
+      </w:r>
+      <w:r>
+        <w:t xml:space="preserve"> </w:t>
+      </w:r>
+      <w:r>
+        <w:t>«Антигриппин»</w:t>
+      </w:r>
+      <w:r>
+        <w:t xml:space="preserve"> </w:t>
+      </w:r>
+      <w:r>
+        <w:t>и</w:t>
+      </w:r>
+      <w:r>
+        <w:t xml:space="preserve"> </w:t>
+      </w:r>
+      <w:r>
+        <w:t>«Детралекс»</w:t>
+      </w:r>
+    </w:p>
+    <w:p>
+      <w:pPr>
+        <w:spacing w:after="0" w:line="360" w:lineRule="auto"/>
+        <w:ind w:firstLine="709"/>
+        <w:jc w:val="both"/>
+      </w:pPr>
+      <w:r>
+        <w:t>В</w:t>
+      </w:r>
+      <w:r>
+        <w:t xml:space="preserve"> </w:t>
+      </w:r>
+      <w:r>
+        <w:t>категории</w:t>
+      </w:r>
+      <w:r>
+        <w:t xml:space="preserve"> </w:t>
+      </w:r>
+      <w:r>
+        <w:t>«Витамины»</w:t>
+      </w:r>
+      <w:r>
+        <w:t xml:space="preserve"> </w:t>
+      </w:r>
+      <w:r>
+        <w:t>есть</w:t>
+      </w:r>
+      <w:r>
+        <w:t xml:space="preserve"> </w:t>
+      </w:r>
+      <w:r>
+        <w:t>«</w:t>
+      </w:r>
+      <w:proofErr w:type="spellStart"/>
+      <w:r>
+        <w:t>Витамишки</w:t>
+      </w:r>
+      <w:proofErr w:type="spellEnd"/>
+      <w:r>
+        <w:t>»</w:t>
+      </w:r>
+      <w:r>
+        <w:t xml:space="preserve"> </w:t>
+      </w:r>
+      <w:r>
+        <w:t>и</w:t>
+      </w:r>
+      <w:r>
+        <w:t xml:space="preserve"> </w:t>
+      </w:r>
+      <w:r>
+        <w:t>«Аскорбиновая</w:t>
+      </w:r>
+      <w:r>
+        <w:t xml:space="preserve"> </w:t>
+      </w:r>
+      <w:r>
+        <w:t>кислота»</w:t>
+      </w:r>
+    </w:p>
+    <w:p>
+      <w:pPr>
+        <w:spacing w:after="0" w:line="360" w:lineRule="auto"/>
+        <w:ind w:firstLine="709"/>
+        <w:jc w:val="both"/>
+        <w:rPr>
+          <w:b/>
+          <w:bCs/>
+        </w:rPr>
+      </w:pPr>
+      <w:r>
+        <w:rPr>
+          <w:b/>
+          <w:bCs/>
+        </w:rPr>
+        <w:t>Тестовый</w:t>
+      </w:r>
+      <w:r>
+        <w:rPr>
+          <w:b/>
+          <w:bCs/>
+        </w:rPr>
+        <w:t xml:space="preserve"> </w:t>
+      </w:r>
+      <w:r>
+        <w:rPr>
+          <w:b/>
+          <w:bCs/>
+        </w:rPr>
+        <w:t>сценарий</w:t>
+      </w:r>
+      <w:r>
+        <w:rPr>
+          <w:b/>
+          <w:bCs/>
+        </w:rPr>
+        <w:t xml:space="preserve"> </w:t>
+      </w:r>
+      <w:r>
+        <w:rPr>
+          <w:b/>
+          <w:bCs/>
+        </w:rPr>
+        <w:t>№</w:t>
+      </w:r>
+      <w:r>
+        <w:rPr>
+          <w:b/>
+          <w:bCs/>
+        </w:rPr>
+        <w:t xml:space="preserve"> </w:t>
+      </w:r>
+      <w:r>
+        <w:rPr>
+          <w:b/>
+          <w:bCs/>
+        </w:rPr>
+        <w:t>3</w:t>
+      </w:r>
+      <w:r>
+        <w:rPr>
+          <w:b/>
+          <w:bCs/>
+        </w:rPr>
+        <w:t xml:space="preserve"> </w:t>
+      </w:r>
+      <w:r>
+        <w:rPr>
+          <w:b/>
+          <w:bCs/>
+        </w:rPr>
+        <w:t>-</w:t>
+      </w:r>
+      <w:r>
+        <w:rPr>
+          <w:b/>
+          <w:bCs/>
+        </w:rPr>
+        <w:t xml:space="preserve"> </w:t>
+      </w:r>
+      <w:r>
+        <w:rPr>
+          <w:b/>
+          <w:bCs/>
+        </w:rPr>
+        <w:t>Формирование</w:t>
+      </w:r>
+      <w:r>
+        <w:rPr>
+          <w:b/>
+          <w:bCs/>
+        </w:rPr>
+        <w:t xml:space="preserve"> </w:t>
+      </w:r>
+      <w:r>
+        <w:rPr>
+          <w:b/>
+          <w:bCs/>
+        </w:rPr>
+        <w:t>заказа</w:t>
+      </w:r>
+    </w:p>
+    <w:p>
+      <w:pPr>
+        <w:spacing w:after="0" w:line="360" w:lineRule="auto"/>
+        <w:ind w:firstLine="709"/>
+        <w:jc w:val="both"/>
+      </w:pPr>
+      <w:r>
+        <w:t>Цель:</w:t>
+      </w:r>
+      <w:r>
+        <w:t xml:space="preserve"> </w:t>
+      </w:r>
+      <w:r>
+        <w:t>проверка</w:t>
+      </w:r>
+      <w:r>
+        <w:t xml:space="preserve"> </w:t>
+      </w:r>
+      <w:r>
+        <w:t>возможности</w:t>
+      </w:r>
+      <w:r>
+        <w:t xml:space="preserve"> </w:t>
+      </w:r>
+      <w:r>
+        <w:t>добавления</w:t>
+      </w:r>
+      <w:r>
+        <w:t xml:space="preserve"> </w:t>
+      </w:r>
+      <w:r>
+        <w:t>препаратов</w:t>
+      </w:r>
+      <w:r>
+        <w:t xml:space="preserve"> </w:t>
+      </w:r>
+      <w:r>
+        <w:t>в</w:t>
+      </w:r>
+      <w:r>
+        <w:t xml:space="preserve"> </w:t>
+      </w:r>
+      <w:r>
+        <w:t>заказ</w:t>
+      </w:r>
+      <w:r>
+        <w:t xml:space="preserve"> </w:t>
+      </w:r>
+      <w:r>
+        <w:t>и</w:t>
+      </w:r>
+      <w:r>
+        <w:t xml:space="preserve"> </w:t>
+      </w:r>
+      <w:r>
+        <w:t>формирования</w:t>
+      </w:r>
+      <w:r>
+        <w:t xml:space="preserve"> </w:t>
+      </w:r>
+      <w:r>
+        <w:t>сводки</w:t>
+      </w:r>
+      <w:r>
+        <w:t xml:space="preserve"> </w:t>
+      </w:r>
+      <w:r>
+        <w:t>по</w:t>
+      </w:r>
+      <w:r>
+        <w:t xml:space="preserve"> </w:t>
+      </w:r>
+      <w:r>
+        <w:t>заказу.</w:t>
+      </w:r>
+    </w:p>
+    <w:p>
+      <w:pPr>
+        <w:spacing w:after="0" w:line="360" w:lineRule="auto"/>
+        <w:ind w:firstLine="709"/>
+        <w:jc w:val="both"/>
+      </w:pPr>
+      <w:r>
+        <w:t>Исходные</w:t>
+      </w:r>
+      <w:r>
+        <w:t xml:space="preserve"> </w:t>
+      </w:r>
+      <w:r>
+        <w:t>данные:</w:t>
+      </w:r>
+    </w:p>
+    <w:p>
+      <w:pPr>
+        <w:numPr>
+          <w:ilvl w:val="0"/>
+          <w:numId w:val="17"/>
+        </w:numPr>
+        <w:spacing w:after="0" w:line="360" w:lineRule="auto"/>
+        <w:ind w:left="0" w:firstLine="709"/>
+        <w:jc w:val="both"/>
+      </w:pPr>
+      <w:r>
+        <w:t>Препарат</w:t>
+      </w:r>
+      <w:r>
+        <w:t xml:space="preserve"> </w:t>
+      </w:r>
+      <w:r>
+        <w:t>«Антигриппин»</w:t>
+      </w:r>
+      <w:r>
+        <w:t xml:space="preserve"> </w:t>
+      </w:r>
+      <w:r>
+        <w:t>(цена</w:t>
+      </w:r>
+      <w:r>
+        <w:t xml:space="preserve"> </w:t>
+      </w:r>
+      <w:r>
+        <w:t>200</w:t>
+      </w:r>
+      <w:r>
+        <w:t xml:space="preserve"> </w:t>
+      </w:r>
+      <w:r>
+        <w:t>руб.)</w:t>
+      </w:r>
+    </w:p>
+    <w:p>
+      <w:pPr>
+        <w:numPr>
+          <w:ilvl w:val="0"/>
+          <w:numId w:val="17"/>
+        </w:numPr>
+        <w:spacing w:after="0" w:line="360" w:lineRule="auto"/>
+        <w:ind w:left="0" w:firstLine="709"/>
+        <w:jc w:val="both"/>
+      </w:pPr>
+      <w:r>
+        <w:t>Препарат</w:t>
+      </w:r>
+      <w:r>
+        <w:t xml:space="preserve"> </w:t>
+      </w:r>
+      <w:r>
+        <w:t>«</w:t>
+      </w:r>
+      <w:proofErr w:type="spellStart"/>
+      <w:r>
+        <w:t>Витамишки</w:t>
+      </w:r>
+      <w:proofErr w:type="spellEnd"/>
+      <w:r>
+        <w:t>»</w:t>
+      </w:r>
+      <w:r>
+        <w:t xml:space="preserve"> </w:t>
+      </w:r>
+      <w:r>
+        <w:t>(цена</w:t>
+      </w:r>
+      <w:r>
+        <w:t xml:space="preserve"> </w:t>
+      </w:r>
+      <w:r>
+        <w:t>290</w:t>
+      </w:r>
+      <w:r>
+        <w:t xml:space="preserve"> </w:t>
+      </w:r>
+      <w:r>
+        <w:t>руб.)</w:t>
+      </w:r>
+    </w:p>
+    <w:p>
+      <w:pPr>
+        <w:spacing w:after="0" w:line="360" w:lineRule="auto"/>
+        <w:ind w:firstLine="709"/>
+        <w:jc w:val="both"/>
+      </w:pPr>
+      <w:r>
+        <w:t>Шаги</w:t>
+      </w:r>
+      <w:r>
+        <w:t xml:space="preserve"> </w:t>
+      </w:r>
+      <w:r>
+        <w:t>выполнения:</w:t>
+      </w:r>
+    </w:p>
+    <w:p>
+      <w:pPr>
+        <w:numPr>
+          <w:ilvl w:val="0"/>
+          <w:numId w:val="18"/>
+        </w:numPr>
+        <w:spacing w:after="0" w:line="360" w:lineRule="auto"/>
+        <w:ind w:left="0" w:firstLine="709"/>
+        <w:jc w:val="both"/>
+      </w:pPr>
+      <w:r>
+        <w:t>Выбрать</w:t>
+      </w:r>
+      <w:r>
+        <w:t xml:space="preserve"> </w:t>
+      </w:r>
+      <w:r>
+        <w:t>категорию</w:t>
+      </w:r>
+      <w:r>
+        <w:t xml:space="preserve"> </w:t>
+      </w:r>
+      <w:r>
+        <w:t>«Антибиотики»</w:t>
+      </w:r>
+    </w:p>
+    <w:p>
+      <w:pPr>
+        <w:numPr>
+          <w:ilvl w:val="0"/>
+          <w:numId w:val="18"/>
+        </w:numPr>
+        <w:spacing w:after="0" w:line="360" w:lineRule="auto"/>
+        <w:ind w:left="0" w:firstLine="709"/>
+        <w:jc w:val="both"/>
+      </w:pPr>
+      <w:r>
+        <w:lastRenderedPageBreak/>
+        <w:t>Выбрать</w:t>
+      </w:r>
+      <w:r>
+        <w:t xml:space="preserve"> </w:t>
+      </w:r>
+      <w:r>
+        <w:t>препарат</w:t>
+      </w:r>
+      <w:r>
+        <w:t xml:space="preserve"> </w:t>
+      </w:r>
+      <w:r>
+        <w:t>«Антигриппин»</w:t>
+      </w:r>
+    </w:p>
+    <w:p>
+      <w:pPr>
+        <w:numPr>
+          <w:ilvl w:val="0"/>
+          <w:numId w:val="18"/>
+        </w:numPr>
+        <w:spacing w:after="0" w:line="360" w:lineRule="auto"/>
+        <w:ind w:left="0" w:firstLine="709"/>
+        <w:jc w:val="both"/>
+      </w:pPr>
+      <w:r>
+        <w:t>Установить</w:t>
+      </w:r>
+      <w:r>
+        <w:t xml:space="preserve"> </w:t>
+      </w:r>
+      <w:r>
+        <w:t>количество</w:t>
+      </w:r>
+      <w:r>
+        <w:t xml:space="preserve"> </w:t>
+      </w:r>
+      <w:r>
+        <w:t>2</w:t>
+      </w:r>
+      <w:r>
+        <w:t xml:space="preserve"> </w:t>
+      </w:r>
+      <w:r>
+        <w:t>шт.</w:t>
+      </w:r>
+    </w:p>
+    <w:p>
+      <w:pPr>
+        <w:numPr>
+          <w:ilvl w:val="0"/>
+          <w:numId w:val="18"/>
+        </w:numPr>
+        <w:spacing w:after="0" w:line="360" w:lineRule="auto"/>
+        <w:ind w:left="0" w:firstLine="709"/>
+        <w:jc w:val="both"/>
+      </w:pPr>
+      <w:r>
+        <w:t>Нажать</w:t>
+      </w:r>
+      <w:r>
+        <w:t xml:space="preserve"> </w:t>
+      </w:r>
+      <w:r>
+        <w:t>кнопку</w:t>
+      </w:r>
+      <w:r>
+        <w:t xml:space="preserve"> </w:t>
+      </w:r>
+      <w:r>
+        <w:t>«Заказать»</w:t>
+      </w:r>
+    </w:p>
+    <w:p>
+      <w:pPr>
+        <w:numPr>
+          <w:ilvl w:val="0"/>
+          <w:numId w:val="18"/>
+        </w:numPr>
+        <w:spacing w:after="0" w:line="360" w:lineRule="auto"/>
+        <w:ind w:left="0" w:firstLine="709"/>
+        <w:jc w:val="both"/>
+      </w:pPr>
+      <w:r>
+        <w:t>Выбрать</w:t>
+      </w:r>
+      <w:r>
+        <w:t xml:space="preserve"> </w:t>
+      </w:r>
+      <w:r>
+        <w:t>категорию</w:t>
+      </w:r>
+      <w:r>
+        <w:t xml:space="preserve"> </w:t>
+      </w:r>
+      <w:r>
+        <w:t>«Витамины»</w:t>
+      </w:r>
+    </w:p>
+    <w:p>
+      <w:pPr>
+        <w:numPr>
+          <w:ilvl w:val="0"/>
+          <w:numId w:val="18"/>
+        </w:numPr>
+        <w:spacing w:after="0" w:line="360" w:lineRule="auto"/>
+        <w:ind w:left="0" w:firstLine="709"/>
+        <w:jc w:val="both"/>
+      </w:pPr>
+      <w:r>
+        <w:t>Выбрать</w:t>
+      </w:r>
+      <w:r>
+        <w:t xml:space="preserve"> </w:t>
+      </w:r>
+      <w:r>
+        <w:t>препарат</w:t>
+      </w:r>
+      <w:r>
+        <w:t xml:space="preserve"> </w:t>
+      </w:r>
+      <w:r>
+        <w:t>«</w:t>
+      </w:r>
+      <w:proofErr w:type="spellStart"/>
+      <w:r>
+        <w:t>Витамишки</w:t>
+      </w:r>
+      <w:proofErr w:type="spellEnd"/>
+      <w:r>
+        <w:t>»</w:t>
+      </w:r>
+    </w:p>
+    <w:p>
+      <w:pPr>
+        <w:numPr>
+          <w:ilvl w:val="0"/>
+          <w:numId w:val="18"/>
+        </w:numPr>
+        <w:spacing w:after="0" w:line="360" w:lineRule="auto"/>
+        <w:ind w:left="0" w:firstLine="709"/>
+        <w:jc w:val="both"/>
+      </w:pPr>
+      <w:r>
+        <w:t>Установить</w:t>
+      </w:r>
+      <w:r>
+        <w:t xml:space="preserve"> </w:t>
+      </w:r>
+      <w:r>
+        <w:t>количество</w:t>
+      </w:r>
+      <w:r>
+        <w:t xml:space="preserve"> </w:t>
+      </w:r>
+      <w:r>
+        <w:t>3</w:t>
+      </w:r>
+      <w:r>
+        <w:t xml:space="preserve"> </w:t>
+      </w:r>
+      <w:r>
+        <w:t>шт.</w:t>
+      </w:r>
+    </w:p>
+    <w:p>
+      <w:pPr>
+        <w:numPr>
+          <w:ilvl w:val="0"/>
+          <w:numId w:val="18"/>
+        </w:numPr>
+        <w:spacing w:after="0" w:line="360" w:lineRule="auto"/>
+        <w:ind w:left="0" w:firstLine="709"/>
+        <w:jc w:val="both"/>
+      </w:pPr>
+      <w:r>
+        <w:t>Нажать</w:t>
+      </w:r>
+      <w:r>
+        <w:t xml:space="preserve"> </w:t>
+      </w:r>
+      <w:r>
+        <w:t>кнопку</w:t>
+      </w:r>
+      <w:r>
+        <w:t xml:space="preserve"> </w:t>
+      </w:r>
+      <w:r>
+        <w:t>«Заказать»</w:t>
+      </w:r>
+    </w:p>
+    <w:p>
+      <w:pPr>
+        <w:spacing w:after="0" w:line="360" w:lineRule="auto"/>
+        <w:ind w:firstLine="709"/>
+        <w:jc w:val="both"/>
+      </w:pPr>
+      <w:r>
+        <w:t>Ожидаемый</w:t>
+      </w:r>
+      <w:r>
+        <w:t xml:space="preserve"> </w:t>
+      </w:r>
+      <w:r>
+        <w:t>результат:</w:t>
+      </w:r>
+    </w:p>
+    <w:p>
+      <w:pPr>
+        <w:spacing w:after="0" w:line="360" w:lineRule="auto"/>
+        <w:ind w:firstLine="709"/>
+        <w:jc w:val="both"/>
+      </w:pPr>
+      <w:r>
+        <w:t>После</w:t>
+      </w:r>
+      <w:r>
+        <w:t xml:space="preserve"> </w:t>
+      </w:r>
+      <w:r>
+        <w:t>первого</w:t>
+      </w:r>
+      <w:r>
+        <w:t xml:space="preserve"> </w:t>
+      </w:r>
+      <w:r>
+        <w:t>нажатия</w:t>
+      </w:r>
+      <w:r>
+        <w:t xml:space="preserve"> </w:t>
+      </w:r>
+      <w:r>
+        <w:t>появляется</w:t>
+      </w:r>
+      <w:r>
+        <w:t xml:space="preserve"> </w:t>
+      </w:r>
+      <w:r>
+        <w:t>окно</w:t>
+      </w:r>
+      <w:r>
+        <w:t xml:space="preserve"> </w:t>
+      </w:r>
+      <w:r>
+        <w:t>с</w:t>
+      </w:r>
+      <w:r>
+        <w:t xml:space="preserve"> </w:t>
+      </w:r>
+      <w:r>
+        <w:t>сообщением:</w:t>
+      </w:r>
+    </w:p>
+    <w:p>
+      <w:pPr>
+        <w:spacing w:after="0" w:line="360" w:lineRule="auto"/>
+        <w:ind w:firstLine="709"/>
+        <w:jc w:val="both"/>
+      </w:pPr>
+      <w:r>
+        <w:t>«</w:t>
+      </w:r>
+      <w:r>
+        <w:t>Ваш</w:t>
+      </w:r>
+      <w:r>
+        <w:t xml:space="preserve"> </w:t>
+      </w:r>
+      <w:r>
+        <w:t>заказ:</w:t>
+      </w:r>
+    </w:p>
+    <w:p>
+      <w:pPr>
+        <w:spacing w:after="0" w:line="360" w:lineRule="auto"/>
+        <w:ind w:firstLine="709"/>
+        <w:jc w:val="both"/>
+      </w:pPr>
+      <w:r>
+        <w:t>Антигриппин:</w:t>
+      </w:r>
+      <w:r>
+        <w:t xml:space="preserve"> </w:t>
+      </w:r>
+      <w:r>
+        <w:t>2</w:t>
+      </w:r>
+      <w:r>
+        <w:t xml:space="preserve"> </w:t>
+      </w:r>
+      <w:r>
+        <w:t>шт.</w:t>
+      </w:r>
+      <w:r>
+        <w:t>»</w:t>
+      </w:r>
+    </w:p>
+    <w:p>
+      <w:pPr>
+        <w:spacing w:after="0" w:line="360" w:lineRule="auto"/>
+        <w:ind w:firstLine="709"/>
+        <w:jc w:val="both"/>
+      </w:pPr>
+      <w:r>
+        <w:t>После</w:t>
+      </w:r>
+      <w:r>
+        <w:t xml:space="preserve"> </w:t>
+      </w:r>
+      <w:r>
+        <w:t>второго</w:t>
+      </w:r>
+      <w:r>
+        <w:t xml:space="preserve"> </w:t>
+      </w:r>
+      <w:r>
+        <w:t>нажатия</w:t>
+      </w:r>
+      <w:r>
+        <w:t xml:space="preserve"> </w:t>
+      </w:r>
+      <w:r>
+        <w:t>появляется</w:t>
+      </w:r>
+      <w:r>
+        <w:t xml:space="preserve"> </w:t>
+      </w:r>
+      <w:r>
+        <w:t>окно</w:t>
+      </w:r>
+      <w:r>
+        <w:t xml:space="preserve"> </w:t>
+      </w:r>
+      <w:r>
+        <w:t>с</w:t>
+      </w:r>
+      <w:r>
+        <w:t xml:space="preserve"> </w:t>
+      </w:r>
+      <w:r>
+        <w:t>сообщением:</w:t>
+      </w:r>
+    </w:p>
+    <w:p>
+      <w:pPr>
+        <w:spacing w:after="0" w:line="360" w:lineRule="auto"/>
+        <w:ind w:firstLine="709"/>
+        <w:jc w:val="both"/>
+      </w:pPr>
+      <w:r>
+        <w:t>«</w:t>
+      </w:r>
+      <w:r>
+        <w:t>Ваш</w:t>
+      </w:r>
+      <w:r>
+        <w:t xml:space="preserve"> </w:t>
+      </w:r>
+      <w:r>
+        <w:t>заказ:</w:t>
+      </w:r>
+    </w:p>
+    <w:p>
+      <w:pPr>
+        <w:spacing w:after="0" w:line="360" w:lineRule="auto"/>
+        <w:ind w:firstLine="709"/>
+        <w:jc w:val="both"/>
+      </w:pPr>
+      <w:r>
+        <w:t>Антигриппин:</w:t>
+      </w:r>
+      <w:r>
+        <w:t xml:space="preserve"> </w:t>
+      </w:r>
+      <w:r>
+        <w:t>2</w:t>
+      </w:r>
+      <w:r>
+        <w:t xml:space="preserve"> </w:t>
+      </w:r>
+      <w:r>
+        <w:t>шт.</w:t>
+      </w:r>
+    </w:p>
+    <w:p>
+      <w:pPr>
+        <w:spacing w:after="0" w:line="360" w:lineRule="auto"/>
+        <w:ind w:firstLine="709"/>
+        <w:jc w:val="both"/>
+      </w:pPr>
+      <w:proofErr w:type="spellStart"/>
+      <w:r>
+        <w:t>Витамишки</w:t>
+      </w:r>
+      <w:proofErr w:type="spellEnd"/>
+      <w:r>
+        <w:t>:</w:t>
+      </w:r>
+      <w:r>
+        <w:t xml:space="preserve"> </w:t>
+      </w:r>
+      <w:r>
+        <w:t>3</w:t>
+      </w:r>
+      <w:r>
+        <w:t xml:space="preserve"> </w:t>
+      </w:r>
+      <w:r>
+        <w:t>шт.</w:t>
+      </w:r>
+      <w:r>
+        <w:t>»</w:t>
+      </w:r>
+    </w:p>
+    <w:p>
+      <w:pPr>
+        <w:spacing w:after="0" w:line="360" w:lineRule="auto"/>
+        <w:ind w:firstLine="709"/>
+        <w:jc w:val="both"/>
+        <w:rPr>
+          <w:b/>
+          <w:bCs/>
+        </w:rPr>
+      </w:pPr>
+      <w:r>
+        <w:rPr>
+          <w:b/>
+          <w:bCs/>
+        </w:rPr>
+        <w:t>Тестовый</w:t>
+      </w:r>
+      <w:r>
+        <w:rPr>
+          <w:b/>
+          <w:bCs/>
+        </w:rPr>
+        <w:t xml:space="preserve"> </w:t>
+      </w:r>
+      <w:r>
+        <w:rPr>
+          <w:b/>
+          <w:bCs/>
+        </w:rPr>
+        <w:t>сценарий</w:t>
+      </w:r>
+      <w:r>
+        <w:rPr>
+          <w:b/>
+          <w:bCs/>
+        </w:rPr>
+        <w:t xml:space="preserve"> </w:t>
+      </w:r>
+      <w:r>
+        <w:rPr>
+          <w:b/>
+          <w:bCs/>
+        </w:rPr>
+        <w:t>№</w:t>
+      </w:r>
+      <w:r>
+        <w:rPr>
+          <w:b/>
+          <w:bCs/>
+        </w:rPr>
+        <w:t xml:space="preserve"> </w:t>
+      </w:r>
+      <w:r>
+        <w:rPr>
+          <w:b/>
+          <w:bCs/>
+        </w:rPr>
+        <w:t>4</w:t>
+      </w:r>
+      <w:r>
+        <w:rPr>
+          <w:b/>
+          <w:bCs/>
+        </w:rPr>
+        <w:t xml:space="preserve"> </w:t>
+      </w:r>
+      <w:r>
+        <w:rPr>
+          <w:b/>
+          <w:bCs/>
+        </w:rPr>
+        <w:t>-</w:t>
+      </w:r>
+      <w:r>
+        <w:rPr>
+          <w:b/>
+          <w:bCs/>
+        </w:rPr>
+        <w:t xml:space="preserve"> </w:t>
+      </w:r>
+      <w:r>
+        <w:rPr>
+          <w:b/>
+          <w:bCs/>
+        </w:rPr>
+        <w:t>Выбор</w:t>
+      </w:r>
+      <w:r>
+        <w:rPr>
+          <w:b/>
+          <w:bCs/>
+        </w:rPr>
+        <w:t xml:space="preserve"> </w:t>
+      </w:r>
+      <w:r>
+        <w:rPr>
+          <w:b/>
+          <w:bCs/>
+        </w:rPr>
+        <w:t>товара</w:t>
+      </w:r>
+      <w:r>
+        <w:rPr>
+          <w:b/>
+          <w:bCs/>
+        </w:rPr>
+        <w:t xml:space="preserve"> </w:t>
+      </w:r>
+      <w:r>
+        <w:rPr>
+          <w:b/>
+          <w:bCs/>
+        </w:rPr>
+        <w:t>и</w:t>
+      </w:r>
+      <w:r>
+        <w:rPr>
+          <w:b/>
+          <w:bCs/>
+        </w:rPr>
+        <w:t xml:space="preserve"> </w:t>
+      </w:r>
+      <w:r>
+        <w:rPr>
+          <w:b/>
+          <w:bCs/>
+        </w:rPr>
+        <w:t>отображение</w:t>
+      </w:r>
+      <w:r>
+        <w:rPr>
+          <w:b/>
+          <w:bCs/>
+        </w:rPr>
+        <w:t xml:space="preserve"> </w:t>
+      </w:r>
+      <w:r>
+        <w:rPr>
+          <w:b/>
+          <w:bCs/>
+        </w:rPr>
+        <w:t>его</w:t>
+      </w:r>
+      <w:r>
+        <w:rPr>
+          <w:b/>
+          <w:bCs/>
+        </w:rPr>
+        <w:t xml:space="preserve"> </w:t>
+      </w:r>
+      <w:r>
+        <w:rPr>
+          <w:b/>
+          <w:bCs/>
+        </w:rPr>
+        <w:t>данных</w:t>
+      </w:r>
+    </w:p>
+    <w:p>
+      <w:pPr>
+        <w:spacing w:after="0" w:line="360" w:lineRule="auto"/>
+        <w:ind w:firstLine="709"/>
+        <w:jc w:val="both"/>
+      </w:pPr>
+      <w:r>
+        <w:t>Цель:</w:t>
+      </w:r>
+      <w:r>
+        <w:t xml:space="preserve"> </w:t>
+      </w:r>
+      <w:r>
+        <w:t>проверка</w:t>
+      </w:r>
+      <w:r>
+        <w:t xml:space="preserve"> </w:t>
+      </w:r>
+      <w:r>
+        <w:t>того,</w:t>
+      </w:r>
+      <w:r>
+        <w:t xml:space="preserve"> </w:t>
+      </w:r>
+      <w:r>
+        <w:t>что</w:t>
+      </w:r>
+      <w:r>
+        <w:t xml:space="preserve"> </w:t>
+      </w:r>
+      <w:r>
+        <w:t>при</w:t>
+      </w:r>
+      <w:r>
+        <w:t xml:space="preserve"> </w:t>
+      </w:r>
+      <w:r>
+        <w:t>выборе</w:t>
+      </w:r>
+      <w:r>
+        <w:t xml:space="preserve"> </w:t>
+      </w:r>
+      <w:r>
+        <w:t>препарата</w:t>
+      </w:r>
+      <w:r>
+        <w:t xml:space="preserve"> </w:t>
+      </w:r>
+      <w:r>
+        <w:t>отображаются</w:t>
+      </w:r>
+      <w:r>
+        <w:t xml:space="preserve"> </w:t>
+      </w:r>
+      <w:r>
+        <w:t>все</w:t>
+      </w:r>
+      <w:r>
+        <w:t xml:space="preserve"> </w:t>
+      </w:r>
+      <w:r>
+        <w:t>его</w:t>
+      </w:r>
+      <w:r>
+        <w:t xml:space="preserve"> </w:t>
+      </w:r>
+      <w:r>
+        <w:t>характеристики.</w:t>
+      </w:r>
+    </w:p>
+    <w:p>
+      <w:pPr>
+        <w:spacing w:after="0" w:line="360" w:lineRule="auto"/>
+        <w:ind w:firstLine="709"/>
+        <w:jc w:val="both"/>
+      </w:pPr>
+      <w:r>
+        <w:t>Исходные</w:t>
+      </w:r>
+      <w:r>
+        <w:t xml:space="preserve"> </w:t>
+      </w:r>
+      <w:r>
+        <w:t>данные:</w:t>
+      </w:r>
+    </w:p>
+    <w:p>
+      <w:pPr>
+        <w:spacing w:after="0" w:line="360" w:lineRule="auto"/>
+        <w:ind w:firstLine="709"/>
+        <w:jc w:val="both"/>
+      </w:pPr>
+      <w:r>
+        <w:t>Препарат</w:t>
+      </w:r>
+      <w:r>
+        <w:t xml:space="preserve"> </w:t>
+      </w:r>
+      <w:r>
+        <w:t>«Детралекс»</w:t>
+      </w:r>
+      <w:r>
+        <w:t xml:space="preserve"> </w:t>
+      </w:r>
+      <w:r>
+        <w:t>со</w:t>
+      </w:r>
+      <w:r>
+        <w:t xml:space="preserve"> </w:t>
+      </w:r>
+      <w:r>
+        <w:t>следующими</w:t>
+      </w:r>
+      <w:r>
+        <w:t xml:space="preserve"> </w:t>
+      </w:r>
+      <w:r>
+        <w:t>данными:</w:t>
+      </w:r>
+    </w:p>
+    <w:p>
+      <w:pPr>
+        <w:spacing w:after="0" w:line="360" w:lineRule="auto"/>
+        <w:ind w:firstLine="709"/>
+        <w:jc w:val="both"/>
+      </w:pPr>
+      <w:r>
+        <w:t>Цена</w:t>
+      </w:r>
+      <w:r>
+        <w:t xml:space="preserve"> -</w:t>
+      </w:r>
+      <w:r>
+        <w:t xml:space="preserve"> </w:t>
+      </w:r>
+      <w:r>
+        <w:t>150</w:t>
+      </w:r>
+      <w:r>
+        <w:t xml:space="preserve"> </w:t>
+      </w:r>
+      <w:r>
+        <w:t>руб.</w:t>
+      </w:r>
+    </w:p>
+    <w:p>
+      <w:pPr>
+        <w:spacing w:after="0" w:line="360" w:lineRule="auto"/>
+        <w:ind w:firstLine="709"/>
+        <w:jc w:val="both"/>
+      </w:pPr>
+      <w:r>
+        <w:t>Производитель</w:t>
+      </w:r>
+      <w:r>
+        <w:t xml:space="preserve"> -</w:t>
+      </w:r>
+      <w:r>
+        <w:t xml:space="preserve"> </w:t>
+      </w:r>
+      <w:proofErr w:type="spellStart"/>
+      <w:r>
+        <w:t>Амбробене</w:t>
+      </w:r>
+      <w:proofErr w:type="spellEnd"/>
+    </w:p>
+    <w:p>
+      <w:pPr>
+        <w:spacing w:after="0" w:line="360" w:lineRule="auto"/>
+        <w:ind w:firstLine="709"/>
+        <w:jc w:val="both"/>
+      </w:pPr>
+      <w:r>
+        <w:t>Срок</w:t>
+      </w:r>
+      <w:r>
+        <w:t xml:space="preserve"> </w:t>
+      </w:r>
+      <w:r>
+        <w:t>годности</w:t>
+      </w:r>
+      <w:r>
+        <w:t xml:space="preserve"> -</w:t>
+      </w:r>
+      <w:r>
+        <w:t xml:space="preserve"> </w:t>
+      </w:r>
+      <w:r>
+        <w:t>20.11.2026</w:t>
+      </w:r>
+    </w:p>
+    <w:p>
+      <w:pPr>
+        <w:spacing w:after="0" w:line="360" w:lineRule="auto"/>
+        <w:ind w:firstLine="709"/>
+        <w:jc w:val="both"/>
+      </w:pPr>
+      <w:r>
+        <w:t>Поставщик</w:t>
+      </w:r>
+      <w:r>
+        <w:t xml:space="preserve"> -</w:t>
+      </w:r>
+      <w:r>
+        <w:t xml:space="preserve"> </w:t>
+      </w:r>
+      <w:r>
+        <w:t>Форте</w:t>
+      </w:r>
+    </w:p>
+    <w:p>
+      <w:pPr>
+        <w:spacing w:after="0" w:line="360" w:lineRule="auto"/>
+        <w:ind w:firstLine="709"/>
+        <w:jc w:val="both"/>
+      </w:pPr>
+      <w:r>
+        <w:t>Изображение</w:t>
+      </w:r>
+      <w:r>
+        <w:t xml:space="preserve"> -</w:t>
+      </w:r>
+      <w:r>
+        <w:t xml:space="preserve"> </w:t>
+      </w:r>
+      <w:r>
+        <w:t>https://avatars.mds.yandex.net/i?id=9ed66dffc972811731192e21477af1d653fc440d-10391931-images-thumbs&amp;n=13</w:t>
+      </w:r>
+    </w:p>
+    <w:p>
+      <w:pPr>
+        <w:spacing w:after="0" w:line="360" w:lineRule="auto"/>
+        <w:ind w:firstLine="709"/>
+        <w:jc w:val="both"/>
+      </w:pPr>
+      <w:r>
+        <w:t>Шаги</w:t>
+      </w:r>
+      <w:r>
+        <w:t xml:space="preserve"> </w:t>
+      </w:r>
+      <w:r>
+        <w:t>выполнения:</w:t>
+      </w:r>
+    </w:p>
+    <w:p>
+      <w:pPr>
+        <w:numPr>
+          <w:ilvl w:val="0"/>
+          <w:numId w:val="21"/>
+        </w:numPr>
+        <w:spacing w:after="0" w:line="360" w:lineRule="auto"/>
+        <w:ind w:left="0" w:firstLine="709"/>
+        <w:jc w:val="both"/>
+      </w:pPr>
+      <w:r>
+        <w:t>Запустить</w:t>
+      </w:r>
+      <w:r>
+        <w:t xml:space="preserve"> </w:t>
+      </w:r>
+      <w:r>
+        <w:t>программу</w:t>
+      </w:r>
+    </w:p>
+    <w:p>
+      <w:pPr>
+        <w:numPr>
+          <w:ilvl w:val="0"/>
+          <w:numId w:val="21"/>
+        </w:numPr>
+        <w:spacing w:after="0" w:line="360" w:lineRule="auto"/>
+        <w:ind w:left="0" w:firstLine="709"/>
+        <w:jc w:val="both"/>
+      </w:pPr>
+      <w:r>
+        <w:t>Выбрать</w:t>
+      </w:r>
+      <w:r>
+        <w:t xml:space="preserve"> </w:t>
+      </w:r>
+      <w:r>
+        <w:t>категорию</w:t>
+      </w:r>
+      <w:r>
+        <w:t xml:space="preserve"> </w:t>
+      </w:r>
+      <w:r>
+        <w:t>«Антибиотики»</w:t>
+      </w:r>
+    </w:p>
+    <w:p>
+      <w:pPr>
+        <w:numPr>
+          <w:ilvl w:val="0"/>
+          <w:numId w:val="21"/>
+        </w:numPr>
+        <w:spacing w:after="0" w:line="360" w:lineRule="auto"/>
+        <w:ind w:left="0" w:firstLine="709"/>
+        <w:jc w:val="both"/>
+      </w:pPr>
+      <w:r>
+        <w:lastRenderedPageBreak/>
+        <w:t>В</w:t>
+      </w:r>
+      <w:r>
+        <w:t xml:space="preserve"> </w:t>
+      </w:r>
+      <w:r>
+        <w:t>выпадающем</w:t>
+      </w:r>
+      <w:r>
+        <w:t xml:space="preserve"> </w:t>
+      </w:r>
+      <w:r>
+        <w:t>списке</w:t>
+      </w:r>
+      <w:r>
+        <w:t xml:space="preserve"> </w:t>
+      </w:r>
+      <w:r>
+        <w:t>выбрать</w:t>
+      </w:r>
+      <w:r>
+        <w:t xml:space="preserve"> </w:t>
+      </w:r>
+      <w:r>
+        <w:t>«Детралекс»</w:t>
+      </w:r>
+    </w:p>
+    <w:p>
+      <w:pPr>
+        <w:spacing w:after="0" w:line="360" w:lineRule="auto"/>
+        <w:ind w:firstLine="709"/>
+        <w:jc w:val="both"/>
+      </w:pPr>
+      <w:r>
+        <w:t>Ожидаемый</w:t>
+      </w:r>
+      <w:r>
+        <w:t xml:space="preserve"> </w:t>
+      </w:r>
+      <w:r>
+        <w:t>результат:</w:t>
+      </w:r>
+    </w:p>
+    <w:p>
+      <w:pPr>
+        <w:spacing w:after="0" w:line="360" w:lineRule="auto"/>
+        <w:ind w:firstLine="709"/>
+        <w:jc w:val="both"/>
+      </w:pPr>
+      <w:r>
+        <w:t>В</w:t>
+      </w:r>
+      <w:r>
+        <w:t xml:space="preserve"> </w:t>
+      </w:r>
+      <w:r>
+        <w:t>поле</w:t>
+      </w:r>
+      <w:r>
+        <w:t xml:space="preserve"> </w:t>
+      </w:r>
+      <w:r>
+        <w:t>«Цена»</w:t>
+      </w:r>
+      <w:r>
+        <w:t xml:space="preserve"> </w:t>
+      </w:r>
+      <w:r>
+        <w:t>отображается</w:t>
+      </w:r>
+      <w:r>
+        <w:t xml:space="preserve"> </w:t>
+      </w:r>
+      <w:r>
+        <w:t>«150»</w:t>
+      </w:r>
+    </w:p>
+    <w:p>
+      <w:pPr>
+        <w:spacing w:after="0" w:line="360" w:lineRule="auto"/>
+        <w:ind w:firstLine="709"/>
+        <w:jc w:val="both"/>
+      </w:pPr>
+      <w:r>
+        <w:t>В</w:t>
+      </w:r>
+      <w:r>
+        <w:t xml:space="preserve"> </w:t>
+      </w:r>
+      <w:r>
+        <w:t>поле</w:t>
+      </w:r>
+      <w:r>
+        <w:t xml:space="preserve"> </w:t>
+      </w:r>
+      <w:r>
+        <w:t>«Производитель»</w:t>
+      </w:r>
+      <w:r>
+        <w:t xml:space="preserve"> </w:t>
+      </w:r>
+      <w:r>
+        <w:t>отображается</w:t>
+      </w:r>
+      <w:r>
+        <w:t xml:space="preserve"> </w:t>
+      </w:r>
+      <w:r>
+        <w:t>«</w:t>
+      </w:r>
+      <w:proofErr w:type="spellStart"/>
+      <w:r>
+        <w:t>Амбробене</w:t>
+      </w:r>
+      <w:proofErr w:type="spellEnd"/>
+      <w:r>
+        <w:t>»</w:t>
+      </w:r>
+    </w:p>
+    <w:p>
+      <w:pPr>
+        <w:spacing w:after="0" w:line="360" w:lineRule="auto"/>
+        <w:ind w:firstLine="709"/>
+        <w:jc w:val="both"/>
+      </w:pPr>
+      <w:r>
+        <w:t>В</w:t>
+      </w:r>
+      <w:r>
+        <w:t xml:space="preserve"> </w:t>
+      </w:r>
+      <w:r>
+        <w:t>поле</w:t>
+      </w:r>
+      <w:r>
+        <w:t xml:space="preserve"> </w:t>
+      </w:r>
+      <w:r>
+        <w:t>«Срок</w:t>
+      </w:r>
+      <w:r>
+        <w:t xml:space="preserve"> </w:t>
+      </w:r>
+      <w:r>
+        <w:t>годности»</w:t>
+      </w:r>
+      <w:r>
+        <w:t xml:space="preserve"> </w:t>
+      </w:r>
+      <w:r>
+        <w:t>отображается</w:t>
+      </w:r>
+      <w:r>
+        <w:t xml:space="preserve"> </w:t>
+      </w:r>
+      <w:r>
+        <w:t>«20.11.2026»</w:t>
+      </w:r>
+    </w:p>
+    <w:p>
+      <w:pPr>
+        <w:spacing w:after="0" w:line="360" w:lineRule="auto"/>
+        <w:ind w:firstLine="709"/>
+        <w:jc w:val="both"/>
+      </w:pPr>
+      <w:r>
+        <w:t>В</w:t>
+      </w:r>
+      <w:r>
+        <w:t xml:space="preserve"> </w:t>
+      </w:r>
+      <w:r>
+        <w:t>поле</w:t>
+      </w:r>
+      <w:r>
+        <w:t xml:space="preserve"> </w:t>
+      </w:r>
+      <w:r>
+        <w:t>«Поставщик»</w:t>
+      </w:r>
+      <w:r>
+        <w:t xml:space="preserve"> </w:t>
+      </w:r>
+      <w:r>
+        <w:t>отображается</w:t>
+      </w:r>
+      <w:r>
+        <w:t xml:space="preserve"> </w:t>
+      </w:r>
+      <w:r>
+        <w:t>«Форте»</w:t>
+      </w:r>
+    </w:p>
+    <w:p>
+      <w:pPr>
+        <w:spacing w:after="0" w:line="360" w:lineRule="auto"/>
+        <w:ind w:firstLine="709"/>
+        <w:jc w:val="both"/>
+      </w:pPr>
+      <w:r>
+        <w:t>В</w:t>
+      </w:r>
+      <w:r>
+        <w:t xml:space="preserve"> </w:t>
+      </w:r>
+      <w:r>
+        <w:t>компоненте</w:t>
+      </w:r>
+      <w:r>
+        <w:t xml:space="preserve"> </w:t>
+      </w:r>
+      <w:proofErr w:type="spellStart"/>
+      <w:r>
+        <w:t>PictureBox</w:t>
+      </w:r>
+      <w:proofErr w:type="spellEnd"/>
+      <w:r>
+        <w:t xml:space="preserve"> </w:t>
+      </w:r>
+      <w:r>
+        <w:t>отображается</w:t>
+      </w:r>
+      <w:r>
+        <w:t xml:space="preserve"> </w:t>
+      </w:r>
+      <w:r>
+        <w:t>изображение</w:t>
+      </w:r>
+      <w:r>
+        <w:t xml:space="preserve"> </w:t>
+      </w:r>
+      <w:r>
+        <w:t>по</w:t>
+      </w:r>
+      <w:r>
+        <w:t xml:space="preserve"> </w:t>
+      </w:r>
+      <w:r>
+        <w:t>указанной</w:t>
+      </w:r>
+      <w:r>
+        <w:t xml:space="preserve"> </w:t>
+      </w:r>
+      <w:r>
+        <w:t>ссылке</w:t>
+      </w:r>
     </w:p>
     <w:sectPr>
       <w:pgSz w:w="11906" w:h="16838" w:code="9"/>
@@ -343,6 +3129,3103 @@
     </w:sectPr>
   </w:body>
 </w:document>
+</file>
+
+<file path=word/numbering.xml><?xml version="1.0" encoding="utf-8"?>
+<w:numbering xmlns:wpc="http://schemas.microsoft.com/office/word/2010/wordprocessingCanvas" xmlns:cx="http://schemas.microsoft.com/office/drawing/2014/chartex" xmlns:cx1="http://schemas.microsoft.com/office/drawing/2015/9/8/chartex" xmlns:cx2="http://schemas.microsoft.com/office/drawing/2015/10/21/chartex" xmlns:cx3="http://schemas.microsoft.com/office/drawing/2016/5/9/chartex" xmlns:cx4="http://schemas.microsoft.com/office/drawing/2016/5/10/chartex" xmlns:cx5="http://schemas.microsoft.com/office/drawing/2016/5/11/chartex" xmlns:cx6="http://schemas.microsoft.com/office/drawing/2016/5/12/chartex" xmlns:cx7="http://schemas.microsoft.com/office/drawing/2016/5/13/chartex" xmlns:cx8="http://schemas.microsoft.com/office/drawing/2016/5/14/chartex" xmlns:mc="http://schemas.openxmlformats.org/markup-compatibility/2006" xmlns:aink="http://schemas.microsoft.com/office/drawing/2016/ink" xmlns:am3d="http://schemas.microsoft.com/office/drawing/2017/model3d" xmlns:o="urn:schemas-microsoft-com:office:office" xmlns:oel="http://schemas.microsoft.com/office/2019/extlst" xmlns:r="http://schemas.openxmlformats.org/officeDocument/2006/relationships" xmlns:m="http://schemas.openxmlformats.org/officeDocument/2006/math" xmlns:v="urn:schemas-microsoft-com:vml" xmlns:wp14="http://schemas.microsoft.com/office/word/2010/wordprocessingDrawing" xmlns:wp="http://schemas.openxmlformats.org/drawingml/2006/wordprocessingDrawing" xmlns:w10="urn:schemas-microsoft-com:office:word" xmlns:w="http://schemas.openxmlformats.org/wordprocessingml/2006/main" xmlns:w14="http://schemas.microsoft.com/office/word/2010/wordml" xmlns:w15="http://schemas.microsoft.com/office/word/2012/wordml" xmlns:w16cex="http://schemas.microsoft.com/office/word/2018/wordml/cex" xmlns:w16cid="http://schemas.microsoft.com/office/word/2016/wordml/cid" xmlns:w16="http://schemas.microsoft.com/office/word/2018/wordml" xmlns:w16du="http://schemas.microsoft.com/office/word/2023/wordml/word16du" xmlns:w16sdtdh="http://schemas.microsoft.com/office/word/2020/wordml/sdtdatahash" xmlns:w16sdtfl="http://schemas.microsoft.com/office/word/2024/wordml/sdtformatlock" xmlns:w16se="http://schemas.microsoft.com/office/word/2015/wordml/symex" xmlns:wpg="http://schemas.microsoft.com/office/word/2010/wordprocessingGroup" xmlns:wpi="http://schemas.microsoft.com/office/word/2010/wordprocessingInk" xmlns:wne="http://schemas.microsoft.com/office/word/2006/wordml" xmlns:wps="http://schemas.microsoft.com/office/word/2010/wordprocessingShape" mc:Ignorable="w14 w15 w16se w16cid w16 w16cex w16sdtdh w16sdtfl w16du wp14">
+  <w:abstractNum w:abstractNumId="0" w15:restartNumberingAfterBreak="0">
+    <w:nsid w:val="06FB783C"/>
+    <w:multiLevelType w:val="multilevel"/>
+    <w:tmpl w:val="E8189352"/>
+    <w:lvl w:ilvl="0">
+      <w:start w:val="1"/>
+      <w:numFmt w:val="bullet"/>
+      <w:lvlText w:val=""/>
+      <w:lvlJc w:val="left"/>
+      <w:pPr>
+        <w:tabs>
+          <w:tab w:val="num" w:pos="720"/>
+        </w:tabs>
+        <w:ind w:left="720" w:hanging="360"/>
+      </w:pPr>
+      <w:rPr>
+        <w:rFonts w:ascii="Symbol" w:hAnsi="Symbol" w:hint="default"/>
+        <w:sz w:val="20"/>
+      </w:rPr>
+    </w:lvl>
+    <w:lvl w:ilvl="1" w:tentative="1">
+      <w:start w:val="1"/>
+      <w:numFmt w:val="bullet"/>
+      <w:lvlText w:val="o"/>
+      <w:lvlJc w:val="left"/>
+      <w:pPr>
+        <w:tabs>
+          <w:tab w:val="num" w:pos="1440"/>
+        </w:tabs>
+        <w:ind w:left="1440" w:hanging="360"/>
+      </w:pPr>
+      <w:rPr>
+        <w:rFonts w:ascii="Courier New" w:hAnsi="Courier New" w:hint="default"/>
+        <w:sz w:val="20"/>
+      </w:rPr>
+    </w:lvl>
+    <w:lvl w:ilvl="2" w:tentative="1">
+      <w:start w:val="1"/>
+      <w:numFmt w:val="bullet"/>
+      <w:lvlText w:val=""/>
+      <w:lvlJc w:val="left"/>
+      <w:pPr>
+        <w:tabs>
+          <w:tab w:val="num" w:pos="2160"/>
+        </w:tabs>
+        <w:ind w:left="2160" w:hanging="360"/>
+      </w:pPr>
+      <w:rPr>
+        <w:rFonts w:ascii="Wingdings" w:hAnsi="Wingdings" w:hint="default"/>
+        <w:sz w:val="20"/>
+      </w:rPr>
+    </w:lvl>
+    <w:lvl w:ilvl="3" w:tentative="1">
+      <w:start w:val="1"/>
+      <w:numFmt w:val="bullet"/>
+      <w:lvlText w:val=""/>
+      <w:lvlJc w:val="left"/>
+      <w:pPr>
+        <w:tabs>
+          <w:tab w:val="num" w:pos="2880"/>
+        </w:tabs>
+        <w:ind w:left="2880" w:hanging="360"/>
+      </w:pPr>
+      <w:rPr>
+        <w:rFonts w:ascii="Wingdings" w:hAnsi="Wingdings" w:hint="default"/>
+        <w:sz w:val="20"/>
+      </w:rPr>
+    </w:lvl>
+    <w:lvl w:ilvl="4" w:tentative="1">
+      <w:start w:val="1"/>
+      <w:numFmt w:val="bullet"/>
+      <w:lvlText w:val=""/>
+      <w:lvlJc w:val="left"/>
+      <w:pPr>
+        <w:tabs>
+          <w:tab w:val="num" w:pos="3600"/>
+        </w:tabs>
+        <w:ind w:left="3600" w:hanging="360"/>
+      </w:pPr>
+      <w:rPr>
+        <w:rFonts w:ascii="Wingdings" w:hAnsi="Wingdings" w:hint="default"/>
+        <w:sz w:val="20"/>
+      </w:rPr>
+    </w:lvl>
+    <w:lvl w:ilvl="5" w:tentative="1">
+      <w:start w:val="1"/>
+      <w:numFmt w:val="bullet"/>
+      <w:lvlText w:val=""/>
+      <w:lvlJc w:val="left"/>
+      <w:pPr>
+        <w:tabs>
+          <w:tab w:val="num" w:pos="4320"/>
+        </w:tabs>
+        <w:ind w:left="4320" w:hanging="360"/>
+      </w:pPr>
+      <w:rPr>
+        <w:rFonts w:ascii="Wingdings" w:hAnsi="Wingdings" w:hint="default"/>
+        <w:sz w:val="20"/>
+      </w:rPr>
+    </w:lvl>
+    <w:lvl w:ilvl="6" w:tentative="1">
+      <w:start w:val="1"/>
+      <w:numFmt w:val="bullet"/>
+      <w:lvlText w:val=""/>
+      <w:lvlJc w:val="left"/>
+      <w:pPr>
+        <w:tabs>
+          <w:tab w:val="num" w:pos="5040"/>
+        </w:tabs>
+        <w:ind w:left="5040" w:hanging="360"/>
+      </w:pPr>
+      <w:rPr>
+        <w:rFonts w:ascii="Wingdings" w:hAnsi="Wingdings" w:hint="default"/>
+        <w:sz w:val="20"/>
+      </w:rPr>
+    </w:lvl>
+    <w:lvl w:ilvl="7" w:tentative="1">
+      <w:start w:val="1"/>
+      <w:numFmt w:val="bullet"/>
+      <w:lvlText w:val=""/>
+      <w:lvlJc w:val="left"/>
+      <w:pPr>
+        <w:tabs>
+          <w:tab w:val="num" w:pos="5760"/>
+        </w:tabs>
+        <w:ind w:left="5760" w:hanging="360"/>
+      </w:pPr>
+      <w:rPr>
+        <w:rFonts w:ascii="Wingdings" w:hAnsi="Wingdings" w:hint="default"/>
+        <w:sz w:val="20"/>
+      </w:rPr>
+    </w:lvl>
+    <w:lvl w:ilvl="8" w:tentative="1">
+      <w:start w:val="1"/>
+      <w:numFmt w:val="bullet"/>
+      <w:lvlText w:val=""/>
+      <w:lvlJc w:val="left"/>
+      <w:pPr>
+        <w:tabs>
+          <w:tab w:val="num" w:pos="6480"/>
+        </w:tabs>
+        <w:ind w:left="6480" w:hanging="360"/>
+      </w:pPr>
+      <w:rPr>
+        <w:rFonts w:ascii="Wingdings" w:hAnsi="Wingdings" w:hint="default"/>
+        <w:sz w:val="20"/>
+      </w:rPr>
+    </w:lvl>
+  </w:abstractNum>
+  <w:abstractNum w:abstractNumId="1" w15:restartNumberingAfterBreak="0">
+    <w:nsid w:val="07585BFC"/>
+    <w:multiLevelType w:val="multilevel"/>
+    <w:tmpl w:val="3DB4B2C8"/>
+    <w:lvl w:ilvl="0">
+      <w:start w:val="1"/>
+      <w:numFmt w:val="bullet"/>
+      <w:lvlText w:val=""/>
+      <w:lvlJc w:val="left"/>
+      <w:pPr>
+        <w:tabs>
+          <w:tab w:val="num" w:pos="720"/>
+        </w:tabs>
+        <w:ind w:left="720" w:hanging="360"/>
+      </w:pPr>
+      <w:rPr>
+        <w:rFonts w:ascii="Symbol" w:hAnsi="Symbol" w:hint="default"/>
+        <w:sz w:val="20"/>
+      </w:rPr>
+    </w:lvl>
+    <w:lvl w:ilvl="1" w:tentative="1">
+      <w:start w:val="1"/>
+      <w:numFmt w:val="bullet"/>
+      <w:lvlText w:val="o"/>
+      <w:lvlJc w:val="left"/>
+      <w:pPr>
+        <w:tabs>
+          <w:tab w:val="num" w:pos="1440"/>
+        </w:tabs>
+        <w:ind w:left="1440" w:hanging="360"/>
+      </w:pPr>
+      <w:rPr>
+        <w:rFonts w:ascii="Courier New" w:hAnsi="Courier New" w:hint="default"/>
+        <w:sz w:val="20"/>
+      </w:rPr>
+    </w:lvl>
+    <w:lvl w:ilvl="2" w:tentative="1">
+      <w:start w:val="1"/>
+      <w:numFmt w:val="bullet"/>
+      <w:lvlText w:val=""/>
+      <w:lvlJc w:val="left"/>
+      <w:pPr>
+        <w:tabs>
+          <w:tab w:val="num" w:pos="2160"/>
+        </w:tabs>
+        <w:ind w:left="2160" w:hanging="360"/>
+      </w:pPr>
+      <w:rPr>
+        <w:rFonts w:ascii="Wingdings" w:hAnsi="Wingdings" w:hint="default"/>
+        <w:sz w:val="20"/>
+      </w:rPr>
+    </w:lvl>
+    <w:lvl w:ilvl="3" w:tentative="1">
+      <w:start w:val="1"/>
+      <w:numFmt w:val="bullet"/>
+      <w:lvlText w:val=""/>
+      <w:lvlJc w:val="left"/>
+      <w:pPr>
+        <w:tabs>
+          <w:tab w:val="num" w:pos="2880"/>
+        </w:tabs>
+        <w:ind w:left="2880" w:hanging="360"/>
+      </w:pPr>
+      <w:rPr>
+        <w:rFonts w:ascii="Wingdings" w:hAnsi="Wingdings" w:hint="default"/>
+        <w:sz w:val="20"/>
+      </w:rPr>
+    </w:lvl>
+    <w:lvl w:ilvl="4" w:tentative="1">
+      <w:start w:val="1"/>
+      <w:numFmt w:val="bullet"/>
+      <w:lvlText w:val=""/>
+      <w:lvlJc w:val="left"/>
+      <w:pPr>
+        <w:tabs>
+          <w:tab w:val="num" w:pos="3600"/>
+        </w:tabs>
+        <w:ind w:left="3600" w:hanging="360"/>
+      </w:pPr>
+      <w:rPr>
+        <w:rFonts w:ascii="Wingdings" w:hAnsi="Wingdings" w:hint="default"/>
+        <w:sz w:val="20"/>
+      </w:rPr>
+    </w:lvl>
+    <w:lvl w:ilvl="5" w:tentative="1">
+      <w:start w:val="1"/>
+      <w:numFmt w:val="bullet"/>
+      <w:lvlText w:val=""/>
+      <w:lvlJc w:val="left"/>
+      <w:pPr>
+        <w:tabs>
+          <w:tab w:val="num" w:pos="4320"/>
+        </w:tabs>
+        <w:ind w:left="4320" w:hanging="360"/>
+      </w:pPr>
+      <w:rPr>
+        <w:rFonts w:ascii="Wingdings" w:hAnsi="Wingdings" w:hint="default"/>
+        <w:sz w:val="20"/>
+      </w:rPr>
+    </w:lvl>
+    <w:lvl w:ilvl="6" w:tentative="1">
+      <w:start w:val="1"/>
+      <w:numFmt w:val="bullet"/>
+      <w:lvlText w:val=""/>
+      <w:lvlJc w:val="left"/>
+      <w:pPr>
+        <w:tabs>
+          <w:tab w:val="num" w:pos="5040"/>
+        </w:tabs>
+        <w:ind w:left="5040" w:hanging="360"/>
+      </w:pPr>
+      <w:rPr>
+        <w:rFonts w:ascii="Wingdings" w:hAnsi="Wingdings" w:hint="default"/>
+        <w:sz w:val="20"/>
+      </w:rPr>
+    </w:lvl>
+    <w:lvl w:ilvl="7" w:tentative="1">
+      <w:start w:val="1"/>
+      <w:numFmt w:val="bullet"/>
+      <w:lvlText w:val=""/>
+      <w:lvlJc w:val="left"/>
+      <w:pPr>
+        <w:tabs>
+          <w:tab w:val="num" w:pos="5760"/>
+        </w:tabs>
+        <w:ind w:left="5760" w:hanging="360"/>
+      </w:pPr>
+      <w:rPr>
+        <w:rFonts w:ascii="Wingdings" w:hAnsi="Wingdings" w:hint="default"/>
+        <w:sz w:val="20"/>
+      </w:rPr>
+    </w:lvl>
+    <w:lvl w:ilvl="8" w:tentative="1">
+      <w:start w:val="1"/>
+      <w:numFmt w:val="bullet"/>
+      <w:lvlText w:val=""/>
+      <w:lvlJc w:val="left"/>
+      <w:pPr>
+        <w:tabs>
+          <w:tab w:val="num" w:pos="6480"/>
+        </w:tabs>
+        <w:ind w:left="6480" w:hanging="360"/>
+      </w:pPr>
+      <w:rPr>
+        <w:rFonts w:ascii="Wingdings" w:hAnsi="Wingdings" w:hint="default"/>
+        <w:sz w:val="20"/>
+      </w:rPr>
+    </w:lvl>
+  </w:abstractNum>
+  <w:abstractNum w:abstractNumId="2" w15:restartNumberingAfterBreak="0">
+    <w:nsid w:val="09D273D8"/>
+    <w:multiLevelType w:val="multilevel"/>
+    <w:tmpl w:val="121E8B0A"/>
+    <w:lvl w:ilvl="0">
+      <w:start w:val="1"/>
+      <w:numFmt w:val="bullet"/>
+      <w:lvlText w:val=""/>
+      <w:lvlJc w:val="left"/>
+      <w:pPr>
+        <w:tabs>
+          <w:tab w:val="num" w:pos="720"/>
+        </w:tabs>
+        <w:ind w:left="720" w:hanging="360"/>
+      </w:pPr>
+      <w:rPr>
+        <w:rFonts w:ascii="Symbol" w:hAnsi="Symbol" w:hint="default"/>
+        <w:sz w:val="20"/>
+      </w:rPr>
+    </w:lvl>
+    <w:lvl w:ilvl="1" w:tentative="1">
+      <w:start w:val="1"/>
+      <w:numFmt w:val="bullet"/>
+      <w:lvlText w:val="o"/>
+      <w:lvlJc w:val="left"/>
+      <w:pPr>
+        <w:tabs>
+          <w:tab w:val="num" w:pos="1440"/>
+        </w:tabs>
+        <w:ind w:left="1440" w:hanging="360"/>
+      </w:pPr>
+      <w:rPr>
+        <w:rFonts w:ascii="Courier New" w:hAnsi="Courier New" w:hint="default"/>
+        <w:sz w:val="20"/>
+      </w:rPr>
+    </w:lvl>
+    <w:lvl w:ilvl="2" w:tentative="1">
+      <w:start w:val="1"/>
+      <w:numFmt w:val="bullet"/>
+      <w:lvlText w:val=""/>
+      <w:lvlJc w:val="left"/>
+      <w:pPr>
+        <w:tabs>
+          <w:tab w:val="num" w:pos="2160"/>
+        </w:tabs>
+        <w:ind w:left="2160" w:hanging="360"/>
+      </w:pPr>
+      <w:rPr>
+        <w:rFonts w:ascii="Wingdings" w:hAnsi="Wingdings" w:hint="default"/>
+        <w:sz w:val="20"/>
+      </w:rPr>
+    </w:lvl>
+    <w:lvl w:ilvl="3" w:tentative="1">
+      <w:start w:val="1"/>
+      <w:numFmt w:val="bullet"/>
+      <w:lvlText w:val=""/>
+      <w:lvlJc w:val="left"/>
+      <w:pPr>
+        <w:tabs>
+          <w:tab w:val="num" w:pos="2880"/>
+        </w:tabs>
+        <w:ind w:left="2880" w:hanging="360"/>
+      </w:pPr>
+      <w:rPr>
+        <w:rFonts w:ascii="Wingdings" w:hAnsi="Wingdings" w:hint="default"/>
+        <w:sz w:val="20"/>
+      </w:rPr>
+    </w:lvl>
+    <w:lvl w:ilvl="4" w:tentative="1">
+      <w:start w:val="1"/>
+      <w:numFmt w:val="bullet"/>
+      <w:lvlText w:val=""/>
+      <w:lvlJc w:val="left"/>
+      <w:pPr>
+        <w:tabs>
+          <w:tab w:val="num" w:pos="3600"/>
+        </w:tabs>
+        <w:ind w:left="3600" w:hanging="360"/>
+      </w:pPr>
+      <w:rPr>
+        <w:rFonts w:ascii="Wingdings" w:hAnsi="Wingdings" w:hint="default"/>
+        <w:sz w:val="20"/>
+      </w:rPr>
+    </w:lvl>
+    <w:lvl w:ilvl="5" w:tentative="1">
+      <w:start w:val="1"/>
+      <w:numFmt w:val="bullet"/>
+      <w:lvlText w:val=""/>
+      <w:lvlJc w:val="left"/>
+      <w:pPr>
+        <w:tabs>
+          <w:tab w:val="num" w:pos="4320"/>
+        </w:tabs>
+        <w:ind w:left="4320" w:hanging="360"/>
+      </w:pPr>
+      <w:rPr>
+        <w:rFonts w:ascii="Wingdings" w:hAnsi="Wingdings" w:hint="default"/>
+        <w:sz w:val="20"/>
+      </w:rPr>
+    </w:lvl>
+    <w:lvl w:ilvl="6" w:tentative="1">
+      <w:start w:val="1"/>
+      <w:numFmt w:val="bullet"/>
+      <w:lvlText w:val=""/>
+      <w:lvlJc w:val="left"/>
+      <w:pPr>
+        <w:tabs>
+          <w:tab w:val="num" w:pos="5040"/>
+        </w:tabs>
+        <w:ind w:left="5040" w:hanging="360"/>
+      </w:pPr>
+      <w:rPr>
+        <w:rFonts w:ascii="Wingdings" w:hAnsi="Wingdings" w:hint="default"/>
+        <w:sz w:val="20"/>
+      </w:rPr>
+    </w:lvl>
+    <w:lvl w:ilvl="7" w:tentative="1">
+      <w:start w:val="1"/>
+      <w:numFmt w:val="bullet"/>
+      <w:lvlText w:val=""/>
+      <w:lvlJc w:val="left"/>
+      <w:pPr>
+        <w:tabs>
+          <w:tab w:val="num" w:pos="5760"/>
+        </w:tabs>
+        <w:ind w:left="5760" w:hanging="360"/>
+      </w:pPr>
+      <w:rPr>
+        <w:rFonts w:ascii="Wingdings" w:hAnsi="Wingdings" w:hint="default"/>
+        <w:sz w:val="20"/>
+      </w:rPr>
+    </w:lvl>
+    <w:lvl w:ilvl="8" w:tentative="1">
+      <w:start w:val="1"/>
+      <w:numFmt w:val="bullet"/>
+      <w:lvlText w:val=""/>
+      <w:lvlJc w:val="left"/>
+      <w:pPr>
+        <w:tabs>
+          <w:tab w:val="num" w:pos="6480"/>
+        </w:tabs>
+        <w:ind w:left="6480" w:hanging="360"/>
+      </w:pPr>
+      <w:rPr>
+        <w:rFonts w:ascii="Wingdings" w:hAnsi="Wingdings" w:hint="default"/>
+        <w:sz w:val="20"/>
+      </w:rPr>
+    </w:lvl>
+  </w:abstractNum>
+  <w:abstractNum w:abstractNumId="3" w15:restartNumberingAfterBreak="0">
+    <w:nsid w:val="178862F2"/>
+    <w:multiLevelType w:val="multilevel"/>
+    <w:tmpl w:val="51EE77D6"/>
+    <w:lvl w:ilvl="0">
+      <w:start w:val="1"/>
+      <w:numFmt w:val="decimal"/>
+      <w:lvlText w:val="%1."/>
+      <w:lvlJc w:val="left"/>
+      <w:pPr>
+        <w:tabs>
+          <w:tab w:val="num" w:pos="720"/>
+        </w:tabs>
+        <w:ind w:left="720" w:hanging="360"/>
+      </w:pPr>
+    </w:lvl>
+    <w:lvl w:ilvl="1" w:tentative="1">
+      <w:start w:val="1"/>
+      <w:numFmt w:val="decimal"/>
+      <w:lvlText w:val="%2."/>
+      <w:lvlJc w:val="left"/>
+      <w:pPr>
+        <w:tabs>
+          <w:tab w:val="num" w:pos="1440"/>
+        </w:tabs>
+        <w:ind w:left="1440" w:hanging="360"/>
+      </w:pPr>
+    </w:lvl>
+    <w:lvl w:ilvl="2" w:tentative="1">
+      <w:start w:val="1"/>
+      <w:numFmt w:val="decimal"/>
+      <w:lvlText w:val="%3."/>
+      <w:lvlJc w:val="left"/>
+      <w:pPr>
+        <w:tabs>
+          <w:tab w:val="num" w:pos="2160"/>
+        </w:tabs>
+        <w:ind w:left="2160" w:hanging="360"/>
+      </w:pPr>
+    </w:lvl>
+    <w:lvl w:ilvl="3" w:tentative="1">
+      <w:start w:val="1"/>
+      <w:numFmt w:val="decimal"/>
+      <w:lvlText w:val="%4."/>
+      <w:lvlJc w:val="left"/>
+      <w:pPr>
+        <w:tabs>
+          <w:tab w:val="num" w:pos="2880"/>
+        </w:tabs>
+        <w:ind w:left="2880" w:hanging="360"/>
+      </w:pPr>
+    </w:lvl>
+    <w:lvl w:ilvl="4" w:tentative="1">
+      <w:start w:val="1"/>
+      <w:numFmt w:val="decimal"/>
+      <w:lvlText w:val="%5."/>
+      <w:lvlJc w:val="left"/>
+      <w:pPr>
+        <w:tabs>
+          <w:tab w:val="num" w:pos="3600"/>
+        </w:tabs>
+        <w:ind w:left="3600" w:hanging="360"/>
+      </w:pPr>
+    </w:lvl>
+    <w:lvl w:ilvl="5" w:tentative="1">
+      <w:start w:val="1"/>
+      <w:numFmt w:val="decimal"/>
+      <w:lvlText w:val="%6."/>
+      <w:lvlJc w:val="left"/>
+      <w:pPr>
+        <w:tabs>
+          <w:tab w:val="num" w:pos="4320"/>
+        </w:tabs>
+        <w:ind w:left="4320" w:hanging="360"/>
+      </w:pPr>
+    </w:lvl>
+    <w:lvl w:ilvl="6" w:tentative="1">
+      <w:start w:val="1"/>
+      <w:numFmt w:val="decimal"/>
+      <w:lvlText w:val="%7."/>
+      <w:lvlJc w:val="left"/>
+      <w:pPr>
+        <w:tabs>
+          <w:tab w:val="num" w:pos="5040"/>
+        </w:tabs>
+        <w:ind w:left="5040" w:hanging="360"/>
+      </w:pPr>
+    </w:lvl>
+    <w:lvl w:ilvl="7" w:tentative="1">
+      <w:start w:val="1"/>
+      <w:numFmt w:val="decimal"/>
+      <w:lvlText w:val="%8."/>
+      <w:lvlJc w:val="left"/>
+      <w:pPr>
+        <w:tabs>
+          <w:tab w:val="num" w:pos="5760"/>
+        </w:tabs>
+        <w:ind w:left="5760" w:hanging="360"/>
+      </w:pPr>
+    </w:lvl>
+    <w:lvl w:ilvl="8" w:tentative="1">
+      <w:start w:val="1"/>
+      <w:numFmt w:val="decimal"/>
+      <w:lvlText w:val="%9."/>
+      <w:lvlJc w:val="left"/>
+      <w:pPr>
+        <w:tabs>
+          <w:tab w:val="num" w:pos="6480"/>
+        </w:tabs>
+        <w:ind w:left="6480" w:hanging="360"/>
+      </w:pPr>
+    </w:lvl>
+  </w:abstractNum>
+  <w:abstractNum w:abstractNumId="4" w15:restartNumberingAfterBreak="0">
+    <w:nsid w:val="18227619"/>
+    <w:multiLevelType w:val="multilevel"/>
+    <w:tmpl w:val="DEBEB348"/>
+    <w:lvl w:ilvl="0">
+      <w:start w:val="1"/>
+      <w:numFmt w:val="decimal"/>
+      <w:lvlText w:val="%1."/>
+      <w:lvlJc w:val="left"/>
+      <w:pPr>
+        <w:tabs>
+          <w:tab w:val="num" w:pos="720"/>
+        </w:tabs>
+        <w:ind w:left="720" w:hanging="360"/>
+      </w:pPr>
+    </w:lvl>
+    <w:lvl w:ilvl="1" w:tentative="1">
+      <w:start w:val="1"/>
+      <w:numFmt w:val="decimal"/>
+      <w:lvlText w:val="%2."/>
+      <w:lvlJc w:val="left"/>
+      <w:pPr>
+        <w:tabs>
+          <w:tab w:val="num" w:pos="1440"/>
+        </w:tabs>
+        <w:ind w:left="1440" w:hanging="360"/>
+      </w:pPr>
+    </w:lvl>
+    <w:lvl w:ilvl="2" w:tentative="1">
+      <w:start w:val="1"/>
+      <w:numFmt w:val="decimal"/>
+      <w:lvlText w:val="%3."/>
+      <w:lvlJc w:val="left"/>
+      <w:pPr>
+        <w:tabs>
+          <w:tab w:val="num" w:pos="2160"/>
+        </w:tabs>
+        <w:ind w:left="2160" w:hanging="360"/>
+      </w:pPr>
+    </w:lvl>
+    <w:lvl w:ilvl="3" w:tentative="1">
+      <w:start w:val="1"/>
+      <w:numFmt w:val="decimal"/>
+      <w:lvlText w:val="%4."/>
+      <w:lvlJc w:val="left"/>
+      <w:pPr>
+        <w:tabs>
+          <w:tab w:val="num" w:pos="2880"/>
+        </w:tabs>
+        <w:ind w:left="2880" w:hanging="360"/>
+      </w:pPr>
+    </w:lvl>
+    <w:lvl w:ilvl="4" w:tentative="1">
+      <w:start w:val="1"/>
+      <w:numFmt w:val="decimal"/>
+      <w:lvlText w:val="%5."/>
+      <w:lvlJc w:val="left"/>
+      <w:pPr>
+        <w:tabs>
+          <w:tab w:val="num" w:pos="3600"/>
+        </w:tabs>
+        <w:ind w:left="3600" w:hanging="360"/>
+      </w:pPr>
+    </w:lvl>
+    <w:lvl w:ilvl="5" w:tentative="1">
+      <w:start w:val="1"/>
+      <w:numFmt w:val="decimal"/>
+      <w:lvlText w:val="%6."/>
+      <w:lvlJc w:val="left"/>
+      <w:pPr>
+        <w:tabs>
+          <w:tab w:val="num" w:pos="4320"/>
+        </w:tabs>
+        <w:ind w:left="4320" w:hanging="360"/>
+      </w:pPr>
+    </w:lvl>
+    <w:lvl w:ilvl="6" w:tentative="1">
+      <w:start w:val="1"/>
+      <w:numFmt w:val="decimal"/>
+      <w:lvlText w:val="%7."/>
+      <w:lvlJc w:val="left"/>
+      <w:pPr>
+        <w:tabs>
+          <w:tab w:val="num" w:pos="5040"/>
+        </w:tabs>
+        <w:ind w:left="5040" w:hanging="360"/>
+      </w:pPr>
+    </w:lvl>
+    <w:lvl w:ilvl="7" w:tentative="1">
+      <w:start w:val="1"/>
+      <w:numFmt w:val="decimal"/>
+      <w:lvlText w:val="%8."/>
+      <w:lvlJc w:val="left"/>
+      <w:pPr>
+        <w:tabs>
+          <w:tab w:val="num" w:pos="5760"/>
+        </w:tabs>
+        <w:ind w:left="5760" w:hanging="360"/>
+      </w:pPr>
+    </w:lvl>
+    <w:lvl w:ilvl="8" w:tentative="1">
+      <w:start w:val="1"/>
+      <w:numFmt w:val="decimal"/>
+      <w:lvlText w:val="%9."/>
+      <w:lvlJc w:val="left"/>
+      <w:pPr>
+        <w:tabs>
+          <w:tab w:val="num" w:pos="6480"/>
+        </w:tabs>
+        <w:ind w:left="6480" w:hanging="360"/>
+      </w:pPr>
+    </w:lvl>
+  </w:abstractNum>
+  <w:abstractNum w:abstractNumId="5" w15:restartNumberingAfterBreak="0">
+    <w:nsid w:val="1DE9258C"/>
+    <w:multiLevelType w:val="multilevel"/>
+    <w:tmpl w:val="559A5EDE"/>
+    <w:lvl w:ilvl="0">
+      <w:start w:val="1"/>
+      <w:numFmt w:val="bullet"/>
+      <w:lvlText w:val=""/>
+      <w:lvlJc w:val="left"/>
+      <w:pPr>
+        <w:tabs>
+          <w:tab w:val="num" w:pos="720"/>
+        </w:tabs>
+        <w:ind w:left="720" w:hanging="360"/>
+      </w:pPr>
+      <w:rPr>
+        <w:rFonts w:ascii="Symbol" w:hAnsi="Symbol" w:hint="default"/>
+        <w:sz w:val="20"/>
+      </w:rPr>
+    </w:lvl>
+    <w:lvl w:ilvl="1" w:tentative="1">
+      <w:start w:val="1"/>
+      <w:numFmt w:val="bullet"/>
+      <w:lvlText w:val="o"/>
+      <w:lvlJc w:val="left"/>
+      <w:pPr>
+        <w:tabs>
+          <w:tab w:val="num" w:pos="1440"/>
+        </w:tabs>
+        <w:ind w:left="1440" w:hanging="360"/>
+      </w:pPr>
+      <w:rPr>
+        <w:rFonts w:ascii="Courier New" w:hAnsi="Courier New" w:hint="default"/>
+        <w:sz w:val="20"/>
+      </w:rPr>
+    </w:lvl>
+    <w:lvl w:ilvl="2" w:tentative="1">
+      <w:start w:val="1"/>
+      <w:numFmt w:val="bullet"/>
+      <w:lvlText w:val=""/>
+      <w:lvlJc w:val="left"/>
+      <w:pPr>
+        <w:tabs>
+          <w:tab w:val="num" w:pos="2160"/>
+        </w:tabs>
+        <w:ind w:left="2160" w:hanging="360"/>
+      </w:pPr>
+      <w:rPr>
+        <w:rFonts w:ascii="Wingdings" w:hAnsi="Wingdings" w:hint="default"/>
+        <w:sz w:val="20"/>
+      </w:rPr>
+    </w:lvl>
+    <w:lvl w:ilvl="3" w:tentative="1">
+      <w:start w:val="1"/>
+      <w:numFmt w:val="bullet"/>
+      <w:lvlText w:val=""/>
+      <w:lvlJc w:val="left"/>
+      <w:pPr>
+        <w:tabs>
+          <w:tab w:val="num" w:pos="2880"/>
+        </w:tabs>
+        <w:ind w:left="2880" w:hanging="360"/>
+      </w:pPr>
+      <w:rPr>
+        <w:rFonts w:ascii="Wingdings" w:hAnsi="Wingdings" w:hint="default"/>
+        <w:sz w:val="20"/>
+      </w:rPr>
+    </w:lvl>
+    <w:lvl w:ilvl="4" w:tentative="1">
+      <w:start w:val="1"/>
+      <w:numFmt w:val="bullet"/>
+      <w:lvlText w:val=""/>
+      <w:lvlJc w:val="left"/>
+      <w:pPr>
+        <w:tabs>
+          <w:tab w:val="num" w:pos="3600"/>
+        </w:tabs>
+        <w:ind w:left="3600" w:hanging="360"/>
+      </w:pPr>
+      <w:rPr>
+        <w:rFonts w:ascii="Wingdings" w:hAnsi="Wingdings" w:hint="default"/>
+        <w:sz w:val="20"/>
+      </w:rPr>
+    </w:lvl>
+    <w:lvl w:ilvl="5" w:tentative="1">
+      <w:start w:val="1"/>
+      <w:numFmt w:val="bullet"/>
+      <w:lvlText w:val=""/>
+      <w:lvlJc w:val="left"/>
+      <w:pPr>
+        <w:tabs>
+          <w:tab w:val="num" w:pos="4320"/>
+        </w:tabs>
+        <w:ind w:left="4320" w:hanging="360"/>
+      </w:pPr>
+      <w:rPr>
+        <w:rFonts w:ascii="Wingdings" w:hAnsi="Wingdings" w:hint="default"/>
+        <w:sz w:val="20"/>
+      </w:rPr>
+    </w:lvl>
+    <w:lvl w:ilvl="6" w:tentative="1">
+      <w:start w:val="1"/>
+      <w:numFmt w:val="bullet"/>
+      <w:lvlText w:val=""/>
+      <w:lvlJc w:val="left"/>
+      <w:pPr>
+        <w:tabs>
+          <w:tab w:val="num" w:pos="5040"/>
+        </w:tabs>
+        <w:ind w:left="5040" w:hanging="360"/>
+      </w:pPr>
+      <w:rPr>
+        <w:rFonts w:ascii="Wingdings" w:hAnsi="Wingdings" w:hint="default"/>
+        <w:sz w:val="20"/>
+      </w:rPr>
+    </w:lvl>
+    <w:lvl w:ilvl="7" w:tentative="1">
+      <w:start w:val="1"/>
+      <w:numFmt w:val="bullet"/>
+      <w:lvlText w:val=""/>
+      <w:lvlJc w:val="left"/>
+      <w:pPr>
+        <w:tabs>
+          <w:tab w:val="num" w:pos="5760"/>
+        </w:tabs>
+        <w:ind w:left="5760" w:hanging="360"/>
+      </w:pPr>
+      <w:rPr>
+        <w:rFonts w:ascii="Wingdings" w:hAnsi="Wingdings" w:hint="default"/>
+        <w:sz w:val="20"/>
+      </w:rPr>
+    </w:lvl>
+    <w:lvl w:ilvl="8" w:tentative="1">
+      <w:start w:val="1"/>
+      <w:numFmt w:val="bullet"/>
+      <w:lvlText w:val=""/>
+      <w:lvlJc w:val="left"/>
+      <w:pPr>
+        <w:tabs>
+          <w:tab w:val="num" w:pos="6480"/>
+        </w:tabs>
+        <w:ind w:left="6480" w:hanging="360"/>
+      </w:pPr>
+      <w:rPr>
+        <w:rFonts w:ascii="Wingdings" w:hAnsi="Wingdings" w:hint="default"/>
+        <w:sz w:val="20"/>
+      </w:rPr>
+    </w:lvl>
+  </w:abstractNum>
+  <w:abstractNum w:abstractNumId="6" w15:restartNumberingAfterBreak="0">
+    <w:nsid w:val="27841F81"/>
+    <w:multiLevelType w:val="multilevel"/>
+    <w:tmpl w:val="ABE89262"/>
+    <w:lvl w:ilvl="0">
+      <w:start w:val="1"/>
+      <w:numFmt w:val="bullet"/>
+      <w:lvlText w:val=""/>
+      <w:lvlJc w:val="left"/>
+      <w:pPr>
+        <w:tabs>
+          <w:tab w:val="num" w:pos="720"/>
+        </w:tabs>
+        <w:ind w:left="720" w:hanging="360"/>
+      </w:pPr>
+      <w:rPr>
+        <w:rFonts w:ascii="Symbol" w:hAnsi="Symbol" w:hint="default"/>
+        <w:sz w:val="20"/>
+      </w:rPr>
+    </w:lvl>
+    <w:lvl w:ilvl="1" w:tentative="1">
+      <w:start w:val="1"/>
+      <w:numFmt w:val="bullet"/>
+      <w:lvlText w:val="o"/>
+      <w:lvlJc w:val="left"/>
+      <w:pPr>
+        <w:tabs>
+          <w:tab w:val="num" w:pos="1440"/>
+        </w:tabs>
+        <w:ind w:left="1440" w:hanging="360"/>
+      </w:pPr>
+      <w:rPr>
+        <w:rFonts w:ascii="Courier New" w:hAnsi="Courier New" w:hint="default"/>
+        <w:sz w:val="20"/>
+      </w:rPr>
+    </w:lvl>
+    <w:lvl w:ilvl="2" w:tentative="1">
+      <w:start w:val="1"/>
+      <w:numFmt w:val="bullet"/>
+      <w:lvlText w:val=""/>
+      <w:lvlJc w:val="left"/>
+      <w:pPr>
+        <w:tabs>
+          <w:tab w:val="num" w:pos="2160"/>
+        </w:tabs>
+        <w:ind w:left="2160" w:hanging="360"/>
+      </w:pPr>
+      <w:rPr>
+        <w:rFonts w:ascii="Wingdings" w:hAnsi="Wingdings" w:hint="default"/>
+        <w:sz w:val="20"/>
+      </w:rPr>
+    </w:lvl>
+    <w:lvl w:ilvl="3" w:tentative="1">
+      <w:start w:val="1"/>
+      <w:numFmt w:val="bullet"/>
+      <w:lvlText w:val=""/>
+      <w:lvlJc w:val="left"/>
+      <w:pPr>
+        <w:tabs>
+          <w:tab w:val="num" w:pos="2880"/>
+        </w:tabs>
+        <w:ind w:left="2880" w:hanging="360"/>
+      </w:pPr>
+      <w:rPr>
+        <w:rFonts w:ascii="Wingdings" w:hAnsi="Wingdings" w:hint="default"/>
+        <w:sz w:val="20"/>
+      </w:rPr>
+    </w:lvl>
+    <w:lvl w:ilvl="4" w:tentative="1">
+      <w:start w:val="1"/>
+      <w:numFmt w:val="bullet"/>
+      <w:lvlText w:val=""/>
+      <w:lvlJc w:val="left"/>
+      <w:pPr>
+        <w:tabs>
+          <w:tab w:val="num" w:pos="3600"/>
+        </w:tabs>
+        <w:ind w:left="3600" w:hanging="360"/>
+      </w:pPr>
+      <w:rPr>
+        <w:rFonts w:ascii="Wingdings" w:hAnsi="Wingdings" w:hint="default"/>
+        <w:sz w:val="20"/>
+      </w:rPr>
+    </w:lvl>
+    <w:lvl w:ilvl="5" w:tentative="1">
+      <w:start w:val="1"/>
+      <w:numFmt w:val="bullet"/>
+      <w:lvlText w:val=""/>
+      <w:lvlJc w:val="left"/>
+      <w:pPr>
+        <w:tabs>
+          <w:tab w:val="num" w:pos="4320"/>
+        </w:tabs>
+        <w:ind w:left="4320" w:hanging="360"/>
+      </w:pPr>
+      <w:rPr>
+        <w:rFonts w:ascii="Wingdings" w:hAnsi="Wingdings" w:hint="default"/>
+        <w:sz w:val="20"/>
+      </w:rPr>
+    </w:lvl>
+    <w:lvl w:ilvl="6" w:tentative="1">
+      <w:start w:val="1"/>
+      <w:numFmt w:val="bullet"/>
+      <w:lvlText w:val=""/>
+      <w:lvlJc w:val="left"/>
+      <w:pPr>
+        <w:tabs>
+          <w:tab w:val="num" w:pos="5040"/>
+        </w:tabs>
+        <w:ind w:left="5040" w:hanging="360"/>
+      </w:pPr>
+      <w:rPr>
+        <w:rFonts w:ascii="Wingdings" w:hAnsi="Wingdings" w:hint="default"/>
+        <w:sz w:val="20"/>
+      </w:rPr>
+    </w:lvl>
+    <w:lvl w:ilvl="7" w:tentative="1">
+      <w:start w:val="1"/>
+      <w:numFmt w:val="bullet"/>
+      <w:lvlText w:val=""/>
+      <w:lvlJc w:val="left"/>
+      <w:pPr>
+        <w:tabs>
+          <w:tab w:val="num" w:pos="5760"/>
+        </w:tabs>
+        <w:ind w:left="5760" w:hanging="360"/>
+      </w:pPr>
+      <w:rPr>
+        <w:rFonts w:ascii="Wingdings" w:hAnsi="Wingdings" w:hint="default"/>
+        <w:sz w:val="20"/>
+      </w:rPr>
+    </w:lvl>
+    <w:lvl w:ilvl="8" w:tentative="1">
+      <w:start w:val="1"/>
+      <w:numFmt w:val="bullet"/>
+      <w:lvlText w:val=""/>
+      <w:lvlJc w:val="left"/>
+      <w:pPr>
+        <w:tabs>
+          <w:tab w:val="num" w:pos="6480"/>
+        </w:tabs>
+        <w:ind w:left="6480" w:hanging="360"/>
+      </w:pPr>
+      <w:rPr>
+        <w:rFonts w:ascii="Wingdings" w:hAnsi="Wingdings" w:hint="default"/>
+        <w:sz w:val="20"/>
+      </w:rPr>
+    </w:lvl>
+  </w:abstractNum>
+  <w:abstractNum w:abstractNumId="7" w15:restartNumberingAfterBreak="0">
+    <w:nsid w:val="2D3876DC"/>
+    <w:multiLevelType w:val="multilevel"/>
+    <w:tmpl w:val="4F68C114"/>
+    <w:lvl w:ilvl="0">
+      <w:start w:val="1"/>
+      <w:numFmt w:val="decimal"/>
+      <w:lvlText w:val="%1."/>
+      <w:lvlJc w:val="left"/>
+      <w:pPr>
+        <w:tabs>
+          <w:tab w:val="num" w:pos="720"/>
+        </w:tabs>
+        <w:ind w:left="720" w:hanging="360"/>
+      </w:pPr>
+    </w:lvl>
+    <w:lvl w:ilvl="1" w:tentative="1">
+      <w:start w:val="1"/>
+      <w:numFmt w:val="decimal"/>
+      <w:lvlText w:val="%2."/>
+      <w:lvlJc w:val="left"/>
+      <w:pPr>
+        <w:tabs>
+          <w:tab w:val="num" w:pos="1440"/>
+        </w:tabs>
+        <w:ind w:left="1440" w:hanging="360"/>
+      </w:pPr>
+    </w:lvl>
+    <w:lvl w:ilvl="2" w:tentative="1">
+      <w:start w:val="1"/>
+      <w:numFmt w:val="decimal"/>
+      <w:lvlText w:val="%3."/>
+      <w:lvlJc w:val="left"/>
+      <w:pPr>
+        <w:tabs>
+          <w:tab w:val="num" w:pos="2160"/>
+        </w:tabs>
+        <w:ind w:left="2160" w:hanging="360"/>
+      </w:pPr>
+    </w:lvl>
+    <w:lvl w:ilvl="3" w:tentative="1">
+      <w:start w:val="1"/>
+      <w:numFmt w:val="decimal"/>
+      <w:lvlText w:val="%4."/>
+      <w:lvlJc w:val="left"/>
+      <w:pPr>
+        <w:tabs>
+          <w:tab w:val="num" w:pos="2880"/>
+        </w:tabs>
+        <w:ind w:left="2880" w:hanging="360"/>
+      </w:pPr>
+    </w:lvl>
+    <w:lvl w:ilvl="4" w:tentative="1">
+      <w:start w:val="1"/>
+      <w:numFmt w:val="decimal"/>
+      <w:lvlText w:val="%5."/>
+      <w:lvlJc w:val="left"/>
+      <w:pPr>
+        <w:tabs>
+          <w:tab w:val="num" w:pos="3600"/>
+        </w:tabs>
+        <w:ind w:left="3600" w:hanging="360"/>
+      </w:pPr>
+    </w:lvl>
+    <w:lvl w:ilvl="5" w:tentative="1">
+      <w:start w:val="1"/>
+      <w:numFmt w:val="decimal"/>
+      <w:lvlText w:val="%6."/>
+      <w:lvlJc w:val="left"/>
+      <w:pPr>
+        <w:tabs>
+          <w:tab w:val="num" w:pos="4320"/>
+        </w:tabs>
+        <w:ind w:left="4320" w:hanging="360"/>
+      </w:pPr>
+    </w:lvl>
+    <w:lvl w:ilvl="6" w:tentative="1">
+      <w:start w:val="1"/>
+      <w:numFmt w:val="decimal"/>
+      <w:lvlText w:val="%7."/>
+      <w:lvlJc w:val="left"/>
+      <w:pPr>
+        <w:tabs>
+          <w:tab w:val="num" w:pos="5040"/>
+        </w:tabs>
+        <w:ind w:left="5040" w:hanging="360"/>
+      </w:pPr>
+    </w:lvl>
+    <w:lvl w:ilvl="7" w:tentative="1">
+      <w:start w:val="1"/>
+      <w:numFmt w:val="decimal"/>
+      <w:lvlText w:val="%8."/>
+      <w:lvlJc w:val="left"/>
+      <w:pPr>
+        <w:tabs>
+          <w:tab w:val="num" w:pos="5760"/>
+        </w:tabs>
+        <w:ind w:left="5760" w:hanging="360"/>
+      </w:pPr>
+    </w:lvl>
+    <w:lvl w:ilvl="8" w:tentative="1">
+      <w:start w:val="1"/>
+      <w:numFmt w:val="decimal"/>
+      <w:lvlText w:val="%9."/>
+      <w:lvlJc w:val="left"/>
+      <w:pPr>
+        <w:tabs>
+          <w:tab w:val="num" w:pos="6480"/>
+        </w:tabs>
+        <w:ind w:left="6480" w:hanging="360"/>
+      </w:pPr>
+    </w:lvl>
+  </w:abstractNum>
+  <w:abstractNum w:abstractNumId="8" w15:restartNumberingAfterBreak="0">
+    <w:nsid w:val="2F785B20"/>
+    <w:multiLevelType w:val="multilevel"/>
+    <w:tmpl w:val="27B6E64C"/>
+    <w:lvl w:ilvl="0">
+      <w:start w:val="1"/>
+      <w:numFmt w:val="bullet"/>
+      <w:lvlText w:val=""/>
+      <w:lvlJc w:val="left"/>
+      <w:pPr>
+        <w:tabs>
+          <w:tab w:val="num" w:pos="720"/>
+        </w:tabs>
+        <w:ind w:left="720" w:hanging="360"/>
+      </w:pPr>
+      <w:rPr>
+        <w:rFonts w:ascii="Symbol" w:hAnsi="Symbol" w:hint="default"/>
+        <w:sz w:val="20"/>
+      </w:rPr>
+    </w:lvl>
+    <w:lvl w:ilvl="1" w:tentative="1">
+      <w:start w:val="1"/>
+      <w:numFmt w:val="bullet"/>
+      <w:lvlText w:val="o"/>
+      <w:lvlJc w:val="left"/>
+      <w:pPr>
+        <w:tabs>
+          <w:tab w:val="num" w:pos="1440"/>
+        </w:tabs>
+        <w:ind w:left="1440" w:hanging="360"/>
+      </w:pPr>
+      <w:rPr>
+        <w:rFonts w:ascii="Courier New" w:hAnsi="Courier New" w:hint="default"/>
+        <w:sz w:val="20"/>
+      </w:rPr>
+    </w:lvl>
+    <w:lvl w:ilvl="2" w:tentative="1">
+      <w:start w:val="1"/>
+      <w:numFmt w:val="bullet"/>
+      <w:lvlText w:val=""/>
+      <w:lvlJc w:val="left"/>
+      <w:pPr>
+        <w:tabs>
+          <w:tab w:val="num" w:pos="2160"/>
+        </w:tabs>
+        <w:ind w:left="2160" w:hanging="360"/>
+      </w:pPr>
+      <w:rPr>
+        <w:rFonts w:ascii="Wingdings" w:hAnsi="Wingdings" w:hint="default"/>
+        <w:sz w:val="20"/>
+      </w:rPr>
+    </w:lvl>
+    <w:lvl w:ilvl="3" w:tentative="1">
+      <w:start w:val="1"/>
+      <w:numFmt w:val="bullet"/>
+      <w:lvlText w:val=""/>
+      <w:lvlJc w:val="left"/>
+      <w:pPr>
+        <w:tabs>
+          <w:tab w:val="num" w:pos="2880"/>
+        </w:tabs>
+        <w:ind w:left="2880" w:hanging="360"/>
+      </w:pPr>
+      <w:rPr>
+        <w:rFonts w:ascii="Wingdings" w:hAnsi="Wingdings" w:hint="default"/>
+        <w:sz w:val="20"/>
+      </w:rPr>
+    </w:lvl>
+    <w:lvl w:ilvl="4" w:tentative="1">
+      <w:start w:val="1"/>
+      <w:numFmt w:val="bullet"/>
+      <w:lvlText w:val=""/>
+      <w:lvlJc w:val="left"/>
+      <w:pPr>
+        <w:tabs>
+          <w:tab w:val="num" w:pos="3600"/>
+        </w:tabs>
+        <w:ind w:left="3600" w:hanging="360"/>
+      </w:pPr>
+      <w:rPr>
+        <w:rFonts w:ascii="Wingdings" w:hAnsi="Wingdings" w:hint="default"/>
+        <w:sz w:val="20"/>
+      </w:rPr>
+    </w:lvl>
+    <w:lvl w:ilvl="5" w:tentative="1">
+      <w:start w:val="1"/>
+      <w:numFmt w:val="bullet"/>
+      <w:lvlText w:val=""/>
+      <w:lvlJc w:val="left"/>
+      <w:pPr>
+        <w:tabs>
+          <w:tab w:val="num" w:pos="4320"/>
+        </w:tabs>
+        <w:ind w:left="4320" w:hanging="360"/>
+      </w:pPr>
+      <w:rPr>
+        <w:rFonts w:ascii="Wingdings" w:hAnsi="Wingdings" w:hint="default"/>
+        <w:sz w:val="20"/>
+      </w:rPr>
+    </w:lvl>
+    <w:lvl w:ilvl="6" w:tentative="1">
+      <w:start w:val="1"/>
+      <w:numFmt w:val="bullet"/>
+      <w:lvlText w:val=""/>
+      <w:lvlJc w:val="left"/>
+      <w:pPr>
+        <w:tabs>
+          <w:tab w:val="num" w:pos="5040"/>
+        </w:tabs>
+        <w:ind w:left="5040" w:hanging="360"/>
+      </w:pPr>
+      <w:rPr>
+        <w:rFonts w:ascii="Wingdings" w:hAnsi="Wingdings" w:hint="default"/>
+        <w:sz w:val="20"/>
+      </w:rPr>
+    </w:lvl>
+    <w:lvl w:ilvl="7" w:tentative="1">
+      <w:start w:val="1"/>
+      <w:numFmt w:val="bullet"/>
+      <w:lvlText w:val=""/>
+      <w:lvlJc w:val="left"/>
+      <w:pPr>
+        <w:tabs>
+          <w:tab w:val="num" w:pos="5760"/>
+        </w:tabs>
+        <w:ind w:left="5760" w:hanging="360"/>
+      </w:pPr>
+      <w:rPr>
+        <w:rFonts w:ascii="Wingdings" w:hAnsi="Wingdings" w:hint="default"/>
+        <w:sz w:val="20"/>
+      </w:rPr>
+    </w:lvl>
+    <w:lvl w:ilvl="8" w:tentative="1">
+      <w:start w:val="1"/>
+      <w:numFmt w:val="bullet"/>
+      <w:lvlText w:val=""/>
+      <w:lvlJc w:val="left"/>
+      <w:pPr>
+        <w:tabs>
+          <w:tab w:val="num" w:pos="6480"/>
+        </w:tabs>
+        <w:ind w:left="6480" w:hanging="360"/>
+      </w:pPr>
+      <w:rPr>
+        <w:rFonts w:ascii="Wingdings" w:hAnsi="Wingdings" w:hint="default"/>
+        <w:sz w:val="20"/>
+      </w:rPr>
+    </w:lvl>
+  </w:abstractNum>
+  <w:abstractNum w:abstractNumId="9" w15:restartNumberingAfterBreak="0">
+    <w:nsid w:val="322C0EFA"/>
+    <w:multiLevelType w:val="multilevel"/>
+    <w:tmpl w:val="8DA2F608"/>
+    <w:lvl w:ilvl="0">
+      <w:start w:val="1"/>
+      <w:numFmt w:val="decimal"/>
+      <w:lvlText w:val="%1."/>
+      <w:lvlJc w:val="left"/>
+      <w:pPr>
+        <w:tabs>
+          <w:tab w:val="num" w:pos="720"/>
+        </w:tabs>
+        <w:ind w:left="720" w:hanging="360"/>
+      </w:pPr>
+    </w:lvl>
+    <w:lvl w:ilvl="1" w:tentative="1">
+      <w:start w:val="1"/>
+      <w:numFmt w:val="decimal"/>
+      <w:lvlText w:val="%2."/>
+      <w:lvlJc w:val="left"/>
+      <w:pPr>
+        <w:tabs>
+          <w:tab w:val="num" w:pos="1440"/>
+        </w:tabs>
+        <w:ind w:left="1440" w:hanging="360"/>
+      </w:pPr>
+    </w:lvl>
+    <w:lvl w:ilvl="2" w:tentative="1">
+      <w:start w:val="1"/>
+      <w:numFmt w:val="decimal"/>
+      <w:lvlText w:val="%3."/>
+      <w:lvlJc w:val="left"/>
+      <w:pPr>
+        <w:tabs>
+          <w:tab w:val="num" w:pos="2160"/>
+        </w:tabs>
+        <w:ind w:left="2160" w:hanging="360"/>
+      </w:pPr>
+    </w:lvl>
+    <w:lvl w:ilvl="3" w:tentative="1">
+      <w:start w:val="1"/>
+      <w:numFmt w:val="decimal"/>
+      <w:lvlText w:val="%4."/>
+      <w:lvlJc w:val="left"/>
+      <w:pPr>
+        <w:tabs>
+          <w:tab w:val="num" w:pos="2880"/>
+        </w:tabs>
+        <w:ind w:left="2880" w:hanging="360"/>
+      </w:pPr>
+    </w:lvl>
+    <w:lvl w:ilvl="4" w:tentative="1">
+      <w:start w:val="1"/>
+      <w:numFmt w:val="decimal"/>
+      <w:lvlText w:val="%5."/>
+      <w:lvlJc w:val="left"/>
+      <w:pPr>
+        <w:tabs>
+          <w:tab w:val="num" w:pos="3600"/>
+        </w:tabs>
+        <w:ind w:left="3600" w:hanging="360"/>
+      </w:pPr>
+    </w:lvl>
+    <w:lvl w:ilvl="5" w:tentative="1">
+      <w:start w:val="1"/>
+      <w:numFmt w:val="decimal"/>
+      <w:lvlText w:val="%6."/>
+      <w:lvlJc w:val="left"/>
+      <w:pPr>
+        <w:tabs>
+          <w:tab w:val="num" w:pos="4320"/>
+        </w:tabs>
+        <w:ind w:left="4320" w:hanging="360"/>
+      </w:pPr>
+    </w:lvl>
+    <w:lvl w:ilvl="6" w:tentative="1">
+      <w:start w:val="1"/>
+      <w:numFmt w:val="decimal"/>
+      <w:lvlText w:val="%7."/>
+      <w:lvlJc w:val="left"/>
+      <w:pPr>
+        <w:tabs>
+          <w:tab w:val="num" w:pos="5040"/>
+        </w:tabs>
+        <w:ind w:left="5040" w:hanging="360"/>
+      </w:pPr>
+    </w:lvl>
+    <w:lvl w:ilvl="7" w:tentative="1">
+      <w:start w:val="1"/>
+      <w:numFmt w:val="decimal"/>
+      <w:lvlText w:val="%8."/>
+      <w:lvlJc w:val="left"/>
+      <w:pPr>
+        <w:tabs>
+          <w:tab w:val="num" w:pos="5760"/>
+        </w:tabs>
+        <w:ind w:left="5760" w:hanging="360"/>
+      </w:pPr>
+    </w:lvl>
+    <w:lvl w:ilvl="8" w:tentative="1">
+      <w:start w:val="1"/>
+      <w:numFmt w:val="decimal"/>
+      <w:lvlText w:val="%9."/>
+      <w:lvlJc w:val="left"/>
+      <w:pPr>
+        <w:tabs>
+          <w:tab w:val="num" w:pos="6480"/>
+        </w:tabs>
+        <w:ind w:left="6480" w:hanging="360"/>
+      </w:pPr>
+    </w:lvl>
+  </w:abstractNum>
+  <w:abstractNum w:abstractNumId="10" w15:restartNumberingAfterBreak="0">
+    <w:nsid w:val="387C2E61"/>
+    <w:multiLevelType w:val="multilevel"/>
+    <w:tmpl w:val="FB28C522"/>
+    <w:lvl w:ilvl="0">
+      <w:start w:val="1"/>
+      <w:numFmt w:val="bullet"/>
+      <w:lvlText w:val=""/>
+      <w:lvlJc w:val="left"/>
+      <w:pPr>
+        <w:tabs>
+          <w:tab w:val="num" w:pos="720"/>
+        </w:tabs>
+        <w:ind w:left="720" w:hanging="360"/>
+      </w:pPr>
+      <w:rPr>
+        <w:rFonts w:ascii="Symbol" w:hAnsi="Symbol" w:hint="default"/>
+        <w:sz w:val="20"/>
+      </w:rPr>
+    </w:lvl>
+    <w:lvl w:ilvl="1" w:tentative="1">
+      <w:start w:val="1"/>
+      <w:numFmt w:val="bullet"/>
+      <w:lvlText w:val="o"/>
+      <w:lvlJc w:val="left"/>
+      <w:pPr>
+        <w:tabs>
+          <w:tab w:val="num" w:pos="1440"/>
+        </w:tabs>
+        <w:ind w:left="1440" w:hanging="360"/>
+      </w:pPr>
+      <w:rPr>
+        <w:rFonts w:ascii="Courier New" w:hAnsi="Courier New" w:hint="default"/>
+        <w:sz w:val="20"/>
+      </w:rPr>
+    </w:lvl>
+    <w:lvl w:ilvl="2" w:tentative="1">
+      <w:start w:val="1"/>
+      <w:numFmt w:val="bullet"/>
+      <w:lvlText w:val=""/>
+      <w:lvlJc w:val="left"/>
+      <w:pPr>
+        <w:tabs>
+          <w:tab w:val="num" w:pos="2160"/>
+        </w:tabs>
+        <w:ind w:left="2160" w:hanging="360"/>
+      </w:pPr>
+      <w:rPr>
+        <w:rFonts w:ascii="Wingdings" w:hAnsi="Wingdings" w:hint="default"/>
+        <w:sz w:val="20"/>
+      </w:rPr>
+    </w:lvl>
+    <w:lvl w:ilvl="3" w:tentative="1">
+      <w:start w:val="1"/>
+      <w:numFmt w:val="bullet"/>
+      <w:lvlText w:val=""/>
+      <w:lvlJc w:val="left"/>
+      <w:pPr>
+        <w:tabs>
+          <w:tab w:val="num" w:pos="2880"/>
+        </w:tabs>
+        <w:ind w:left="2880" w:hanging="360"/>
+      </w:pPr>
+      <w:rPr>
+        <w:rFonts w:ascii="Wingdings" w:hAnsi="Wingdings" w:hint="default"/>
+        <w:sz w:val="20"/>
+      </w:rPr>
+    </w:lvl>
+    <w:lvl w:ilvl="4" w:tentative="1">
+      <w:start w:val="1"/>
+      <w:numFmt w:val="bullet"/>
+      <w:lvlText w:val=""/>
+      <w:lvlJc w:val="left"/>
+      <w:pPr>
+        <w:tabs>
+          <w:tab w:val="num" w:pos="3600"/>
+        </w:tabs>
+        <w:ind w:left="3600" w:hanging="360"/>
+      </w:pPr>
+      <w:rPr>
+        <w:rFonts w:ascii="Wingdings" w:hAnsi="Wingdings" w:hint="default"/>
+        <w:sz w:val="20"/>
+      </w:rPr>
+    </w:lvl>
+    <w:lvl w:ilvl="5" w:tentative="1">
+      <w:start w:val="1"/>
+      <w:numFmt w:val="bullet"/>
+      <w:lvlText w:val=""/>
+      <w:lvlJc w:val="left"/>
+      <w:pPr>
+        <w:tabs>
+          <w:tab w:val="num" w:pos="4320"/>
+        </w:tabs>
+        <w:ind w:left="4320" w:hanging="360"/>
+      </w:pPr>
+      <w:rPr>
+        <w:rFonts w:ascii="Wingdings" w:hAnsi="Wingdings" w:hint="default"/>
+        <w:sz w:val="20"/>
+      </w:rPr>
+    </w:lvl>
+    <w:lvl w:ilvl="6" w:tentative="1">
+      <w:start w:val="1"/>
+      <w:numFmt w:val="bullet"/>
+      <w:lvlText w:val=""/>
+      <w:lvlJc w:val="left"/>
+      <w:pPr>
+        <w:tabs>
+          <w:tab w:val="num" w:pos="5040"/>
+        </w:tabs>
+        <w:ind w:left="5040" w:hanging="360"/>
+      </w:pPr>
+      <w:rPr>
+        <w:rFonts w:ascii="Wingdings" w:hAnsi="Wingdings" w:hint="default"/>
+        <w:sz w:val="20"/>
+      </w:rPr>
+    </w:lvl>
+    <w:lvl w:ilvl="7" w:tentative="1">
+      <w:start w:val="1"/>
+      <w:numFmt w:val="bullet"/>
+      <w:lvlText w:val=""/>
+      <w:lvlJc w:val="left"/>
+      <w:pPr>
+        <w:tabs>
+          <w:tab w:val="num" w:pos="5760"/>
+        </w:tabs>
+        <w:ind w:left="5760" w:hanging="360"/>
+      </w:pPr>
+      <w:rPr>
+        <w:rFonts w:ascii="Wingdings" w:hAnsi="Wingdings" w:hint="default"/>
+        <w:sz w:val="20"/>
+      </w:rPr>
+    </w:lvl>
+    <w:lvl w:ilvl="8" w:tentative="1">
+      <w:start w:val="1"/>
+      <w:numFmt w:val="bullet"/>
+      <w:lvlText w:val=""/>
+      <w:lvlJc w:val="left"/>
+      <w:pPr>
+        <w:tabs>
+          <w:tab w:val="num" w:pos="6480"/>
+        </w:tabs>
+        <w:ind w:left="6480" w:hanging="360"/>
+      </w:pPr>
+      <w:rPr>
+        <w:rFonts w:ascii="Wingdings" w:hAnsi="Wingdings" w:hint="default"/>
+        <w:sz w:val="20"/>
+      </w:rPr>
+    </w:lvl>
+  </w:abstractNum>
+  <w:abstractNum w:abstractNumId="11" w15:restartNumberingAfterBreak="0">
+    <w:nsid w:val="3BB53D21"/>
+    <w:multiLevelType w:val="multilevel"/>
+    <w:tmpl w:val="998ACCF2"/>
+    <w:lvl w:ilvl="0">
+      <w:start w:val="1"/>
+      <w:numFmt w:val="bullet"/>
+      <w:lvlText w:val=""/>
+      <w:lvlJc w:val="left"/>
+      <w:pPr>
+        <w:tabs>
+          <w:tab w:val="num" w:pos="720"/>
+        </w:tabs>
+        <w:ind w:left="720" w:hanging="360"/>
+      </w:pPr>
+      <w:rPr>
+        <w:rFonts w:ascii="Symbol" w:hAnsi="Symbol" w:hint="default"/>
+        <w:sz w:val="20"/>
+      </w:rPr>
+    </w:lvl>
+    <w:lvl w:ilvl="1" w:tentative="1">
+      <w:start w:val="1"/>
+      <w:numFmt w:val="bullet"/>
+      <w:lvlText w:val="o"/>
+      <w:lvlJc w:val="left"/>
+      <w:pPr>
+        <w:tabs>
+          <w:tab w:val="num" w:pos="1440"/>
+        </w:tabs>
+        <w:ind w:left="1440" w:hanging="360"/>
+      </w:pPr>
+      <w:rPr>
+        <w:rFonts w:ascii="Courier New" w:hAnsi="Courier New" w:hint="default"/>
+        <w:sz w:val="20"/>
+      </w:rPr>
+    </w:lvl>
+    <w:lvl w:ilvl="2" w:tentative="1">
+      <w:start w:val="1"/>
+      <w:numFmt w:val="bullet"/>
+      <w:lvlText w:val=""/>
+      <w:lvlJc w:val="left"/>
+      <w:pPr>
+        <w:tabs>
+          <w:tab w:val="num" w:pos="2160"/>
+        </w:tabs>
+        <w:ind w:left="2160" w:hanging="360"/>
+      </w:pPr>
+      <w:rPr>
+        <w:rFonts w:ascii="Wingdings" w:hAnsi="Wingdings" w:hint="default"/>
+        <w:sz w:val="20"/>
+      </w:rPr>
+    </w:lvl>
+    <w:lvl w:ilvl="3" w:tentative="1">
+      <w:start w:val="1"/>
+      <w:numFmt w:val="bullet"/>
+      <w:lvlText w:val=""/>
+      <w:lvlJc w:val="left"/>
+      <w:pPr>
+        <w:tabs>
+          <w:tab w:val="num" w:pos="2880"/>
+        </w:tabs>
+        <w:ind w:left="2880" w:hanging="360"/>
+      </w:pPr>
+      <w:rPr>
+        <w:rFonts w:ascii="Wingdings" w:hAnsi="Wingdings" w:hint="default"/>
+        <w:sz w:val="20"/>
+      </w:rPr>
+    </w:lvl>
+    <w:lvl w:ilvl="4" w:tentative="1">
+      <w:start w:val="1"/>
+      <w:numFmt w:val="bullet"/>
+      <w:lvlText w:val=""/>
+      <w:lvlJc w:val="left"/>
+      <w:pPr>
+        <w:tabs>
+          <w:tab w:val="num" w:pos="3600"/>
+        </w:tabs>
+        <w:ind w:left="3600" w:hanging="360"/>
+      </w:pPr>
+      <w:rPr>
+        <w:rFonts w:ascii="Wingdings" w:hAnsi="Wingdings" w:hint="default"/>
+        <w:sz w:val="20"/>
+      </w:rPr>
+    </w:lvl>
+    <w:lvl w:ilvl="5" w:tentative="1">
+      <w:start w:val="1"/>
+      <w:numFmt w:val="bullet"/>
+      <w:lvlText w:val=""/>
+      <w:lvlJc w:val="left"/>
+      <w:pPr>
+        <w:tabs>
+          <w:tab w:val="num" w:pos="4320"/>
+        </w:tabs>
+        <w:ind w:left="4320" w:hanging="360"/>
+      </w:pPr>
+      <w:rPr>
+        <w:rFonts w:ascii="Wingdings" w:hAnsi="Wingdings" w:hint="default"/>
+        <w:sz w:val="20"/>
+      </w:rPr>
+    </w:lvl>
+    <w:lvl w:ilvl="6" w:tentative="1">
+      <w:start w:val="1"/>
+      <w:numFmt w:val="bullet"/>
+      <w:lvlText w:val=""/>
+      <w:lvlJc w:val="left"/>
+      <w:pPr>
+        <w:tabs>
+          <w:tab w:val="num" w:pos="5040"/>
+        </w:tabs>
+        <w:ind w:left="5040" w:hanging="360"/>
+      </w:pPr>
+      <w:rPr>
+        <w:rFonts w:ascii="Wingdings" w:hAnsi="Wingdings" w:hint="default"/>
+        <w:sz w:val="20"/>
+      </w:rPr>
+    </w:lvl>
+    <w:lvl w:ilvl="7" w:tentative="1">
+      <w:start w:val="1"/>
+      <w:numFmt w:val="bullet"/>
+      <w:lvlText w:val=""/>
+      <w:lvlJc w:val="left"/>
+      <w:pPr>
+        <w:tabs>
+          <w:tab w:val="num" w:pos="5760"/>
+        </w:tabs>
+        <w:ind w:left="5760" w:hanging="360"/>
+      </w:pPr>
+      <w:rPr>
+        <w:rFonts w:ascii="Wingdings" w:hAnsi="Wingdings" w:hint="default"/>
+        <w:sz w:val="20"/>
+      </w:rPr>
+    </w:lvl>
+    <w:lvl w:ilvl="8" w:tentative="1">
+      <w:start w:val="1"/>
+      <w:numFmt w:val="bullet"/>
+      <w:lvlText w:val=""/>
+      <w:lvlJc w:val="left"/>
+      <w:pPr>
+        <w:tabs>
+          <w:tab w:val="num" w:pos="6480"/>
+        </w:tabs>
+        <w:ind w:left="6480" w:hanging="360"/>
+      </w:pPr>
+      <w:rPr>
+        <w:rFonts w:ascii="Wingdings" w:hAnsi="Wingdings" w:hint="default"/>
+        <w:sz w:val="20"/>
+      </w:rPr>
+    </w:lvl>
+  </w:abstractNum>
+  <w:abstractNum w:abstractNumId="12" w15:restartNumberingAfterBreak="0">
+    <w:nsid w:val="44C16685"/>
+    <w:multiLevelType w:val="multilevel"/>
+    <w:tmpl w:val="9E48A234"/>
+    <w:lvl w:ilvl="0">
+      <w:start w:val="1"/>
+      <w:numFmt w:val="bullet"/>
+      <w:lvlText w:val=""/>
+      <w:lvlJc w:val="left"/>
+      <w:pPr>
+        <w:tabs>
+          <w:tab w:val="num" w:pos="720"/>
+        </w:tabs>
+        <w:ind w:left="720" w:hanging="360"/>
+      </w:pPr>
+      <w:rPr>
+        <w:rFonts w:ascii="Symbol" w:hAnsi="Symbol" w:hint="default"/>
+        <w:sz w:val="20"/>
+      </w:rPr>
+    </w:lvl>
+    <w:lvl w:ilvl="1">
+      <w:start w:val="1"/>
+      <w:numFmt w:val="bullet"/>
+      <w:lvlText w:val="o"/>
+      <w:lvlJc w:val="left"/>
+      <w:pPr>
+        <w:tabs>
+          <w:tab w:val="num" w:pos="1440"/>
+        </w:tabs>
+        <w:ind w:left="1440" w:hanging="360"/>
+      </w:pPr>
+      <w:rPr>
+        <w:rFonts w:ascii="Courier New" w:hAnsi="Courier New" w:hint="default"/>
+        <w:sz w:val="20"/>
+      </w:rPr>
+    </w:lvl>
+    <w:lvl w:ilvl="2" w:tentative="1">
+      <w:start w:val="1"/>
+      <w:numFmt w:val="bullet"/>
+      <w:lvlText w:val=""/>
+      <w:lvlJc w:val="left"/>
+      <w:pPr>
+        <w:tabs>
+          <w:tab w:val="num" w:pos="2160"/>
+        </w:tabs>
+        <w:ind w:left="2160" w:hanging="360"/>
+      </w:pPr>
+      <w:rPr>
+        <w:rFonts w:ascii="Wingdings" w:hAnsi="Wingdings" w:hint="default"/>
+        <w:sz w:val="20"/>
+      </w:rPr>
+    </w:lvl>
+    <w:lvl w:ilvl="3" w:tentative="1">
+      <w:start w:val="1"/>
+      <w:numFmt w:val="bullet"/>
+      <w:lvlText w:val=""/>
+      <w:lvlJc w:val="left"/>
+      <w:pPr>
+        <w:tabs>
+          <w:tab w:val="num" w:pos="2880"/>
+        </w:tabs>
+        <w:ind w:left="2880" w:hanging="360"/>
+      </w:pPr>
+      <w:rPr>
+        <w:rFonts w:ascii="Wingdings" w:hAnsi="Wingdings" w:hint="default"/>
+        <w:sz w:val="20"/>
+      </w:rPr>
+    </w:lvl>
+    <w:lvl w:ilvl="4" w:tentative="1">
+      <w:start w:val="1"/>
+      <w:numFmt w:val="bullet"/>
+      <w:lvlText w:val=""/>
+      <w:lvlJc w:val="left"/>
+      <w:pPr>
+        <w:tabs>
+          <w:tab w:val="num" w:pos="3600"/>
+        </w:tabs>
+        <w:ind w:left="3600" w:hanging="360"/>
+      </w:pPr>
+      <w:rPr>
+        <w:rFonts w:ascii="Wingdings" w:hAnsi="Wingdings" w:hint="default"/>
+        <w:sz w:val="20"/>
+      </w:rPr>
+    </w:lvl>
+    <w:lvl w:ilvl="5" w:tentative="1">
+      <w:start w:val="1"/>
+      <w:numFmt w:val="bullet"/>
+      <w:lvlText w:val=""/>
+      <w:lvlJc w:val="left"/>
+      <w:pPr>
+        <w:tabs>
+          <w:tab w:val="num" w:pos="4320"/>
+        </w:tabs>
+        <w:ind w:left="4320" w:hanging="360"/>
+      </w:pPr>
+      <w:rPr>
+        <w:rFonts w:ascii="Wingdings" w:hAnsi="Wingdings" w:hint="default"/>
+        <w:sz w:val="20"/>
+      </w:rPr>
+    </w:lvl>
+    <w:lvl w:ilvl="6" w:tentative="1">
+      <w:start w:val="1"/>
+      <w:numFmt w:val="bullet"/>
+      <w:lvlText w:val=""/>
+      <w:lvlJc w:val="left"/>
+      <w:pPr>
+        <w:tabs>
+          <w:tab w:val="num" w:pos="5040"/>
+        </w:tabs>
+        <w:ind w:left="5040" w:hanging="360"/>
+      </w:pPr>
+      <w:rPr>
+        <w:rFonts w:ascii="Wingdings" w:hAnsi="Wingdings" w:hint="default"/>
+        <w:sz w:val="20"/>
+      </w:rPr>
+    </w:lvl>
+    <w:lvl w:ilvl="7" w:tentative="1">
+      <w:start w:val="1"/>
+      <w:numFmt w:val="bullet"/>
+      <w:lvlText w:val=""/>
+      <w:lvlJc w:val="left"/>
+      <w:pPr>
+        <w:tabs>
+          <w:tab w:val="num" w:pos="5760"/>
+        </w:tabs>
+        <w:ind w:left="5760" w:hanging="360"/>
+      </w:pPr>
+      <w:rPr>
+        <w:rFonts w:ascii="Wingdings" w:hAnsi="Wingdings" w:hint="default"/>
+        <w:sz w:val="20"/>
+      </w:rPr>
+    </w:lvl>
+    <w:lvl w:ilvl="8" w:tentative="1">
+      <w:start w:val="1"/>
+      <w:numFmt w:val="bullet"/>
+      <w:lvlText w:val=""/>
+      <w:lvlJc w:val="left"/>
+      <w:pPr>
+        <w:tabs>
+          <w:tab w:val="num" w:pos="6480"/>
+        </w:tabs>
+        <w:ind w:left="6480" w:hanging="360"/>
+      </w:pPr>
+      <w:rPr>
+        <w:rFonts w:ascii="Wingdings" w:hAnsi="Wingdings" w:hint="default"/>
+        <w:sz w:val="20"/>
+      </w:rPr>
+    </w:lvl>
+  </w:abstractNum>
+  <w:abstractNum w:abstractNumId="13" w15:restartNumberingAfterBreak="0">
+    <w:nsid w:val="497374E1"/>
+    <w:multiLevelType w:val="multilevel"/>
+    <w:tmpl w:val="36CC98AA"/>
+    <w:lvl w:ilvl="0">
+      <w:start w:val="1"/>
+      <w:numFmt w:val="bullet"/>
+      <w:lvlText w:val=""/>
+      <w:lvlJc w:val="left"/>
+      <w:pPr>
+        <w:tabs>
+          <w:tab w:val="num" w:pos="720"/>
+        </w:tabs>
+        <w:ind w:left="720" w:hanging="360"/>
+      </w:pPr>
+      <w:rPr>
+        <w:rFonts w:ascii="Symbol" w:hAnsi="Symbol" w:hint="default"/>
+        <w:sz w:val="20"/>
+      </w:rPr>
+    </w:lvl>
+    <w:lvl w:ilvl="1" w:tentative="1">
+      <w:start w:val="1"/>
+      <w:numFmt w:val="bullet"/>
+      <w:lvlText w:val="o"/>
+      <w:lvlJc w:val="left"/>
+      <w:pPr>
+        <w:tabs>
+          <w:tab w:val="num" w:pos="1440"/>
+        </w:tabs>
+        <w:ind w:left="1440" w:hanging="360"/>
+      </w:pPr>
+      <w:rPr>
+        <w:rFonts w:ascii="Courier New" w:hAnsi="Courier New" w:hint="default"/>
+        <w:sz w:val="20"/>
+      </w:rPr>
+    </w:lvl>
+    <w:lvl w:ilvl="2" w:tentative="1">
+      <w:start w:val="1"/>
+      <w:numFmt w:val="bullet"/>
+      <w:lvlText w:val=""/>
+      <w:lvlJc w:val="left"/>
+      <w:pPr>
+        <w:tabs>
+          <w:tab w:val="num" w:pos="2160"/>
+        </w:tabs>
+        <w:ind w:left="2160" w:hanging="360"/>
+      </w:pPr>
+      <w:rPr>
+        <w:rFonts w:ascii="Wingdings" w:hAnsi="Wingdings" w:hint="default"/>
+        <w:sz w:val="20"/>
+      </w:rPr>
+    </w:lvl>
+    <w:lvl w:ilvl="3" w:tentative="1">
+      <w:start w:val="1"/>
+      <w:numFmt w:val="bullet"/>
+      <w:lvlText w:val=""/>
+      <w:lvlJc w:val="left"/>
+      <w:pPr>
+        <w:tabs>
+          <w:tab w:val="num" w:pos="2880"/>
+        </w:tabs>
+        <w:ind w:left="2880" w:hanging="360"/>
+      </w:pPr>
+      <w:rPr>
+        <w:rFonts w:ascii="Wingdings" w:hAnsi="Wingdings" w:hint="default"/>
+        <w:sz w:val="20"/>
+      </w:rPr>
+    </w:lvl>
+    <w:lvl w:ilvl="4" w:tentative="1">
+      <w:start w:val="1"/>
+      <w:numFmt w:val="bullet"/>
+      <w:lvlText w:val=""/>
+      <w:lvlJc w:val="left"/>
+      <w:pPr>
+        <w:tabs>
+          <w:tab w:val="num" w:pos="3600"/>
+        </w:tabs>
+        <w:ind w:left="3600" w:hanging="360"/>
+      </w:pPr>
+      <w:rPr>
+        <w:rFonts w:ascii="Wingdings" w:hAnsi="Wingdings" w:hint="default"/>
+        <w:sz w:val="20"/>
+      </w:rPr>
+    </w:lvl>
+    <w:lvl w:ilvl="5" w:tentative="1">
+      <w:start w:val="1"/>
+      <w:numFmt w:val="bullet"/>
+      <w:lvlText w:val=""/>
+      <w:lvlJc w:val="left"/>
+      <w:pPr>
+        <w:tabs>
+          <w:tab w:val="num" w:pos="4320"/>
+        </w:tabs>
+        <w:ind w:left="4320" w:hanging="360"/>
+      </w:pPr>
+      <w:rPr>
+        <w:rFonts w:ascii="Wingdings" w:hAnsi="Wingdings" w:hint="default"/>
+        <w:sz w:val="20"/>
+      </w:rPr>
+    </w:lvl>
+    <w:lvl w:ilvl="6" w:tentative="1">
+      <w:start w:val="1"/>
+      <w:numFmt w:val="bullet"/>
+      <w:lvlText w:val=""/>
+      <w:lvlJc w:val="left"/>
+      <w:pPr>
+        <w:tabs>
+          <w:tab w:val="num" w:pos="5040"/>
+        </w:tabs>
+        <w:ind w:left="5040" w:hanging="360"/>
+      </w:pPr>
+      <w:rPr>
+        <w:rFonts w:ascii="Wingdings" w:hAnsi="Wingdings" w:hint="default"/>
+        <w:sz w:val="20"/>
+      </w:rPr>
+    </w:lvl>
+    <w:lvl w:ilvl="7" w:tentative="1">
+      <w:start w:val="1"/>
+      <w:numFmt w:val="bullet"/>
+      <w:lvlText w:val=""/>
+      <w:lvlJc w:val="left"/>
+      <w:pPr>
+        <w:tabs>
+          <w:tab w:val="num" w:pos="5760"/>
+        </w:tabs>
+        <w:ind w:left="5760" w:hanging="360"/>
+      </w:pPr>
+      <w:rPr>
+        <w:rFonts w:ascii="Wingdings" w:hAnsi="Wingdings" w:hint="default"/>
+        <w:sz w:val="20"/>
+      </w:rPr>
+    </w:lvl>
+    <w:lvl w:ilvl="8" w:tentative="1">
+      <w:start w:val="1"/>
+      <w:numFmt w:val="bullet"/>
+      <w:lvlText w:val=""/>
+      <w:lvlJc w:val="left"/>
+      <w:pPr>
+        <w:tabs>
+          <w:tab w:val="num" w:pos="6480"/>
+        </w:tabs>
+        <w:ind w:left="6480" w:hanging="360"/>
+      </w:pPr>
+      <w:rPr>
+        <w:rFonts w:ascii="Wingdings" w:hAnsi="Wingdings" w:hint="default"/>
+        <w:sz w:val="20"/>
+      </w:rPr>
+    </w:lvl>
+  </w:abstractNum>
+  <w:abstractNum w:abstractNumId="14" w15:restartNumberingAfterBreak="0">
+    <w:nsid w:val="4B570454"/>
+    <w:multiLevelType w:val="multilevel"/>
+    <w:tmpl w:val="85DCBDB0"/>
+    <w:lvl w:ilvl="0">
+      <w:start w:val="1"/>
+      <w:numFmt w:val="decimal"/>
+      <w:lvlText w:val="%1."/>
+      <w:lvlJc w:val="left"/>
+      <w:pPr>
+        <w:tabs>
+          <w:tab w:val="num" w:pos="720"/>
+        </w:tabs>
+        <w:ind w:left="720" w:hanging="360"/>
+      </w:pPr>
+    </w:lvl>
+    <w:lvl w:ilvl="1" w:tentative="1">
+      <w:start w:val="1"/>
+      <w:numFmt w:val="decimal"/>
+      <w:lvlText w:val="%2."/>
+      <w:lvlJc w:val="left"/>
+      <w:pPr>
+        <w:tabs>
+          <w:tab w:val="num" w:pos="1440"/>
+        </w:tabs>
+        <w:ind w:left="1440" w:hanging="360"/>
+      </w:pPr>
+    </w:lvl>
+    <w:lvl w:ilvl="2" w:tentative="1">
+      <w:start w:val="1"/>
+      <w:numFmt w:val="decimal"/>
+      <w:lvlText w:val="%3."/>
+      <w:lvlJc w:val="left"/>
+      <w:pPr>
+        <w:tabs>
+          <w:tab w:val="num" w:pos="2160"/>
+        </w:tabs>
+        <w:ind w:left="2160" w:hanging="360"/>
+      </w:pPr>
+    </w:lvl>
+    <w:lvl w:ilvl="3" w:tentative="1">
+      <w:start w:val="1"/>
+      <w:numFmt w:val="decimal"/>
+      <w:lvlText w:val="%4."/>
+      <w:lvlJc w:val="left"/>
+      <w:pPr>
+        <w:tabs>
+          <w:tab w:val="num" w:pos="2880"/>
+        </w:tabs>
+        <w:ind w:left="2880" w:hanging="360"/>
+      </w:pPr>
+    </w:lvl>
+    <w:lvl w:ilvl="4" w:tentative="1">
+      <w:start w:val="1"/>
+      <w:numFmt w:val="decimal"/>
+      <w:lvlText w:val="%5."/>
+      <w:lvlJc w:val="left"/>
+      <w:pPr>
+        <w:tabs>
+          <w:tab w:val="num" w:pos="3600"/>
+        </w:tabs>
+        <w:ind w:left="3600" w:hanging="360"/>
+      </w:pPr>
+    </w:lvl>
+    <w:lvl w:ilvl="5" w:tentative="1">
+      <w:start w:val="1"/>
+      <w:numFmt w:val="decimal"/>
+      <w:lvlText w:val="%6."/>
+      <w:lvlJc w:val="left"/>
+      <w:pPr>
+        <w:tabs>
+          <w:tab w:val="num" w:pos="4320"/>
+        </w:tabs>
+        <w:ind w:left="4320" w:hanging="360"/>
+      </w:pPr>
+    </w:lvl>
+    <w:lvl w:ilvl="6" w:tentative="1">
+      <w:start w:val="1"/>
+      <w:numFmt w:val="decimal"/>
+      <w:lvlText w:val="%7."/>
+      <w:lvlJc w:val="left"/>
+      <w:pPr>
+        <w:tabs>
+          <w:tab w:val="num" w:pos="5040"/>
+        </w:tabs>
+        <w:ind w:left="5040" w:hanging="360"/>
+      </w:pPr>
+    </w:lvl>
+    <w:lvl w:ilvl="7" w:tentative="1">
+      <w:start w:val="1"/>
+      <w:numFmt w:val="decimal"/>
+      <w:lvlText w:val="%8."/>
+      <w:lvlJc w:val="left"/>
+      <w:pPr>
+        <w:tabs>
+          <w:tab w:val="num" w:pos="5760"/>
+        </w:tabs>
+        <w:ind w:left="5760" w:hanging="360"/>
+      </w:pPr>
+    </w:lvl>
+    <w:lvl w:ilvl="8" w:tentative="1">
+      <w:start w:val="1"/>
+      <w:numFmt w:val="decimal"/>
+      <w:lvlText w:val="%9."/>
+      <w:lvlJc w:val="left"/>
+      <w:pPr>
+        <w:tabs>
+          <w:tab w:val="num" w:pos="6480"/>
+        </w:tabs>
+        <w:ind w:left="6480" w:hanging="360"/>
+      </w:pPr>
+    </w:lvl>
+  </w:abstractNum>
+  <w:abstractNum w:abstractNumId="15" w15:restartNumberingAfterBreak="0">
+    <w:nsid w:val="4C0356AF"/>
+    <w:multiLevelType w:val="multilevel"/>
+    <w:tmpl w:val="878EE8B6"/>
+    <w:lvl w:ilvl="0">
+      <w:start w:val="1"/>
+      <w:numFmt w:val="bullet"/>
+      <w:lvlText w:val=""/>
+      <w:lvlJc w:val="left"/>
+      <w:pPr>
+        <w:tabs>
+          <w:tab w:val="num" w:pos="720"/>
+        </w:tabs>
+        <w:ind w:left="720" w:hanging="360"/>
+      </w:pPr>
+      <w:rPr>
+        <w:rFonts w:ascii="Symbol" w:hAnsi="Symbol" w:hint="default"/>
+        <w:sz w:val="20"/>
+      </w:rPr>
+    </w:lvl>
+    <w:lvl w:ilvl="1" w:tentative="1">
+      <w:start w:val="1"/>
+      <w:numFmt w:val="bullet"/>
+      <w:lvlText w:val="o"/>
+      <w:lvlJc w:val="left"/>
+      <w:pPr>
+        <w:tabs>
+          <w:tab w:val="num" w:pos="1440"/>
+        </w:tabs>
+        <w:ind w:left="1440" w:hanging="360"/>
+      </w:pPr>
+      <w:rPr>
+        <w:rFonts w:ascii="Courier New" w:hAnsi="Courier New" w:hint="default"/>
+        <w:sz w:val="20"/>
+      </w:rPr>
+    </w:lvl>
+    <w:lvl w:ilvl="2" w:tentative="1">
+      <w:start w:val="1"/>
+      <w:numFmt w:val="bullet"/>
+      <w:lvlText w:val=""/>
+      <w:lvlJc w:val="left"/>
+      <w:pPr>
+        <w:tabs>
+          <w:tab w:val="num" w:pos="2160"/>
+        </w:tabs>
+        <w:ind w:left="2160" w:hanging="360"/>
+      </w:pPr>
+      <w:rPr>
+        <w:rFonts w:ascii="Wingdings" w:hAnsi="Wingdings" w:hint="default"/>
+        <w:sz w:val="20"/>
+      </w:rPr>
+    </w:lvl>
+    <w:lvl w:ilvl="3" w:tentative="1">
+      <w:start w:val="1"/>
+      <w:numFmt w:val="bullet"/>
+      <w:lvlText w:val=""/>
+      <w:lvlJc w:val="left"/>
+      <w:pPr>
+        <w:tabs>
+          <w:tab w:val="num" w:pos="2880"/>
+        </w:tabs>
+        <w:ind w:left="2880" w:hanging="360"/>
+      </w:pPr>
+      <w:rPr>
+        <w:rFonts w:ascii="Wingdings" w:hAnsi="Wingdings" w:hint="default"/>
+        <w:sz w:val="20"/>
+      </w:rPr>
+    </w:lvl>
+    <w:lvl w:ilvl="4" w:tentative="1">
+      <w:start w:val="1"/>
+      <w:numFmt w:val="bullet"/>
+      <w:lvlText w:val=""/>
+      <w:lvlJc w:val="left"/>
+      <w:pPr>
+        <w:tabs>
+          <w:tab w:val="num" w:pos="3600"/>
+        </w:tabs>
+        <w:ind w:left="3600" w:hanging="360"/>
+      </w:pPr>
+      <w:rPr>
+        <w:rFonts w:ascii="Wingdings" w:hAnsi="Wingdings" w:hint="default"/>
+        <w:sz w:val="20"/>
+      </w:rPr>
+    </w:lvl>
+    <w:lvl w:ilvl="5" w:tentative="1">
+      <w:start w:val="1"/>
+      <w:numFmt w:val="bullet"/>
+      <w:lvlText w:val=""/>
+      <w:lvlJc w:val="left"/>
+      <w:pPr>
+        <w:tabs>
+          <w:tab w:val="num" w:pos="4320"/>
+        </w:tabs>
+        <w:ind w:left="4320" w:hanging="360"/>
+      </w:pPr>
+      <w:rPr>
+        <w:rFonts w:ascii="Wingdings" w:hAnsi="Wingdings" w:hint="default"/>
+        <w:sz w:val="20"/>
+      </w:rPr>
+    </w:lvl>
+    <w:lvl w:ilvl="6" w:tentative="1">
+      <w:start w:val="1"/>
+      <w:numFmt w:val="bullet"/>
+      <w:lvlText w:val=""/>
+      <w:lvlJc w:val="left"/>
+      <w:pPr>
+        <w:tabs>
+          <w:tab w:val="num" w:pos="5040"/>
+        </w:tabs>
+        <w:ind w:left="5040" w:hanging="360"/>
+      </w:pPr>
+      <w:rPr>
+        <w:rFonts w:ascii="Wingdings" w:hAnsi="Wingdings" w:hint="default"/>
+        <w:sz w:val="20"/>
+      </w:rPr>
+    </w:lvl>
+    <w:lvl w:ilvl="7" w:tentative="1">
+      <w:start w:val="1"/>
+      <w:numFmt w:val="bullet"/>
+      <w:lvlText w:val=""/>
+      <w:lvlJc w:val="left"/>
+      <w:pPr>
+        <w:tabs>
+          <w:tab w:val="num" w:pos="5760"/>
+        </w:tabs>
+        <w:ind w:left="5760" w:hanging="360"/>
+      </w:pPr>
+      <w:rPr>
+        <w:rFonts w:ascii="Wingdings" w:hAnsi="Wingdings" w:hint="default"/>
+        <w:sz w:val="20"/>
+      </w:rPr>
+    </w:lvl>
+    <w:lvl w:ilvl="8" w:tentative="1">
+      <w:start w:val="1"/>
+      <w:numFmt w:val="bullet"/>
+      <w:lvlText w:val=""/>
+      <w:lvlJc w:val="left"/>
+      <w:pPr>
+        <w:tabs>
+          <w:tab w:val="num" w:pos="6480"/>
+        </w:tabs>
+        <w:ind w:left="6480" w:hanging="360"/>
+      </w:pPr>
+      <w:rPr>
+        <w:rFonts w:ascii="Wingdings" w:hAnsi="Wingdings" w:hint="default"/>
+        <w:sz w:val="20"/>
+      </w:rPr>
+    </w:lvl>
+  </w:abstractNum>
+  <w:abstractNum w:abstractNumId="16" w15:restartNumberingAfterBreak="0">
+    <w:nsid w:val="5F0D454F"/>
+    <w:multiLevelType w:val="multilevel"/>
+    <w:tmpl w:val="518CD6D0"/>
+    <w:lvl w:ilvl="0">
+      <w:start w:val="1"/>
+      <w:numFmt w:val="bullet"/>
+      <w:lvlText w:val=""/>
+      <w:lvlJc w:val="left"/>
+      <w:pPr>
+        <w:tabs>
+          <w:tab w:val="num" w:pos="720"/>
+        </w:tabs>
+        <w:ind w:left="720" w:hanging="360"/>
+      </w:pPr>
+      <w:rPr>
+        <w:rFonts w:ascii="Symbol" w:hAnsi="Symbol" w:hint="default"/>
+        <w:sz w:val="20"/>
+      </w:rPr>
+    </w:lvl>
+    <w:lvl w:ilvl="1">
+      <w:start w:val="1"/>
+      <w:numFmt w:val="bullet"/>
+      <w:lvlText w:val="o"/>
+      <w:lvlJc w:val="left"/>
+      <w:pPr>
+        <w:tabs>
+          <w:tab w:val="num" w:pos="1440"/>
+        </w:tabs>
+        <w:ind w:left="1440" w:hanging="360"/>
+      </w:pPr>
+      <w:rPr>
+        <w:rFonts w:ascii="Courier New" w:hAnsi="Courier New" w:hint="default"/>
+        <w:sz w:val="20"/>
+      </w:rPr>
+    </w:lvl>
+    <w:lvl w:ilvl="2" w:tentative="1">
+      <w:start w:val="1"/>
+      <w:numFmt w:val="bullet"/>
+      <w:lvlText w:val=""/>
+      <w:lvlJc w:val="left"/>
+      <w:pPr>
+        <w:tabs>
+          <w:tab w:val="num" w:pos="2160"/>
+        </w:tabs>
+        <w:ind w:left="2160" w:hanging="360"/>
+      </w:pPr>
+      <w:rPr>
+        <w:rFonts w:ascii="Wingdings" w:hAnsi="Wingdings" w:hint="default"/>
+        <w:sz w:val="20"/>
+      </w:rPr>
+    </w:lvl>
+    <w:lvl w:ilvl="3" w:tentative="1">
+      <w:start w:val="1"/>
+      <w:numFmt w:val="bullet"/>
+      <w:lvlText w:val=""/>
+      <w:lvlJc w:val="left"/>
+      <w:pPr>
+        <w:tabs>
+          <w:tab w:val="num" w:pos="2880"/>
+        </w:tabs>
+        <w:ind w:left="2880" w:hanging="360"/>
+      </w:pPr>
+      <w:rPr>
+        <w:rFonts w:ascii="Wingdings" w:hAnsi="Wingdings" w:hint="default"/>
+        <w:sz w:val="20"/>
+      </w:rPr>
+    </w:lvl>
+    <w:lvl w:ilvl="4" w:tentative="1">
+      <w:start w:val="1"/>
+      <w:numFmt w:val="bullet"/>
+      <w:lvlText w:val=""/>
+      <w:lvlJc w:val="left"/>
+      <w:pPr>
+        <w:tabs>
+          <w:tab w:val="num" w:pos="3600"/>
+        </w:tabs>
+        <w:ind w:left="3600" w:hanging="360"/>
+      </w:pPr>
+      <w:rPr>
+        <w:rFonts w:ascii="Wingdings" w:hAnsi="Wingdings" w:hint="default"/>
+        <w:sz w:val="20"/>
+      </w:rPr>
+    </w:lvl>
+    <w:lvl w:ilvl="5" w:tentative="1">
+      <w:start w:val="1"/>
+      <w:numFmt w:val="bullet"/>
+      <w:lvlText w:val=""/>
+      <w:lvlJc w:val="left"/>
+      <w:pPr>
+        <w:tabs>
+          <w:tab w:val="num" w:pos="4320"/>
+        </w:tabs>
+        <w:ind w:left="4320" w:hanging="360"/>
+      </w:pPr>
+      <w:rPr>
+        <w:rFonts w:ascii="Wingdings" w:hAnsi="Wingdings" w:hint="default"/>
+        <w:sz w:val="20"/>
+      </w:rPr>
+    </w:lvl>
+    <w:lvl w:ilvl="6" w:tentative="1">
+      <w:start w:val="1"/>
+      <w:numFmt w:val="bullet"/>
+      <w:lvlText w:val=""/>
+      <w:lvlJc w:val="left"/>
+      <w:pPr>
+        <w:tabs>
+          <w:tab w:val="num" w:pos="5040"/>
+        </w:tabs>
+        <w:ind w:left="5040" w:hanging="360"/>
+      </w:pPr>
+      <w:rPr>
+        <w:rFonts w:ascii="Wingdings" w:hAnsi="Wingdings" w:hint="default"/>
+        <w:sz w:val="20"/>
+      </w:rPr>
+    </w:lvl>
+    <w:lvl w:ilvl="7" w:tentative="1">
+      <w:start w:val="1"/>
+      <w:numFmt w:val="bullet"/>
+      <w:lvlText w:val=""/>
+      <w:lvlJc w:val="left"/>
+      <w:pPr>
+        <w:tabs>
+          <w:tab w:val="num" w:pos="5760"/>
+        </w:tabs>
+        <w:ind w:left="5760" w:hanging="360"/>
+      </w:pPr>
+      <w:rPr>
+        <w:rFonts w:ascii="Wingdings" w:hAnsi="Wingdings" w:hint="default"/>
+        <w:sz w:val="20"/>
+      </w:rPr>
+    </w:lvl>
+    <w:lvl w:ilvl="8" w:tentative="1">
+      <w:start w:val="1"/>
+      <w:numFmt w:val="bullet"/>
+      <w:lvlText w:val=""/>
+      <w:lvlJc w:val="left"/>
+      <w:pPr>
+        <w:tabs>
+          <w:tab w:val="num" w:pos="6480"/>
+        </w:tabs>
+        <w:ind w:left="6480" w:hanging="360"/>
+      </w:pPr>
+      <w:rPr>
+        <w:rFonts w:ascii="Wingdings" w:hAnsi="Wingdings" w:hint="default"/>
+        <w:sz w:val="20"/>
+      </w:rPr>
+    </w:lvl>
+  </w:abstractNum>
+  <w:abstractNum w:abstractNumId="17" w15:restartNumberingAfterBreak="0">
+    <w:nsid w:val="6190285A"/>
+    <w:multiLevelType w:val="multilevel"/>
+    <w:tmpl w:val="6D249238"/>
+    <w:lvl w:ilvl="0">
+      <w:start w:val="1"/>
+      <w:numFmt w:val="bullet"/>
+      <w:lvlText w:val=""/>
+      <w:lvlJc w:val="left"/>
+      <w:pPr>
+        <w:tabs>
+          <w:tab w:val="num" w:pos="720"/>
+        </w:tabs>
+        <w:ind w:left="720" w:hanging="360"/>
+      </w:pPr>
+      <w:rPr>
+        <w:rFonts w:ascii="Symbol" w:hAnsi="Symbol" w:hint="default"/>
+        <w:sz w:val="20"/>
+      </w:rPr>
+    </w:lvl>
+    <w:lvl w:ilvl="1" w:tentative="1">
+      <w:start w:val="1"/>
+      <w:numFmt w:val="bullet"/>
+      <w:lvlText w:val="o"/>
+      <w:lvlJc w:val="left"/>
+      <w:pPr>
+        <w:tabs>
+          <w:tab w:val="num" w:pos="1440"/>
+        </w:tabs>
+        <w:ind w:left="1440" w:hanging="360"/>
+      </w:pPr>
+      <w:rPr>
+        <w:rFonts w:ascii="Courier New" w:hAnsi="Courier New" w:hint="default"/>
+        <w:sz w:val="20"/>
+      </w:rPr>
+    </w:lvl>
+    <w:lvl w:ilvl="2" w:tentative="1">
+      <w:start w:val="1"/>
+      <w:numFmt w:val="bullet"/>
+      <w:lvlText w:val=""/>
+      <w:lvlJc w:val="left"/>
+      <w:pPr>
+        <w:tabs>
+          <w:tab w:val="num" w:pos="2160"/>
+        </w:tabs>
+        <w:ind w:left="2160" w:hanging="360"/>
+      </w:pPr>
+      <w:rPr>
+        <w:rFonts w:ascii="Wingdings" w:hAnsi="Wingdings" w:hint="default"/>
+        <w:sz w:val="20"/>
+      </w:rPr>
+    </w:lvl>
+    <w:lvl w:ilvl="3" w:tentative="1">
+      <w:start w:val="1"/>
+      <w:numFmt w:val="bullet"/>
+      <w:lvlText w:val=""/>
+      <w:lvlJc w:val="left"/>
+      <w:pPr>
+        <w:tabs>
+          <w:tab w:val="num" w:pos="2880"/>
+        </w:tabs>
+        <w:ind w:left="2880" w:hanging="360"/>
+      </w:pPr>
+      <w:rPr>
+        <w:rFonts w:ascii="Wingdings" w:hAnsi="Wingdings" w:hint="default"/>
+        <w:sz w:val="20"/>
+      </w:rPr>
+    </w:lvl>
+    <w:lvl w:ilvl="4" w:tentative="1">
+      <w:start w:val="1"/>
+      <w:numFmt w:val="bullet"/>
+      <w:lvlText w:val=""/>
+      <w:lvlJc w:val="left"/>
+      <w:pPr>
+        <w:tabs>
+          <w:tab w:val="num" w:pos="3600"/>
+        </w:tabs>
+        <w:ind w:left="3600" w:hanging="360"/>
+      </w:pPr>
+      <w:rPr>
+        <w:rFonts w:ascii="Wingdings" w:hAnsi="Wingdings" w:hint="default"/>
+        <w:sz w:val="20"/>
+      </w:rPr>
+    </w:lvl>
+    <w:lvl w:ilvl="5" w:tentative="1">
+      <w:start w:val="1"/>
+      <w:numFmt w:val="bullet"/>
+      <w:lvlText w:val=""/>
+      <w:lvlJc w:val="left"/>
+      <w:pPr>
+        <w:tabs>
+          <w:tab w:val="num" w:pos="4320"/>
+        </w:tabs>
+        <w:ind w:left="4320" w:hanging="360"/>
+      </w:pPr>
+      <w:rPr>
+        <w:rFonts w:ascii="Wingdings" w:hAnsi="Wingdings" w:hint="default"/>
+        <w:sz w:val="20"/>
+      </w:rPr>
+    </w:lvl>
+    <w:lvl w:ilvl="6" w:tentative="1">
+      <w:start w:val="1"/>
+      <w:numFmt w:val="bullet"/>
+      <w:lvlText w:val=""/>
+      <w:lvlJc w:val="left"/>
+      <w:pPr>
+        <w:tabs>
+          <w:tab w:val="num" w:pos="5040"/>
+        </w:tabs>
+        <w:ind w:left="5040" w:hanging="360"/>
+      </w:pPr>
+      <w:rPr>
+        <w:rFonts w:ascii="Wingdings" w:hAnsi="Wingdings" w:hint="default"/>
+        <w:sz w:val="20"/>
+      </w:rPr>
+    </w:lvl>
+    <w:lvl w:ilvl="7" w:tentative="1">
+      <w:start w:val="1"/>
+      <w:numFmt w:val="bullet"/>
+      <w:lvlText w:val=""/>
+      <w:lvlJc w:val="left"/>
+      <w:pPr>
+        <w:tabs>
+          <w:tab w:val="num" w:pos="5760"/>
+        </w:tabs>
+        <w:ind w:left="5760" w:hanging="360"/>
+      </w:pPr>
+      <w:rPr>
+        <w:rFonts w:ascii="Wingdings" w:hAnsi="Wingdings" w:hint="default"/>
+        <w:sz w:val="20"/>
+      </w:rPr>
+    </w:lvl>
+    <w:lvl w:ilvl="8" w:tentative="1">
+      <w:start w:val="1"/>
+      <w:numFmt w:val="bullet"/>
+      <w:lvlText w:val=""/>
+      <w:lvlJc w:val="left"/>
+      <w:pPr>
+        <w:tabs>
+          <w:tab w:val="num" w:pos="6480"/>
+        </w:tabs>
+        <w:ind w:left="6480" w:hanging="360"/>
+      </w:pPr>
+      <w:rPr>
+        <w:rFonts w:ascii="Wingdings" w:hAnsi="Wingdings" w:hint="default"/>
+        <w:sz w:val="20"/>
+      </w:rPr>
+    </w:lvl>
+  </w:abstractNum>
+  <w:abstractNum w:abstractNumId="18" w15:restartNumberingAfterBreak="0">
+    <w:nsid w:val="6CFB1BCA"/>
+    <w:multiLevelType w:val="multilevel"/>
+    <w:tmpl w:val="B34A903C"/>
+    <w:lvl w:ilvl="0">
+      <w:start w:val="1"/>
+      <w:numFmt w:val="bullet"/>
+      <w:lvlText w:val=""/>
+      <w:lvlJc w:val="left"/>
+      <w:pPr>
+        <w:tabs>
+          <w:tab w:val="num" w:pos="720"/>
+        </w:tabs>
+        <w:ind w:left="720" w:hanging="360"/>
+      </w:pPr>
+      <w:rPr>
+        <w:rFonts w:ascii="Symbol" w:hAnsi="Symbol" w:hint="default"/>
+        <w:sz w:val="20"/>
+      </w:rPr>
+    </w:lvl>
+    <w:lvl w:ilvl="1" w:tentative="1">
+      <w:start w:val="1"/>
+      <w:numFmt w:val="bullet"/>
+      <w:lvlText w:val="o"/>
+      <w:lvlJc w:val="left"/>
+      <w:pPr>
+        <w:tabs>
+          <w:tab w:val="num" w:pos="1440"/>
+        </w:tabs>
+        <w:ind w:left="1440" w:hanging="360"/>
+      </w:pPr>
+      <w:rPr>
+        <w:rFonts w:ascii="Courier New" w:hAnsi="Courier New" w:hint="default"/>
+        <w:sz w:val="20"/>
+      </w:rPr>
+    </w:lvl>
+    <w:lvl w:ilvl="2" w:tentative="1">
+      <w:start w:val="1"/>
+      <w:numFmt w:val="bullet"/>
+      <w:lvlText w:val=""/>
+      <w:lvlJc w:val="left"/>
+      <w:pPr>
+        <w:tabs>
+          <w:tab w:val="num" w:pos="2160"/>
+        </w:tabs>
+        <w:ind w:left="2160" w:hanging="360"/>
+      </w:pPr>
+      <w:rPr>
+        <w:rFonts w:ascii="Wingdings" w:hAnsi="Wingdings" w:hint="default"/>
+        <w:sz w:val="20"/>
+      </w:rPr>
+    </w:lvl>
+    <w:lvl w:ilvl="3" w:tentative="1">
+      <w:start w:val="1"/>
+      <w:numFmt w:val="bullet"/>
+      <w:lvlText w:val=""/>
+      <w:lvlJc w:val="left"/>
+      <w:pPr>
+        <w:tabs>
+          <w:tab w:val="num" w:pos="2880"/>
+        </w:tabs>
+        <w:ind w:left="2880" w:hanging="360"/>
+      </w:pPr>
+      <w:rPr>
+        <w:rFonts w:ascii="Wingdings" w:hAnsi="Wingdings" w:hint="default"/>
+        <w:sz w:val="20"/>
+      </w:rPr>
+    </w:lvl>
+    <w:lvl w:ilvl="4" w:tentative="1">
+      <w:start w:val="1"/>
+      <w:numFmt w:val="bullet"/>
+      <w:lvlText w:val=""/>
+      <w:lvlJc w:val="left"/>
+      <w:pPr>
+        <w:tabs>
+          <w:tab w:val="num" w:pos="3600"/>
+        </w:tabs>
+        <w:ind w:left="3600" w:hanging="360"/>
+      </w:pPr>
+      <w:rPr>
+        <w:rFonts w:ascii="Wingdings" w:hAnsi="Wingdings" w:hint="default"/>
+        <w:sz w:val="20"/>
+      </w:rPr>
+    </w:lvl>
+    <w:lvl w:ilvl="5" w:tentative="1">
+      <w:start w:val="1"/>
+      <w:numFmt w:val="bullet"/>
+      <w:lvlText w:val=""/>
+      <w:lvlJc w:val="left"/>
+      <w:pPr>
+        <w:tabs>
+          <w:tab w:val="num" w:pos="4320"/>
+        </w:tabs>
+        <w:ind w:left="4320" w:hanging="360"/>
+      </w:pPr>
+      <w:rPr>
+        <w:rFonts w:ascii="Wingdings" w:hAnsi="Wingdings" w:hint="default"/>
+        <w:sz w:val="20"/>
+      </w:rPr>
+    </w:lvl>
+    <w:lvl w:ilvl="6" w:tentative="1">
+      <w:start w:val="1"/>
+      <w:numFmt w:val="bullet"/>
+      <w:lvlText w:val=""/>
+      <w:lvlJc w:val="left"/>
+      <w:pPr>
+        <w:tabs>
+          <w:tab w:val="num" w:pos="5040"/>
+        </w:tabs>
+        <w:ind w:left="5040" w:hanging="360"/>
+      </w:pPr>
+      <w:rPr>
+        <w:rFonts w:ascii="Wingdings" w:hAnsi="Wingdings" w:hint="default"/>
+        <w:sz w:val="20"/>
+      </w:rPr>
+    </w:lvl>
+    <w:lvl w:ilvl="7" w:tentative="1">
+      <w:start w:val="1"/>
+      <w:numFmt w:val="bullet"/>
+      <w:lvlText w:val=""/>
+      <w:lvlJc w:val="left"/>
+      <w:pPr>
+        <w:tabs>
+          <w:tab w:val="num" w:pos="5760"/>
+        </w:tabs>
+        <w:ind w:left="5760" w:hanging="360"/>
+      </w:pPr>
+      <w:rPr>
+        <w:rFonts w:ascii="Wingdings" w:hAnsi="Wingdings" w:hint="default"/>
+        <w:sz w:val="20"/>
+      </w:rPr>
+    </w:lvl>
+    <w:lvl w:ilvl="8" w:tentative="1">
+      <w:start w:val="1"/>
+      <w:numFmt w:val="bullet"/>
+      <w:lvlText w:val=""/>
+      <w:lvlJc w:val="left"/>
+      <w:pPr>
+        <w:tabs>
+          <w:tab w:val="num" w:pos="6480"/>
+        </w:tabs>
+        <w:ind w:left="6480" w:hanging="360"/>
+      </w:pPr>
+      <w:rPr>
+        <w:rFonts w:ascii="Wingdings" w:hAnsi="Wingdings" w:hint="default"/>
+        <w:sz w:val="20"/>
+      </w:rPr>
+    </w:lvl>
+  </w:abstractNum>
+  <w:abstractNum w:abstractNumId="19" w15:restartNumberingAfterBreak="0">
+    <w:nsid w:val="6D6509DA"/>
+    <w:multiLevelType w:val="multilevel"/>
+    <w:tmpl w:val="28CEDF86"/>
+    <w:lvl w:ilvl="0">
+      <w:start w:val="1"/>
+      <w:numFmt w:val="decimal"/>
+      <w:lvlText w:val="%1."/>
+      <w:lvlJc w:val="left"/>
+      <w:pPr>
+        <w:tabs>
+          <w:tab w:val="num" w:pos="720"/>
+        </w:tabs>
+        <w:ind w:left="720" w:hanging="360"/>
+      </w:pPr>
+    </w:lvl>
+    <w:lvl w:ilvl="1" w:tentative="1">
+      <w:start w:val="1"/>
+      <w:numFmt w:val="decimal"/>
+      <w:lvlText w:val="%2."/>
+      <w:lvlJc w:val="left"/>
+      <w:pPr>
+        <w:tabs>
+          <w:tab w:val="num" w:pos="1440"/>
+        </w:tabs>
+        <w:ind w:left="1440" w:hanging="360"/>
+      </w:pPr>
+    </w:lvl>
+    <w:lvl w:ilvl="2" w:tentative="1">
+      <w:start w:val="1"/>
+      <w:numFmt w:val="decimal"/>
+      <w:lvlText w:val="%3."/>
+      <w:lvlJc w:val="left"/>
+      <w:pPr>
+        <w:tabs>
+          <w:tab w:val="num" w:pos="2160"/>
+        </w:tabs>
+        <w:ind w:left="2160" w:hanging="360"/>
+      </w:pPr>
+    </w:lvl>
+    <w:lvl w:ilvl="3" w:tentative="1">
+      <w:start w:val="1"/>
+      <w:numFmt w:val="decimal"/>
+      <w:lvlText w:val="%4."/>
+      <w:lvlJc w:val="left"/>
+      <w:pPr>
+        <w:tabs>
+          <w:tab w:val="num" w:pos="2880"/>
+        </w:tabs>
+        <w:ind w:left="2880" w:hanging="360"/>
+      </w:pPr>
+    </w:lvl>
+    <w:lvl w:ilvl="4" w:tentative="1">
+      <w:start w:val="1"/>
+      <w:numFmt w:val="decimal"/>
+      <w:lvlText w:val="%5."/>
+      <w:lvlJc w:val="left"/>
+      <w:pPr>
+        <w:tabs>
+          <w:tab w:val="num" w:pos="3600"/>
+        </w:tabs>
+        <w:ind w:left="3600" w:hanging="360"/>
+      </w:pPr>
+    </w:lvl>
+    <w:lvl w:ilvl="5" w:tentative="1">
+      <w:start w:val="1"/>
+      <w:numFmt w:val="decimal"/>
+      <w:lvlText w:val="%6."/>
+      <w:lvlJc w:val="left"/>
+      <w:pPr>
+        <w:tabs>
+          <w:tab w:val="num" w:pos="4320"/>
+        </w:tabs>
+        <w:ind w:left="4320" w:hanging="360"/>
+      </w:pPr>
+    </w:lvl>
+    <w:lvl w:ilvl="6" w:tentative="1">
+      <w:start w:val="1"/>
+      <w:numFmt w:val="decimal"/>
+      <w:lvlText w:val="%7."/>
+      <w:lvlJc w:val="left"/>
+      <w:pPr>
+        <w:tabs>
+          <w:tab w:val="num" w:pos="5040"/>
+        </w:tabs>
+        <w:ind w:left="5040" w:hanging="360"/>
+      </w:pPr>
+    </w:lvl>
+    <w:lvl w:ilvl="7" w:tentative="1">
+      <w:start w:val="1"/>
+      <w:numFmt w:val="decimal"/>
+      <w:lvlText w:val="%8."/>
+      <w:lvlJc w:val="left"/>
+      <w:pPr>
+        <w:tabs>
+          <w:tab w:val="num" w:pos="5760"/>
+        </w:tabs>
+        <w:ind w:left="5760" w:hanging="360"/>
+      </w:pPr>
+    </w:lvl>
+    <w:lvl w:ilvl="8" w:tentative="1">
+      <w:start w:val="1"/>
+      <w:numFmt w:val="decimal"/>
+      <w:lvlText w:val="%9."/>
+      <w:lvlJc w:val="left"/>
+      <w:pPr>
+        <w:tabs>
+          <w:tab w:val="num" w:pos="6480"/>
+        </w:tabs>
+        <w:ind w:left="6480" w:hanging="360"/>
+      </w:pPr>
+    </w:lvl>
+  </w:abstractNum>
+  <w:abstractNum w:abstractNumId="20" w15:restartNumberingAfterBreak="0">
+    <w:nsid w:val="70C76538"/>
+    <w:multiLevelType w:val="multilevel"/>
+    <w:tmpl w:val="E3643838"/>
+    <w:lvl w:ilvl="0">
+      <w:start w:val="1"/>
+      <w:numFmt w:val="bullet"/>
+      <w:lvlText w:val=""/>
+      <w:lvlJc w:val="left"/>
+      <w:pPr>
+        <w:tabs>
+          <w:tab w:val="num" w:pos="720"/>
+        </w:tabs>
+        <w:ind w:left="720" w:hanging="360"/>
+      </w:pPr>
+      <w:rPr>
+        <w:rFonts w:ascii="Symbol" w:hAnsi="Symbol" w:hint="default"/>
+        <w:sz w:val="20"/>
+      </w:rPr>
+    </w:lvl>
+    <w:lvl w:ilvl="1" w:tentative="1">
+      <w:start w:val="1"/>
+      <w:numFmt w:val="bullet"/>
+      <w:lvlText w:val="o"/>
+      <w:lvlJc w:val="left"/>
+      <w:pPr>
+        <w:tabs>
+          <w:tab w:val="num" w:pos="1440"/>
+        </w:tabs>
+        <w:ind w:left="1440" w:hanging="360"/>
+      </w:pPr>
+      <w:rPr>
+        <w:rFonts w:ascii="Courier New" w:hAnsi="Courier New" w:hint="default"/>
+        <w:sz w:val="20"/>
+      </w:rPr>
+    </w:lvl>
+    <w:lvl w:ilvl="2" w:tentative="1">
+      <w:start w:val="1"/>
+      <w:numFmt w:val="bullet"/>
+      <w:lvlText w:val=""/>
+      <w:lvlJc w:val="left"/>
+      <w:pPr>
+        <w:tabs>
+          <w:tab w:val="num" w:pos="2160"/>
+        </w:tabs>
+        <w:ind w:left="2160" w:hanging="360"/>
+      </w:pPr>
+      <w:rPr>
+        <w:rFonts w:ascii="Wingdings" w:hAnsi="Wingdings" w:hint="default"/>
+        <w:sz w:val="20"/>
+      </w:rPr>
+    </w:lvl>
+    <w:lvl w:ilvl="3" w:tentative="1">
+      <w:start w:val="1"/>
+      <w:numFmt w:val="bullet"/>
+      <w:lvlText w:val=""/>
+      <w:lvlJc w:val="left"/>
+      <w:pPr>
+        <w:tabs>
+          <w:tab w:val="num" w:pos="2880"/>
+        </w:tabs>
+        <w:ind w:left="2880" w:hanging="360"/>
+      </w:pPr>
+      <w:rPr>
+        <w:rFonts w:ascii="Wingdings" w:hAnsi="Wingdings" w:hint="default"/>
+        <w:sz w:val="20"/>
+      </w:rPr>
+    </w:lvl>
+    <w:lvl w:ilvl="4" w:tentative="1">
+      <w:start w:val="1"/>
+      <w:numFmt w:val="bullet"/>
+      <w:lvlText w:val=""/>
+      <w:lvlJc w:val="left"/>
+      <w:pPr>
+        <w:tabs>
+          <w:tab w:val="num" w:pos="3600"/>
+        </w:tabs>
+        <w:ind w:left="3600" w:hanging="360"/>
+      </w:pPr>
+      <w:rPr>
+        <w:rFonts w:ascii="Wingdings" w:hAnsi="Wingdings" w:hint="default"/>
+        <w:sz w:val="20"/>
+      </w:rPr>
+    </w:lvl>
+    <w:lvl w:ilvl="5" w:tentative="1">
+      <w:start w:val="1"/>
+      <w:numFmt w:val="bullet"/>
+      <w:lvlText w:val=""/>
+      <w:lvlJc w:val="left"/>
+      <w:pPr>
+        <w:tabs>
+          <w:tab w:val="num" w:pos="4320"/>
+        </w:tabs>
+        <w:ind w:left="4320" w:hanging="360"/>
+      </w:pPr>
+      <w:rPr>
+        <w:rFonts w:ascii="Wingdings" w:hAnsi="Wingdings" w:hint="default"/>
+        <w:sz w:val="20"/>
+      </w:rPr>
+    </w:lvl>
+    <w:lvl w:ilvl="6" w:tentative="1">
+      <w:start w:val="1"/>
+      <w:numFmt w:val="bullet"/>
+      <w:lvlText w:val=""/>
+      <w:lvlJc w:val="left"/>
+      <w:pPr>
+        <w:tabs>
+          <w:tab w:val="num" w:pos="5040"/>
+        </w:tabs>
+        <w:ind w:left="5040" w:hanging="360"/>
+      </w:pPr>
+      <w:rPr>
+        <w:rFonts w:ascii="Wingdings" w:hAnsi="Wingdings" w:hint="default"/>
+        <w:sz w:val="20"/>
+      </w:rPr>
+    </w:lvl>
+    <w:lvl w:ilvl="7" w:tentative="1">
+      <w:start w:val="1"/>
+      <w:numFmt w:val="bullet"/>
+      <w:lvlText w:val=""/>
+      <w:lvlJc w:val="left"/>
+      <w:pPr>
+        <w:tabs>
+          <w:tab w:val="num" w:pos="5760"/>
+        </w:tabs>
+        <w:ind w:left="5760" w:hanging="360"/>
+      </w:pPr>
+      <w:rPr>
+        <w:rFonts w:ascii="Wingdings" w:hAnsi="Wingdings" w:hint="default"/>
+        <w:sz w:val="20"/>
+      </w:rPr>
+    </w:lvl>
+    <w:lvl w:ilvl="8" w:tentative="1">
+      <w:start w:val="1"/>
+      <w:numFmt w:val="bullet"/>
+      <w:lvlText w:val=""/>
+      <w:lvlJc w:val="left"/>
+      <w:pPr>
+        <w:tabs>
+          <w:tab w:val="num" w:pos="6480"/>
+        </w:tabs>
+        <w:ind w:left="6480" w:hanging="360"/>
+      </w:pPr>
+      <w:rPr>
+        <w:rFonts w:ascii="Wingdings" w:hAnsi="Wingdings" w:hint="default"/>
+        <w:sz w:val="20"/>
+      </w:rPr>
+    </w:lvl>
+  </w:abstractNum>
+  <w:abstractNum w:abstractNumId="21" w15:restartNumberingAfterBreak="0">
+    <w:nsid w:val="78B75F6B"/>
+    <w:multiLevelType w:val="multilevel"/>
+    <w:tmpl w:val="C548FC84"/>
+    <w:lvl w:ilvl="0">
+      <w:start w:val="1"/>
+      <w:numFmt w:val="decimal"/>
+      <w:lvlText w:val="%1."/>
+      <w:lvlJc w:val="left"/>
+      <w:pPr>
+        <w:tabs>
+          <w:tab w:val="num" w:pos="720"/>
+        </w:tabs>
+        <w:ind w:left="720" w:hanging="360"/>
+      </w:pPr>
+    </w:lvl>
+    <w:lvl w:ilvl="1" w:tentative="1">
+      <w:start w:val="1"/>
+      <w:numFmt w:val="decimal"/>
+      <w:lvlText w:val="%2."/>
+      <w:lvlJc w:val="left"/>
+      <w:pPr>
+        <w:tabs>
+          <w:tab w:val="num" w:pos="1440"/>
+        </w:tabs>
+        <w:ind w:left="1440" w:hanging="360"/>
+      </w:pPr>
+    </w:lvl>
+    <w:lvl w:ilvl="2" w:tentative="1">
+      <w:start w:val="1"/>
+      <w:numFmt w:val="decimal"/>
+      <w:lvlText w:val="%3."/>
+      <w:lvlJc w:val="left"/>
+      <w:pPr>
+        <w:tabs>
+          <w:tab w:val="num" w:pos="2160"/>
+        </w:tabs>
+        <w:ind w:left="2160" w:hanging="360"/>
+      </w:pPr>
+    </w:lvl>
+    <w:lvl w:ilvl="3" w:tentative="1">
+      <w:start w:val="1"/>
+      <w:numFmt w:val="decimal"/>
+      <w:lvlText w:val="%4."/>
+      <w:lvlJc w:val="left"/>
+      <w:pPr>
+        <w:tabs>
+          <w:tab w:val="num" w:pos="2880"/>
+        </w:tabs>
+        <w:ind w:left="2880" w:hanging="360"/>
+      </w:pPr>
+    </w:lvl>
+    <w:lvl w:ilvl="4" w:tentative="1">
+      <w:start w:val="1"/>
+      <w:numFmt w:val="decimal"/>
+      <w:lvlText w:val="%5."/>
+      <w:lvlJc w:val="left"/>
+      <w:pPr>
+        <w:tabs>
+          <w:tab w:val="num" w:pos="3600"/>
+        </w:tabs>
+        <w:ind w:left="3600" w:hanging="360"/>
+      </w:pPr>
+    </w:lvl>
+    <w:lvl w:ilvl="5" w:tentative="1">
+      <w:start w:val="1"/>
+      <w:numFmt w:val="decimal"/>
+      <w:lvlText w:val="%6."/>
+      <w:lvlJc w:val="left"/>
+      <w:pPr>
+        <w:tabs>
+          <w:tab w:val="num" w:pos="4320"/>
+        </w:tabs>
+        <w:ind w:left="4320" w:hanging="360"/>
+      </w:pPr>
+    </w:lvl>
+    <w:lvl w:ilvl="6" w:tentative="1">
+      <w:start w:val="1"/>
+      <w:numFmt w:val="decimal"/>
+      <w:lvlText w:val="%7."/>
+      <w:lvlJc w:val="left"/>
+      <w:pPr>
+        <w:tabs>
+          <w:tab w:val="num" w:pos="5040"/>
+        </w:tabs>
+        <w:ind w:left="5040" w:hanging="360"/>
+      </w:pPr>
+    </w:lvl>
+    <w:lvl w:ilvl="7" w:tentative="1">
+      <w:start w:val="1"/>
+      <w:numFmt w:val="decimal"/>
+      <w:lvlText w:val="%8."/>
+      <w:lvlJc w:val="left"/>
+      <w:pPr>
+        <w:tabs>
+          <w:tab w:val="num" w:pos="5760"/>
+        </w:tabs>
+        <w:ind w:left="5760" w:hanging="360"/>
+      </w:pPr>
+    </w:lvl>
+    <w:lvl w:ilvl="8" w:tentative="1">
+      <w:start w:val="1"/>
+      <w:numFmt w:val="decimal"/>
+      <w:lvlText w:val="%9."/>
+      <w:lvlJc w:val="left"/>
+      <w:pPr>
+        <w:tabs>
+          <w:tab w:val="num" w:pos="6480"/>
+        </w:tabs>
+        <w:ind w:left="6480" w:hanging="360"/>
+      </w:pPr>
+    </w:lvl>
+  </w:abstractNum>
+  <w:num w:numId="1" w16cid:durableId="1946813230">
+    <w:abstractNumId w:val="17"/>
+  </w:num>
+  <w:num w:numId="2" w16cid:durableId="140659016">
+    <w:abstractNumId w:val="9"/>
+  </w:num>
+  <w:num w:numId="3" w16cid:durableId="1591155974">
+    <w:abstractNumId w:val="5"/>
+  </w:num>
+  <w:num w:numId="4" w16cid:durableId="724257750">
+    <w:abstractNumId w:val="6"/>
+  </w:num>
+  <w:num w:numId="5" w16cid:durableId="1423454819">
+    <w:abstractNumId w:val="3"/>
+  </w:num>
+  <w:num w:numId="6" w16cid:durableId="811286037">
+    <w:abstractNumId w:val="13"/>
+  </w:num>
+  <w:num w:numId="7" w16cid:durableId="489293444">
+    <w:abstractNumId w:val="20"/>
+  </w:num>
+  <w:num w:numId="8" w16cid:durableId="830029307">
+    <w:abstractNumId w:val="4"/>
+  </w:num>
+  <w:num w:numId="9" w16cid:durableId="318731643">
+    <w:abstractNumId w:val="1"/>
+  </w:num>
+  <w:num w:numId="10" w16cid:durableId="737359656">
+    <w:abstractNumId w:val="12"/>
+  </w:num>
+  <w:num w:numId="11" w16cid:durableId="1346975441">
+    <w:abstractNumId w:val="14"/>
+  </w:num>
+  <w:num w:numId="12" w16cid:durableId="629745611">
+    <w:abstractNumId w:val="10"/>
+  </w:num>
+  <w:num w:numId="13" w16cid:durableId="873234176">
+    <w:abstractNumId w:val="2"/>
+  </w:num>
+  <w:num w:numId="14" w16cid:durableId="1847788663">
+    <w:abstractNumId w:val="18"/>
+  </w:num>
+  <w:num w:numId="15" w16cid:durableId="1919746361">
+    <w:abstractNumId w:val="21"/>
+  </w:num>
+  <w:num w:numId="16" w16cid:durableId="643773284">
+    <w:abstractNumId w:val="0"/>
+  </w:num>
+  <w:num w:numId="17" w16cid:durableId="627049017">
+    <w:abstractNumId w:val="15"/>
+  </w:num>
+  <w:num w:numId="18" w16cid:durableId="1380862511">
+    <w:abstractNumId w:val="19"/>
+  </w:num>
+  <w:num w:numId="19" w16cid:durableId="1317102627">
+    <w:abstractNumId w:val="8"/>
+  </w:num>
+  <w:num w:numId="20" w16cid:durableId="825821074">
+    <w:abstractNumId w:val="16"/>
+  </w:num>
+  <w:num w:numId="21" w16cid:durableId="1706634444">
+    <w:abstractNumId w:val="7"/>
+  </w:num>
+  <w:num w:numId="22" w16cid:durableId="261568515">
+    <w:abstractNumId w:val="11"/>
+  </w:num>
+</w:numbering>
 </file>
 
 <file path=word/styles.xml><?xml version="1.0" encoding="utf-8"?>
@@ -955,7 +6838,6 @@
   <w:style w:type="character" w:default="1" w:styleId="a0">
     <w:name w:val="Default Paragraph Font"/>
     <w:uiPriority w:val="1"/>
-    <w:semiHidden/>
     <w:unhideWhenUsed/>
   </w:style>
   <w:style w:type="table" w:default="1" w:styleId="a1">
@@ -1278,6 +7160,29 @@
       <w:spacing w:val="5"/>
     </w:rPr>
   </w:style>
+  <w:style w:type="character" w:styleId="ac">
+    <w:name w:val="Hyperlink"/>
+    <w:basedOn w:val="a0"/>
+    <w:uiPriority w:val="99"/>
+    <w:unhideWhenUsed/>
+    <w:rsid w:val="00E63B3B"/>
+    <w:rPr>
+      <w:color w:val="0563C1" w:themeColor="hyperlink"/>
+      <w:u w:val="single"/>
+    </w:rPr>
+  </w:style>
+  <w:style w:type="character" w:styleId="ad">
+    <w:name w:val="Unresolved Mention"/>
+    <w:basedOn w:val="a0"/>
+    <w:uiPriority w:val="99"/>
+    <w:semiHidden/>
+    <w:unhideWhenUsed/>
+    <w:rsid w:val="00E63B3B"/>
+    <w:rPr>
+      <w:color w:val="605E5C"/>
+      <w:shd w:val="clear" w:color="auto" w:fill="E1DFDD"/>
+    </w:rPr>
+  </w:style>
 </w:styles>
 </file>
 
